--- a/docs/PQC_FHE_Technical_Report_v3.2.0_Enterprise.docx
+++ b/docs/PQC_FHE_Technical_Report_v3.2.0_Enterprise.docx
@@ -9483,7 +9483,55 @@
         <w:rPr>
           <w:sz w:val="20"/>
         </w:rPr>
-        <w:t>SNDL campaigns are actively harvesting encrypted data for future quantum decryption. With 38% of Cloudflare HTTPS connections already using X25519+ML-KEM hybrid key exchange (March 2026), the migration to PQC is accelerating but still leaves 62% of connections vulnerable. Healthcare and financial sectors with long data retention periods (50+ years and 7+ years respectively) are highest priority for SNDL defense.</w:t>
+        <w:t>SNDL campaigns are actively harvesting encrypted data for future quantum decryption. DHS, UK NCSC, ENISA, and Australian ACSC all confirm adversaries are currently exfiltrating and storing encrypted data. F5 Labs (June 2025) reports only 8.6% of top 1M websites support hybrid PQC key exchange. Banking sector adoption is just 3%. Healthcare and financial sectors with long data retention periods (50+ years and 7+ years respectively) are highest priority for SNDL defense.</w:t>
+      </w:r>
+    </w:p>
+    <w:p>
+      <w:r>
+        <w:rPr>
+          <w:sz w:val="20"/>
+        </w:rPr>
+        <w:t>12. CPAD Impossibility for HELLHO FHE Schemes (ePrint 2026/203)</w:t>
+      </w:r>
+    </w:p>
+    <w:p>
+      <w:r>
+        <w:rPr>
+          <w:sz w:val="20"/>
+        </w:rPr>
+        <w:t>A fundamental result proves that NO HELLHO scheme (BFV, BGV, CKKS basic variants) can achieve IND-CPA^D (CPAD) security. This means all major exact and approximate FHE schemes are inherently vulnerable to chosen-plaintext attacks that exploit decryption. Countermeasures include noise flooding, systematic bootstrapping, and secure scheme switching, but the impossibility is structural, not implementation-specific. Additionally, scheme switching attacks (PEGASUS, ePrint 2026/285) demonstrate key recovery via CKKS-to-FHEW switching in OpenFHE.</w:t>
+      </w:r>
+    </w:p>
+    <w:p>
+      <w:r>
+        <w:rPr>
+          <w:sz w:val="20"/>
+        </w:rPr>
+        <w:t>13. ML-DSA Attack Surface Expanding Rapidly</w:t>
+      </w:r>
+    </w:p>
+    <w:p>
+      <w:r>
+        <w:rPr>
+          <w:sz w:val="20"/>
+        </w:rPr>
+        <w:t>Six or more independent attack papers targeting ML-DSA were published in 2025-2026: rejection sampling (TCHES 2025), factor-graph key recovery (ePrint 2025/582), masked y leakage (ePrint 2025/276), hardware CPA (HOST 2025, ePrint 2025/009), implicit hint attack (SAC 2025), and template attack (DATE 2026). This volume of side-channel research indicates ML-DSA's rejection sampling mechanism is a structural attack surface, not just an implementation weakness.</w:t>
+      </w:r>
+    </w:p>
+    <w:p>
+      <w:r>
+        <w:rPr>
+          <w:sz w:val="20"/>
+        </w:rPr>
+        <w:t>14. Q-Day Median Estimate Compressed to 2029-2032</w:t>
+      </w:r>
+    </w:p>
+    <w:p>
+      <w:r>
+        <w:rPr>
+          <w:sz w:val="20"/>
+        </w:rPr>
+        <w:t>Multiple independent analyses converge on a Q-Day median estimate of 2029-2032, with ECC likely falling before RSA due to shorter key sizes. Quantinuum's Helios demonstrated 48 fully error-corrected logical qubits at 2:1 encoding in November 2025. Combined with the Pinnacle architecture (&lt;100K qubits for RSA-2048) and IBM's Kookaburra (4,158 qubits in March 2026), the hardware trajectory is accelerating faster than most 2023-era estimates predicted.</w:t>
       </w:r>
     </w:p>
     <w:p>
@@ -9803,7 +9851,87 @@
         <w:rPr>
           <w:sz w:val="20"/>
         </w:rPr>
-        <w:t>FHE GPU acceleration frameworks are rapidly maturing: Cheddar (ASPLOS 2026) achieves 28x speedup for bootstrapping, WarpDrive (HPCA 2025) focuses on BFV/BGV, and CAT provides a unified framework. GPU-accelerated FHE can make MPC-HE inference practical for latency-sensitive applications. Evaluate integration when DESILO or OpenFHE adopt GPU backends.</w:t>
+        <w:t>FHE GPU acceleration frameworks are rapidly maturing: Cheddar (ASPLOS 2026) achieves 28x speedup for bootstrapping, WarpDrive (HPCA 2025) focuses on BFV/BGV, CAT provides a unified framework with 2173x CPU speedup, and Theodosian (Dec 2025) improves on Cheddar by 1.45-1.83x via memory-hierarchy optimization. GPU-accelerated FHE can make MPC-HE inference practical for latency-sensitive applications.</w:t>
+      </w:r>
+    </w:p>
+    <w:p>
+      <w:r>
+        <w:rPr>
+          <w:sz w:val="20"/>
+        </w:rPr>
+        <w:t>21. Implement Cryptographic Agility per NIST CSWP 39</w:t>
+      </w:r>
+    </w:p>
+    <w:p>
+      <w:r>
+        <w:rPr>
+          <w:sz w:val="20"/>
+        </w:rPr>
+        <w:t>NIST CSWP 39 (Cryptographic Agility, finalized December 2025) defines crypto agility as a continuous capability, not a one-off migration. Organizations should maintain a Cryptographic Bill of Materials (CBOM), implement policy-mechanism separation, and design systems for rapid algorithm substitution. This is critical given the expanding ML-DSA attack surface and CPAD impossibility results for FHE schemes.</w:t>
+      </w:r>
+    </w:p>
+    <w:p>
+      <w:r>
+        <w:rPr>
+          <w:sz w:val="20"/>
+        </w:rPr>
+        <w:t>22. Track NIST Additional Signature Candidates</w:t>
+      </w:r>
+    </w:p>
+    <w:p>
+      <w:r>
+        <w:rPr>
+          <w:sz w:val="20"/>
+        </w:rPr>
+        <w:t>NIST Additional Signature Onramp Round 2 has 14 candidates spanning code-based (CROSS, LESS, RYDE), multivariate (MAYO, QR-UOV, SNOVA, UOV), lattice (HAWK), symmetric/ZK (FAEST, Mirath, MQOM, PERK, SDitH), and isogeny (SQIsign) families. Round 3 down-select expected 2026. Organizations should monitor HAWK (lattice, compact signatures) and SQIsign (isogeny, very compact) as potential future additions.</w:t>
+      </w:r>
+    </w:p>
+    <w:p>
+      <w:r>
+        <w:rPr>
+          <w:sz w:val="20"/>
+        </w:rPr>
+        <w:t>23. Address FHE CPAD Impossibility with Noise Flooding</w:t>
+      </w:r>
+    </w:p>
+    <w:p>
+      <w:r>
+        <w:rPr>
+          <w:sz w:val="20"/>
+        </w:rPr>
+        <w:t>Given the CPAD impossibility result for HELLHO schemes (ePrint 2026/203), all CKKS deployments must implement noise flooding after each decryption. The platform's MPC-HE pipeline already enforces smudging noise (smudging_noise_bits=40), but standalone CKKS usage should also add noise flooding. Limit decryptions per key (max_decryptions_per_key=1000) per PKC 2025 noise-flooding recovery attack.</w:t>
+      </w:r>
+    </w:p>
+    <w:p>
+      <w:r>
+        <w:rPr>
+          <w:sz w:val="20"/>
+        </w:rPr>
+        <w:t>24. Prepare for EU Quantum Act and National PQC Plans</w:t>
+      </w:r>
+    </w:p>
+    <w:p>
+      <w:r>
+        <w:rPr>
+          <w:sz w:val="20"/>
+        </w:rPr>
+        <w:t>The EU Quantum Act legislative proposal is expected Q2 2026. EU member states must develop national PQC implementation plans by end of 2026. Products released after CRA full enforcement (2027) must support quantum-safe firmware updates and maintain a CBOM. Organizations should begin compliance planning now.</w:t>
+      </w:r>
+    </w:p>
+    <w:p>
+      <w:r>
+        <w:rPr>
+          <w:sz w:val="20"/>
+        </w:rPr>
+        <w:t>25. Evaluate Threshold FHE Standardization (NIST MPTS 2026)</w:t>
+      </w:r>
+    </w:p>
+    <w:p>
+      <w:r>
+        <w:rPr>
+          <w:sz w:val="20"/>
+        </w:rPr>
+        <w:t>NIST MPTS 2026 Workshop (January 2026) included a dedicated FHE session. NIST IR 8214C category S5 provisions for FHE standardization. Arbitrary-threshold FHE (USENIX Security 2025) reduces complexity from O(N^2K) to O(N^2+K). Organizations using MPC-HE should track threshold FHE standardization for improved interoperability.</w:t>
       </w:r>
     </w:p>
     <w:p>
@@ -17677,7 +17805,7 @@
         <w:rPr>
           <w:sz w:val="20"/>
         </w:rPr>
-        <w:t>[1] NIST FIPS 203 -- ML-KEM (Module-Lattice Key Encapsulation Mechanism), August 2024.</w:t>
+        <w:t>[1] NIST FIPS 203 -- ML-KEM (Module-Lattice Key Encapsulation Mechanism), August 2024. Errata issued February 2026.</w:t>
       </w:r>
     </w:p>
     <w:p>
@@ -17701,7 +17829,7 @@
         <w:rPr>
           <w:sz w:val="20"/>
         </w:rPr>
-        <w:t>[3a] NIST FIPS 206 -- FN-DSA (FALCON-based Digital Signature Algorithm), Initial Public Draft pending. Expected late 2026. ~666 byte signatures.</w:t>
+        <w:t>[3a] NIST FIPS 206 -- FN-DSA (FALCON-based Digital Signature Algorithm), Initial Public Draft pending internal clearance. Expected late 2026/early 2027. ~666 byte signatures.</w:t>
       </w:r>
     </w:p>
     <w:p>
@@ -17709,7 +17837,7 @@
         <w:rPr>
           <w:sz w:val="20"/>
         </w:rPr>
-        <w:t>[4] NIST IR 8547 -- Transition to Post-Quantum Cryptography Standards (Still DRAFT as of March 2026), November 2024.</w:t>
+        <w:t>[4] NIST IR 8547 -- Transition to Post-Quantum Cryptography Standards (Still DRAFT as of March 2026; IPD November 2024, comments closed January 2025). Deprecate 112-bit by 2031, all quantum-vulnerable by 2035.</w:t>
       </w:r>
     </w:p>
     <w:p>
@@ -17717,7 +17845,7 @@
         <w:rPr>
           <w:sz w:val="20"/>
         </w:rPr>
-        <w:t>[5] NIST IR 8545 -- Status Report on the Fourth Round of the NIST PQC Standardization Process (HQC Selection), March 2025.</w:t>
+        <w:t>[5] NIST IR 8545 -- Status Report on the Fourth Round of the NIST PQC Standardization Process (HQC Selection), March 2025. Draft standard expected early 2026, final 2027.</w:t>
       </w:r>
     </w:p>
     <w:p>
@@ -17725,7 +17853,7 @@
         <w:rPr>
           <w:sz w:val="20"/>
         </w:rPr>
-        <w:t>[6] NIST SP 800-227 -- Recommendations for Key-Encapsulation Mechanisms, Finalized September 18, 2025.</w:t>
+        <w:t>[6] NIST SP 800-227 -- Recommendations for Key-Encapsulation Mechanisms, Finalized September 18, 2025. Covers composite KEM (X-Wing: ML-KEM + X25519), ephemeral key one-time use (Requirement RS6).</w:t>
       </w:r>
     </w:p>
     <w:p>
@@ -17734,6 +17862,30 @@
           <w:sz w:val="20"/>
         </w:rPr>
         <w:t>[7] NIST SP 800-57 Rev. 5 -- Recommendation for Key Management, 2020.</w:t>
+      </w:r>
+    </w:p>
+    <w:p>
+      <w:r>
+        <w:rPr>
+          <w:sz w:val="20"/>
+        </w:rPr>
+        <w:t>[7a] NIST CSWP 39 -- Considerations for Achieving Cryptographic Agility, Finalized December 19, 2025. Maturity model, CBOM practices, policy-mechanism separation.</w:t>
+      </w:r>
+    </w:p>
+    <w:p>
+      <w:r>
+        <w:rPr>
+          <w:sz w:val="20"/>
+        </w:rPr>
+        <w:t>[7b] NIST CSWP 48 -- PQC Migration Mappings to CSF 2.0 and SP 800-53 Rev. 5, IPD September 18, 2025.</w:t>
+      </w:r>
+    </w:p>
+    <w:p>
+      <w:r>
+        <w:rPr>
+          <w:sz w:val="20"/>
+        </w:rPr>
+        <w:t>[7c] NIST Additional Signature Onramp Round 2 -- 14 candidates: CROSS, FAEST, HAWK, LESS, MAYO, Mirath, MQOM, PERK, QR-UOV, RYDE, SDitH, SNOVA, SQIsign, UOV. Round 3 down-select expected 2026.</w:t>
       </w:r>
     </w:p>
     <w:p>
@@ -17849,6 +18001,22 @@
       </w:r>
     </w:p>
     <w:p>
+      <w:r>
+        <w:rPr>
+          <w:sz w:val="20"/>
+        </w:rPr>
+        <w:t>[19a] Ducas, L. &amp; Loyer, J. -- "Dense sublattice BKZ: cryptanalytic no-go," IACR CiC, October 2025.</w:t>
+      </w:r>
+    </w:p>
+    <w:p>
+      <w:r>
+        <w:rPr>
+          <w:sz w:val="20"/>
+        </w:rPr>
+        <w:t>[19b] VERDE -- "Transformer-based red-team cryptanalysis of lattice-based PQC," TechRxiv 2025. 30% faster training vs SALSA approach.</w:t>
+      </w:r>
+    </w:p>
+    <w:p>
       <w:pPr>
         <w:pStyle w:val="Heading2"/>
       </w:pPr>
@@ -17893,7 +18061,15 @@
         <w:rPr>
           <w:sz w:val="20"/>
         </w:rPr>
-        <w:t>[23] Berzati, A. et al. -- "Simple Power Analysis on ML-KEM: Key Recovery in 30 Seconds on Cortex-M4," CHES 2025.</w:t>
+        <w:t>[23] Berzati, A. et al. -- "Simple Power Analysis on ML-KEM," CASCADE 2025, LNCS 15952. Key recovery in 30 seconds (standard) / 3 hours (shuffled), 100% success rate on Cortex-M4.</w:t>
+      </w:r>
+    </w:p>
+    <w:p>
+      <w:r>
+        <w:rPr>
+          <w:sz w:val="20"/>
+        </w:rPr>
+        <w:t>[23a] Nagpal et al. -- "Redundant Number Representation (RNR) for ML-KEM NTT," SAC 2025. SPA countermeasure with 62.8% NTT overhead, 0% INTT overhead.</w:t>
       </w:r>
     </w:p>
     <w:p>
@@ -17909,7 +18085,7 @@
         <w:rPr>
           <w:sz w:val="20"/>
         </w:rPr>
-        <w:t>[25] ML-DSA Signing Leakage -- "Profiling attack on ML-DSA vector leakage during signing," IACR ePrint, 2025.</w:t>
+        <w:t>[25] ML-DSA Signing Leakage -- "Rejected signatures key recovery," TCHES 2025, Vol. 2025 No. 4, pp. 817-847.</w:t>
       </w:r>
     </w:p>
     <w:p>
@@ -17933,7 +18109,7 @@
         <w:rPr>
           <w:sz w:val="20"/>
         </w:rPr>
-        <w:t>[25c] ML-DSA Rejection Sampling Attack -- "Timing leakage in ML-DSA signing process via rejection sampling," TCHES 2025.</w:t>
+        <w:t>[25c] ML-DSA Rejection Sampling Attack -- "Rejected + valid signature factor-graph key recovery," ePrint 2025/582, 2025.</w:t>
       </w:r>
     </w:p>
     <w:p>
@@ -17941,7 +18117,7 @@
         <w:rPr>
           <w:sz w:val="20"/>
         </w:rPr>
-        <w:t>[25d] ML-DSA Template Attack -- "Profiling attack on ML-DSA via template matching," ePrint 2026/056, DATE 2026.</w:t>
+        <w:t>[25d] ML-DSA Template Attack -- "Public-based template attack," ePrint 2026/056, DATE 2026.</w:t>
       </w:r>
     </w:p>
     <w:p>
@@ -17949,7 +18125,55 @@
         <w:rPr>
           <w:sz w:val="20"/>
         </w:rPr>
-        <w:t>[25e] GlitchFHE -- "Fault injection attacks on fully homomorphic encryption," USENIX Security 2025. Demonstrates integrity attacks on encrypted computation.</w:t>
+        <w:t>[25e] GlitchFHE -- "Fault injection attacks on fully homomorphic encryption," USENIX Security 2025. Single corrupted RNS limb breaks FHE confidentiality.</w:t>
+      </w:r>
+    </w:p>
+    <w:p>
+      <w:r>
+        <w:rPr>
+          <w:sz w:val="20"/>
+        </w:rPr>
+        <w:t>[25f] ML-DSA Attack on y in Masked Impl -- "Systematic assessment of leakage points with filtering technique," ePrint 2025/276.</w:t>
+      </w:r>
+    </w:p>
+    <w:p>
+      <w:r>
+        <w:rPr>
+          <w:sz w:val="20"/>
+        </w:rPr>
+        <w:t>[25g] ML-DSA CPA Attack on Hardware -- "Targets Silicon Root of Trust," HOST 2025, ePrint 2025/009.</w:t>
+      </w:r>
+    </w:p>
+    <w:p>
+      <w:r>
+        <w:rPr>
+          <w:sz w:val="20"/>
+        </w:rPr>
+        <w:t>[25h] ML-DSA Implicit Hint Attack -- "Generalized fault attack from BLISS," SAC 2025, LNCS 16207.</w:t>
+      </w:r>
+    </w:p>
+    <w:p>
+      <w:r>
+        <w:rPr>
+          <w:sz w:val="20"/>
+        </w:rPr>
+        <w:t>[25i] ML-DSA/ML-KEM Higher-Order Non-Profiled SCA -- IACR CiC 2025.</w:t>
+      </w:r>
+    </w:p>
+    <w:p>
+      <w:r>
+        <w:rPr>
+          <w:sz w:val="20"/>
+        </w:rPr>
+        <w:t>[25j] CPAD Impossibility for HELLHO Schemes -- "No BFV/BGV/CKKS basic variant can achieve IND-CPA^D security," ePrint 2026/203.</w:t>
+      </w:r>
+    </w:p>
+    <w:p>
+      <w:r>
+        <w:rPr>
+          <w:sz w:val="20"/>
+        </w:rPr>
+        <w:t>[25k] PEGASUS Scheme Switching Attack -- "Key recovery via CKKS-to-FHEW switching in OpenFHE," ePrint 2026/285.</w:t>
       </w:r>
     </w:p>
     <w:p>
@@ -17965,7 +18189,7 @@
         <w:rPr>
           <w:sz w:val="20"/>
         </w:rPr>
-        <w:t>[26] IBM Quantum Roadmap 2026 -- Kookaburra (4,158 qubits with qLDPC memory + LPU), Nighthawk (120 qubits, square lattice, 2025), Loon (~112 qubits, c-couplers + qLDPC PoC, 2025). Real-time qLDPC decoding demonstrated Feb 2026. Starling (2029), Blue Jay (2033).</w:t>
+        <w:t>[26] IBM Quantum Roadmap 2026 -- Kookaburra (1,386 qubits, 4,158 in 3-chip link, March 2026), Nighthawk (120, 2025), Loon (~112, qLDPC PoC, 2025). qLDPC codes reduce overhead up to 90%. Starling (2029, ~200 logical qubits, 100M gates), Blue Jay (2033, 2000+ logical qubits, billion-gate).</w:t>
       </w:r>
     </w:p>
     <w:p>
@@ -17973,7 +18197,7 @@
         <w:rPr>
           <w:sz w:val="20"/>
         </w:rPr>
-        <w:t>[27] Google Quantum AI -- Willow chip (105 qubits), below-threshold error correction, 2024-2025. Quantum Echoes demonstration, December 2025.</w:t>
+        <w:t>[27] Google Quantum AI -- Willow chip (105 qubits), below-threshold error correction (Nature Dec 2024). Quantum Echoes (Oct 2025), 13,000x faster than classical.</w:t>
       </w:r>
     </w:p>
     <w:p>
@@ -17981,7 +18205,7 @@
         <w:rPr>
           <w:sz w:val="20"/>
         </w:rPr>
-        <w:t>[27a] Microsoft Majorana 1 -- Topological qubit chip, February 2025. Novel approach using topological qubits for inherent error protection.</w:t>
+        <w:t>[27a] Microsoft Majorana 1 -- 8 topological qubits using topoconductors (InAs + Al nanowires), February 2025 (Nature). Unvalidated; 2018 Majorana paper retracted 2021.</w:t>
       </w:r>
     </w:p>
     <w:p>
@@ -17989,7 +18213,7 @@
         <w:rPr>
           <w:sz w:val="20"/>
         </w:rPr>
-        <w:t>[27b] Quantinuum Helios -- 98 trapped-ion qubits, 94 logical qubits in GHZ state, 2:1 physical-to-logical qubit ratio with better-than-break-even fidelity. March 2026, $10B valuation.</w:t>
+        <w:t>[27b] Quantinuum Helios -- 98 physical qubits (QCCD trapped-ion), 94 logical GHZ, 48 fully error-corrected (2:1 encoding, 99.99% SPAM fidelity), 50 error-detected. November 2025 commercial launch. Sol (2027, 192 physical), Apollo (2029, fault-tolerant).</w:t>
       </w:r>
     </w:p>
     <w:p>
@@ -17997,7 +18221,7 @@
         <w:rPr>
           <w:sz w:val="20"/>
         </w:rPr>
-        <w:t>[27c] Magic State Distillation -- Optimal scaling gamma=0 achieved, Nature Physics, November 2025.</w:t>
+        <w:t>[27c] Magic State Distillation -- Optimal scaling gamma=0 (Nature Physics Nov 2025). QuEra first experimental on neutral-atom computer (Nature Jul 2025). Low-cost 53-qubit distillation (npj QI 2026). Constant-overhead injection into qLDPC (arXiv:2505.06981).</w:t>
       </w:r>
     </w:p>
     <w:p>
@@ -18005,7 +18229,7 @@
         <w:rPr>
           <w:sz w:val="20"/>
         </w:rPr>
-        <w:t>[28] CNSA 2.0 -- "Commercial National Security Algorithm Suite 2.0," NSA, updated May 2025. Software/firmware signing exclusively use PQC by 2030.</w:t>
+        <w:t>[28] CNSA 2.0 -- "Commercial National Security Algorithm Suite 2.0," NSA, updated May 2025. Dec 2025 CNSA 1.0 sunset, Jan 2027 mandatory, 2030 full PQC, 2033 final.</w:t>
       </w:r>
     </w:p>
     <w:p>
@@ -18013,7 +18237,15 @@
         <w:rPr>
           <w:sz w:val="20"/>
         </w:rPr>
-        <w:t>[28a] BDGL Sieve Optimality -- "NNS paradigm proven optimal for lattice sieving," January 2026. Strengthens confidence in lattice security margins from sieving bounds.</w:t>
+        <w:t>[28a] BDGL Sieve Optimality -- "NNS paradigm proven optimal for lattice sieving," January 2026.</w:t>
+      </w:r>
+    </w:p>
+    <w:p>
+      <w:r>
+        <w:rPr>
+          <w:sz w:val="20"/>
+        </w:rPr>
+        <w:t>[28b] Q-Day Estimate -- Median 2029-2032 across multiple analyses. ECC likely falls before RSA due to shorter key sizes.</w:t>
       </w:r>
     </w:p>
     <w:p>
@@ -18069,7 +18301,7 @@
         <w:rPr>
           <w:sz w:val="20"/>
         </w:rPr>
-        <w:t>[33a] Gentry, C. &amp; Lee, Y. -- "GL Scheme: 5th Generation FHE," ePrint 2025/1935. Unveiled at FHE.org 2026, Taipei.</w:t>
+        <w:t>[33a] Gentry, C. &amp; Lee, Y. -- "GL Scheme: 5th Generation FHE for Matrix Arithmetic," ePrint 2025/1935. Unveiled at FHE.org 2026, Taipei (March 7, 2026).</w:t>
       </w:r>
     </w:p>
     <w:p>
@@ -18077,7 +18309,7 @@
         <w:rPr>
           <w:sz w:val="20"/>
         </w:rPr>
-        <w:t>[33b] OpenFHE v1.5.0 -- "BFV, BGV, CKKS with bootstrapping and scheme switching," February 2026.</w:t>
+        <w:t>[33b] OpenFHE v1.5.0 -- "BFV, BGV, CKKS, TFHE, LMKCDEY with bootstrapping and scheme switching," February 26, 2026.</w:t>
       </w:r>
     </w:p>
     <w:p>
@@ -18085,7 +18317,7 @@
         <w:rPr>
           <w:sz w:val="20"/>
         </w:rPr>
-        <w:t>[33c] Cheddar -- "GPU-accelerated CKKS bootstrapping (28x speedup)," ASPLOS 2026.</w:t>
+        <w:t>[33c] Cheddar -- "GPU-accelerated CKKS bootstrapping," ASPLOS 2026. Theodosian (Dec 2025) achieves 1.45-1.83x improvement over Cheddar.</w:t>
       </w:r>
     </w:p>
     <w:p>
@@ -18093,7 +18325,7 @@
         <w:rPr>
           <w:sz w:val="20"/>
         </w:rPr>
-        <w:t>[33d] WarpDrive -- "GPU acceleration for BFV/BGV FHE," HPCA 2025.</w:t>
+        <w:t>[33d] WarpDrive -- "GPU FHE using CUDA + Tensor Cores for NTT (first-of-kind)," IEEE HPCA 2025, pp. 1187-1200. Ant Group / Chinese Academy of Sciences.</w:t>
       </w:r>
     </w:p>
     <w:p>
@@ -18101,7 +18333,31 @@
         <w:rPr>
           <w:sz w:val="20"/>
         </w:rPr>
-        <w:t>[33e] CAT Framework -- "Unified GPU acceleration framework for FHE," 2025.</w:t>
+        <w:t>[33e] CAT Framework -- "Open-source GPU FHE: CKKS, BFV, BGV. 2173x CPU speedup, 1.25x over SoA GPU," arXiv:2503.22227, March 2025.</w:t>
+      </w:r>
+    </w:p>
+    <w:p>
+      <w:r>
+        <w:rPr>
+          <w:sz w:val="20"/>
+        </w:rPr>
+        <w:t>[33f] TFHE-rs v1.5.0 -- "42% faster ZK verification, MultiBit blind rotation," Zama, January 2026.</w:t>
+      </w:r>
+    </w:p>
+    <w:p>
+      <w:r>
+        <w:rPr>
+          <w:sz w:val="20"/>
+        </w:rPr>
+        <w:t>[33g] Arbitrary-Threshold FHE -- "O(N^2+K) complexity, 3.83-15.4x speedup for 1000-party," USENIX Security 2025.</w:t>
+      </w:r>
+    </w:p>
+    <w:p>
+      <w:r>
+        <w:rPr>
+          <w:sz w:val="20"/>
+        </w:rPr>
+        <w:t>[33h] NIST MPTS 2026 Workshop -- Threshold FHE standardization session (January 27, 2026). NIST IR 8214C category S5 for FHE.</w:t>
       </w:r>
     </w:p>
     <w:p>
@@ -18149,7 +18405,7 @@
         <w:rPr>
           <w:sz w:val="20"/>
         </w:rPr>
-        <w:t>[37] EU PQC Roadmap -- Critical infrastructure PQC migration by 2030, full transition by 2035. European Commission recommendation.</w:t>
+        <w:t>[37] EU PQC Roadmap (June 2025) -- National plans by end 2026, hybrid pilots 2026-2027, critical infra by 2030, full by 2035. EU Quantum Act expected Q2 2026.</w:t>
       </w:r>
     </w:p>
     <w:p>
@@ -18157,7 +18413,7 @@
         <w:rPr>
           <w:sz w:val="20"/>
         </w:rPr>
-        <w:t>[38] UK NCSC -- PQC migration guidance and PQTLS (Post-Quantum TLS) recommendations, 2025-2026.</w:t>
+        <w:t>[38] UK NCSC (March 2025) -- 3-phase PQC migration roadmap: Phase 1 discover (by 2028), Phase 2 upgrade (2028-2031), Phase 3 complete (2031-2035).</w:t>
       </w:r>
     </w:p>
     <w:p>
@@ -18165,7 +18421,7 @@
         <w:rPr>
           <w:sz w:val="20"/>
         </w:rPr>
-        <w:t>[39] Japan CRYPTREC -- PQC evaluation program, 2035 target for complete PQC adoption across government systems.</w:t>
+        <w:t>[39] Japan CRYPTREC -- 2035 target. NEDO PQC program with PQShield, AIST, Mitsubishi, University of Tokyo (2024-2026).</w:t>
       </w:r>
     </w:p>
     <w:p>
@@ -18173,7 +18429,7 @@
         <w:rPr>
           <w:sz w:val="20"/>
         </w:rPr>
-        <w:t>[40] Hybrid TLS Adoption -- 38% of Cloudflare HTTPS connections using X25519+ML-KEM hybrid key exchange, March 2026.</w:t>
+        <w:t>[40] Hybrid TLS Adoption -- Only 8.6% of top 1M websites support PQC (F5 Labs, June 2025). Top 100: 42%, Top 1000: 21.9%, Banking: 3%.</w:t>
       </w:r>
     </w:p>
     <w:p>
@@ -18190,6 +18446,38 @@
           <w:sz w:val="20"/>
         </w:rPr>
         <w:t>[42] Canada CSE -- Post-quantum cryptography migration guidance, 2025.</w:t>
+      </w:r>
+    </w:p>
+    <w:p>
+      <w:r>
+        <w:rPr>
+          <w:sz w:val="20"/>
+        </w:rPr>
+        <w:t>[42a] SNDL/HNDL Active Threat -- DHS, UK NCSC, ENISA, Australian ACSC confirm adversaries currently harvesting encrypted data for future quantum decryption.</w:t>
+      </w:r>
+    </w:p>
+    <w:p>
+      <w:r>
+        <w:rPr>
+          <w:sz w:val="20"/>
+        </w:rPr>
+        <w:t>[42b] PQC Supply Chain Risk -- Supply chain identified as PQC attack surface. February 2026 analysis (HelpNetSecurity).</w:t>
+      </w:r>
+    </w:p>
+    <w:p>
+      <w:r>
+        <w:rPr>
+          <w:sz w:val="20"/>
+        </w:rPr>
+        <w:t>[42c] NIST CSWP 39 reference -- see [7a].</w:t>
+      </w:r>
+    </w:p>
+    <w:p>
+      <w:r>
+        <w:rPr>
+          <w:sz w:val="20"/>
+        </w:rPr>
+        <w:t>[42d] NIST CSWP 48 reference -- see [7b].</w:t>
       </w:r>
     </w:p>
     <w:p>

--- a/docs/PQC_FHE_Technical_Report_v3.2.0_Enterprise.docx
+++ b/docs/PQC_FHE_Technical_Report_v3.2.0_Enterprise.docx
@@ -26,7 +26,7 @@
         <w:rPr>
           <w:sz w:val="20"/>
         </w:rPr>
-        <w:t>Release Date: 2026-03-19</w:t>
+        <w:t>Release Date: 2026-03-20</w:t>
       </w:r>
     </w:p>
     <w:p>
@@ -279,7 +279,7 @@
         <w:rPr>
           <w:sz w:val="20"/>
         </w:rPr>
-        <w:t>8. API Reference (New v3.2.0 Endpoints)</w:t>
+        <w:t>8. Sector Quantum Security Simulator (NEW)</w:t>
       </w:r>
     </w:p>
     <w:p>
@@ -287,7 +287,7 @@
         <w:rPr>
           <w:sz w:val="20"/>
         </w:rPr>
-        <w:t>9. Concerns, Improvements, and Recommendations</w:t>
+        <w:t xml:space="preserve">  8.1 Per-Sector Shor/Grover/HNDL Simulations</w:t>
       </w:r>
     </w:p>
     <w:p>
@@ -295,7 +295,7 @@
         <w:rPr>
           <w:sz w:val="20"/>
         </w:rPr>
-        <w:t xml:space="preserve">  9.1 Concerns</w:t>
+        <w:t xml:space="preserve">  8.2 Migration Strategy Comparison</w:t>
       </w:r>
     </w:p>
     <w:p>
@@ -303,7 +303,7 @@
         <w:rPr>
           <w:sz w:val="20"/>
         </w:rPr>
-        <w:t xml:space="preserve">  9.2 Improvements</w:t>
+        <w:t xml:space="preserve">  8.3 Migration Urgency Scoring</w:t>
       </w:r>
     </w:p>
     <w:p>
@@ -311,7 +311,7 @@
         <w:rPr>
           <w:sz w:val="20"/>
         </w:rPr>
-        <w:t xml:space="preserve">  9.3 Recommendations</w:t>
+        <w:t xml:space="preserve">  8.4 Cross-Sector Comparison</w:t>
       </w:r>
     </w:p>
     <w:p>
@@ -319,7 +319,7 @@
         <w:rPr>
           <w:sz w:val="20"/>
         </w:rPr>
-        <w:t>10. Browser-Verified Platform Validation</w:t>
+        <w:t>9. Real Quantum Circuit Sector Benchmarks (NEW)</w:t>
       </w:r>
     </w:p>
     <w:p>
@@ -327,7 +327,7 @@
         <w:rPr>
           <w:sz w:val="20"/>
         </w:rPr>
-        <w:t xml:space="preserve">  10.1 Sector Benchmark Verification</w:t>
+        <w:t xml:space="preserve">  9.1 Shor Circuit Execution and RSA Extrapolation</w:t>
       </w:r>
     </w:p>
     <w:p>
@@ -335,7 +335,7 @@
         <w:rPr>
           <w:sz w:val="20"/>
         </w:rPr>
-        <w:t xml:space="preserve">  10.2 Quantum Algorithm Verification</w:t>
+        <w:t xml:space="preserve">  9.2 ECC Discrete Log Circuit Demo</w:t>
       </w:r>
     </w:p>
     <w:p>
@@ -343,7 +343,7 @@
         <w:rPr>
           <w:sz w:val="20"/>
         </w:rPr>
-        <w:t xml:space="preserve">  10.3 Security Assessment Verification</w:t>
+        <w:t xml:space="preserve">  9.3 Grover Circuit Execution and AES Extrapolation</w:t>
       </w:r>
     </w:p>
     <w:p>
@@ -351,7 +351,7 @@
         <w:rPr>
           <w:sz w:val="20"/>
         </w:rPr>
-        <w:t>11. Test &amp; Verification Log Data</w:t>
+        <w:t xml:space="preserve">  9.4 Regev Algorithm Comparison</w:t>
       </w:r>
     </w:p>
     <w:p>
@@ -359,7 +359,7 @@
         <w:rPr>
           <w:sz w:val="20"/>
         </w:rPr>
-        <w:t xml:space="preserve">  11.1 Test Suite Execution Results</w:t>
+        <w:t xml:space="preserve">  9.5 Sector-Specific Noise Profiles</w:t>
       </w:r>
     </w:p>
     <w:p>
@@ -367,7 +367,7 @@
         <w:rPr>
           <w:sz w:val="20"/>
         </w:rPr>
-        <w:t xml:space="preserve">  11.2 API Endpoint Verification</w:t>
+        <w:t xml:space="preserve">  9.6 GPU-Accelerated Quantum Simulation</w:t>
       </w:r>
     </w:p>
     <w:p>
@@ -375,7 +375,7 @@
         <w:rPr>
           <w:sz w:val="20"/>
         </w:rPr>
-        <w:t xml:space="preserve">  11.3 NIST Level Verification Log</w:t>
+        <w:t>10. API Reference (22 New v3.2.0 Endpoints)</w:t>
       </w:r>
     </w:p>
     <w:p>
@@ -383,7 +383,7 @@
         <w:rPr>
           <w:sz w:val="20"/>
         </w:rPr>
-        <w:t>12. Version History</w:t>
+        <w:t>11. Concerns, Improvements, and Recommendations</w:t>
       </w:r>
     </w:p>
     <w:p>
@@ -391,7 +391,135 @@
         <w:rPr>
           <w:sz w:val="20"/>
         </w:rPr>
-        <w:t>13. References</w:t>
+        <w:t xml:space="preserve">  11.1 Concerns</w:t>
+      </w:r>
+    </w:p>
+    <w:p>
+      <w:r>
+        <w:rPr>
+          <w:sz w:val="20"/>
+        </w:rPr>
+        <w:t xml:space="preserve">  11.2 Improvements</w:t>
+      </w:r>
+    </w:p>
+    <w:p>
+      <w:r>
+        <w:rPr>
+          <w:sz w:val="20"/>
+        </w:rPr>
+        <w:t xml:space="preserve">  11.3 Recommendations</w:t>
+      </w:r>
+    </w:p>
+    <w:p>
+      <w:r>
+        <w:rPr>
+          <w:sz w:val="20"/>
+        </w:rPr>
+        <w:t xml:space="preserve">  11.4 Implementation Status</w:t>
+      </w:r>
+    </w:p>
+    <w:p>
+      <w:r>
+        <w:rPr>
+          <w:sz w:val="20"/>
+        </w:rPr>
+        <w:t>12. Browser-Verified Platform Validation</w:t>
+      </w:r>
+    </w:p>
+    <w:p>
+      <w:r>
+        <w:rPr>
+          <w:sz w:val="20"/>
+        </w:rPr>
+        <w:t xml:space="preserve">  12.1 Sector Benchmark Verification</w:t>
+      </w:r>
+    </w:p>
+    <w:p>
+      <w:r>
+        <w:rPr>
+          <w:sz w:val="20"/>
+        </w:rPr>
+        <w:t xml:space="preserve">  12.2 Quantum Algorithm Verification</w:t>
+      </w:r>
+    </w:p>
+    <w:p>
+      <w:r>
+        <w:rPr>
+          <w:sz w:val="20"/>
+        </w:rPr>
+        <w:t xml:space="preserve">  12.3 Security Assessment Verification</w:t>
+      </w:r>
+    </w:p>
+    <w:p>
+      <w:r>
+        <w:rPr>
+          <w:sz w:val="20"/>
+        </w:rPr>
+        <w:t xml:space="preserve">  12.4 Sector Quantum Security Verification</w:t>
+      </w:r>
+    </w:p>
+    <w:p>
+      <w:r>
+        <w:rPr>
+          <w:sz w:val="20"/>
+        </w:rPr>
+        <w:t xml:space="preserve">  12.5 Bugs Found and Fixed</w:t>
+      </w:r>
+    </w:p>
+    <w:p>
+      <w:r>
+        <w:rPr>
+          <w:sz w:val="20"/>
+        </w:rPr>
+        <w:t xml:space="preserve">  12.6 Real Circuit Benchmark Verification</w:t>
+      </w:r>
+    </w:p>
+    <w:p>
+      <w:r>
+        <w:rPr>
+          <w:sz w:val="20"/>
+        </w:rPr>
+        <w:t>13. Test &amp; Verification Log Data</w:t>
+      </w:r>
+    </w:p>
+    <w:p>
+      <w:r>
+        <w:rPr>
+          <w:sz w:val="20"/>
+        </w:rPr>
+        <w:t xml:space="preserve">  13.1 Test Suite Execution Results</w:t>
+      </w:r>
+    </w:p>
+    <w:p>
+      <w:r>
+        <w:rPr>
+          <w:sz w:val="20"/>
+        </w:rPr>
+        <w:t xml:space="preserve">  13.2 API Endpoint Verification</w:t>
+      </w:r>
+    </w:p>
+    <w:p>
+      <w:r>
+        <w:rPr>
+          <w:sz w:val="20"/>
+        </w:rPr>
+        <w:t xml:space="preserve">  13.3 NIST Level Verification Log</w:t>
+      </w:r>
+    </w:p>
+    <w:p>
+      <w:r>
+        <w:rPr>
+          <w:sz w:val="20"/>
+        </w:rPr>
+        <w:t>14. Version History</w:t>
+      </w:r>
+    </w:p>
+    <w:p>
+      <w:r>
+        <w:rPr>
+          <w:sz w:val="20"/>
+        </w:rPr>
+        <w:t>15. References</w:t>
       </w:r>
     </w:p>
     <w:p>
@@ -8373,7 +8501,2325 @@
         <w:pStyle w:val="Heading1"/>
       </w:pPr>
       <w:r>
-        <w:t>8. API Reference (New v3.2.0 Endpoints)</w:t>
+        <w:t>8. Sector Quantum Security Simulator</w:t>
+      </w:r>
+    </w:p>
+    <w:p>
+      <w:r>
+        <w:rPr>
+          <w:sz w:val="20"/>
+        </w:rPr>
+        <w:t>The Sector Quantum Security Simulator (src/sector_quantum_security.py) provides comprehensive per-sector quantum security analysis combining Shor's algorithm (RSA/ECC factoring), Grover's algorithm (symmetric key search), and HNDL threat modeling with sector-specific parameters.</w:t>
+      </w:r>
+    </w:p>
+    <w:p>
+      <w:pPr>
+        <w:pStyle w:val="Heading2"/>
+      </w:pPr>
+      <w:r>
+        <w:t>8.1 Per-Sector Shor/Grover/HNDL Simulations</w:t>
+      </w:r>
+    </w:p>
+    <w:p>
+      <w:r>
+        <w:rPr>
+          <w:sz w:val="20"/>
+        </w:rPr>
+        <w:t>Each sector is assessed against 7 simulation types using the existing ShorSimulator, GroverSimulator, and QuantumThreatTimeline modules:</w:t>
+      </w:r>
+    </w:p>
+    <w:tbl>
+      <w:tblPr>
+        <w:tblStyle w:val="TableGrid"/>
+        <w:tblW w:type="auto" w:w="0"/>
+        <w:tblLook w:firstColumn="1" w:firstRow="1" w:lastColumn="0" w:lastRow="0" w:noHBand="0" w:noVBand="1" w:val="04A0"/>
+      </w:tblPr>
+      <w:tblGrid>
+        <w:gridCol w:w="2880"/>
+        <w:gridCol w:w="2880"/>
+        <w:gridCol w:w="2880"/>
+      </w:tblGrid>
+      <w:tr>
+        <w:tc>
+          <w:tcPr>
+            <w:tcW w:type="dxa" w:w="2880"/>
+            <w:shd w:fill="1a365d"/>
+          </w:tcPr>
+          <w:p>
+            <w:pPr>
+              <w:jc w:val="center"/>
+            </w:pPr>
+            <w:r>
+              <w:rPr>
+                <w:b/>
+                <w:color w:val="FFFFFF"/>
+                <w:sz w:val="18"/>
+              </w:rPr>
+              <w:t>Simulation</w:t>
+            </w:r>
+          </w:p>
+        </w:tc>
+        <w:tc>
+          <w:tcPr>
+            <w:tcW w:type="dxa" w:w="2880"/>
+            <w:shd w:fill="1a365d"/>
+          </w:tcPr>
+          <w:p>
+            <w:pPr>
+              <w:jc w:val="center"/>
+            </w:pPr>
+            <w:r>
+              <w:rPr>
+                <w:b/>
+                <w:color w:val="FFFFFF"/>
+                <w:sz w:val="18"/>
+              </w:rPr>
+              <w:t>Description</w:t>
+            </w:r>
+          </w:p>
+        </w:tc>
+        <w:tc>
+          <w:tcPr>
+            <w:tcW w:type="dxa" w:w="2880"/>
+            <w:shd w:fill="1a365d"/>
+          </w:tcPr>
+          <w:p>
+            <w:pPr>
+              <w:jc w:val="center"/>
+            </w:pPr>
+            <w:r>
+              <w:rPr>
+                <w:b/>
+                <w:color w:val="FFFFFF"/>
+                <w:sz w:val="18"/>
+              </w:rPr>
+              <w:t>Key Output</w:t>
+            </w:r>
+          </w:p>
+        </w:tc>
+      </w:tr>
+      <w:tr>
+        <w:tc>
+          <w:tcPr>
+            <w:tcW w:type="dxa" w:w="2880"/>
+          </w:tcPr>
+          <w:p>
+            <w:r>
+              <w:rPr>
+                <w:sz w:val="18"/>
+              </w:rPr>
+              <w:t>Shor vs RSA</w:t>
+            </w:r>
+          </w:p>
+        </w:tc>
+        <w:tc>
+          <w:tcPr>
+            <w:tcW w:type="dxa" w:w="2880"/>
+          </w:tcPr>
+          <w:p>
+            <w:r>
+              <w:rPr>
+                <w:sz w:val="18"/>
+              </w:rPr>
+              <w:t>Current RSA/ECC keys vs 4-generation Shor resources</w:t>
+            </w:r>
+          </w:p>
+        </w:tc>
+        <w:tc>
+          <w:tcPr>
+            <w:tcW w:type="dxa" w:w="2880"/>
+          </w:tcPr>
+          <w:p>
+            <w:r>
+              <w:rPr>
+                <w:sz w:val="18"/>
+              </w:rPr>
+              <w:t>Threat year, qubit estimates, VULNERABLE verdict</w:t>
+            </w:r>
+          </w:p>
+        </w:tc>
+      </w:tr>
+      <w:tr>
+        <w:tc>
+          <w:tcPr>
+            <w:tcW w:type="dxa" w:w="2880"/>
+            <w:shd w:fill="F7FAFC"/>
+          </w:tcPr>
+          <w:p>
+            <w:r>
+              <w:rPr>
+                <w:sz w:val="18"/>
+              </w:rPr>
+              <w:t>Shor vs Hybrid</w:t>
+            </w:r>
+          </w:p>
+        </w:tc>
+        <w:tc>
+          <w:tcPr>
+            <w:tcW w:type="dxa" w:w="2880"/>
+            <w:shd w:fill="F7FAFC"/>
+          </w:tcPr>
+          <w:p>
+            <w:r>
+              <w:rPr>
+                <w:sz w:val="18"/>
+              </w:rPr>
+              <w:t>RSA+ML-KEM transitional strategy analysis</w:t>
+            </w:r>
+          </w:p>
+        </w:tc>
+        <w:tc>
+          <w:tcPr>
+            <w:tcW w:type="dxa" w:w="2880"/>
+            <w:shd w:fill="F7FAFC"/>
+          </w:tcPr>
+          <w:p>
+            <w:r>
+              <w:rPr>
+                <w:sz w:val="18"/>
+              </w:rPr>
+              <w:t>Hybrid security bits, Shor resistance confirmed</w:t>
+            </w:r>
+          </w:p>
+        </w:tc>
+      </w:tr>
+      <w:tr>
+        <w:tc>
+          <w:tcPr>
+            <w:tcW w:type="dxa" w:w="2880"/>
+          </w:tcPr>
+          <w:p>
+            <w:r>
+              <w:rPr>
+                <w:sz w:val="18"/>
+              </w:rPr>
+              <w:t>Shor vs PQC Primary</w:t>
+            </w:r>
+          </w:p>
+        </w:tc>
+        <w:tc>
+          <w:tcPr>
+            <w:tcW w:type="dxa" w:w="2880"/>
+          </w:tcPr>
+          <w:p>
+            <w:r>
+              <w:rPr>
+                <w:sz w:val="18"/>
+              </w:rPr>
+              <w:t>ML-KEM/ML-DSA post-migration lattice security</w:t>
+            </w:r>
+          </w:p>
+        </w:tc>
+        <w:tc>
+          <w:tcPr>
+            <w:tcW w:type="dxa" w:w="2880"/>
+          </w:tcPr>
+          <w:p>
+            <w:r>
+              <w:rPr>
+                <w:sz w:val="18"/>
+              </w:rPr>
+              <w:t>Effective security after quantum sieve (-3.5 bits)</w:t>
+            </w:r>
+          </w:p>
+        </w:tc>
+      </w:tr>
+      <w:tr>
+        <w:tc>
+          <w:tcPr>
+            <w:tcW w:type="dxa" w:w="2880"/>
+            <w:shd w:fill="F7FAFC"/>
+          </w:tcPr>
+          <w:p>
+            <w:r>
+              <w:rPr>
+                <w:sz w:val="18"/>
+              </w:rPr>
+              <w:t>Shor vs PQC Only</w:t>
+            </w:r>
+          </w:p>
+        </w:tc>
+        <w:tc>
+          <w:tcPr>
+            <w:tcW w:type="dxa" w:w="2880"/>
+            <w:shd w:fill="F7FAFC"/>
+          </w:tcPr>
+          <w:p>
+            <w:r>
+              <w:rPr>
+                <w:sz w:val="18"/>
+              </w:rPr>
+              <w:t>Full PQC migration residual risks</w:t>
+            </w:r>
+          </w:p>
+        </w:tc>
+        <w:tc>
+          <w:tcPr>
+            <w:tcW w:type="dxa" w:w="2880"/>
+            <w:shd w:fill="F7FAFC"/>
+          </w:tcPr>
+          <w:p>
+            <w:r>
+              <w:rPr>
+                <w:sz w:val="18"/>
+              </w:rPr>
+              <w:t>Lattice monoculture risk, FHE-specific risks (CPAD, NTT SPA)</w:t>
+            </w:r>
+          </w:p>
+        </w:tc>
+      </w:tr>
+      <w:tr>
+        <w:tc>
+          <w:tcPr>
+            <w:tcW w:type="dxa" w:w="2880"/>
+          </w:tcPr>
+          <w:p>
+            <w:r>
+              <w:rPr>
+                <w:sz w:val="18"/>
+              </w:rPr>
+              <w:t>Grover vs AES-128</w:t>
+            </w:r>
+          </w:p>
+        </w:tc>
+        <w:tc>
+          <w:tcPr>
+            <w:tcW w:type="dxa" w:w="2880"/>
+          </w:tcPr>
+          <w:p>
+            <w:r>
+              <w:rPr>
+                <w:sz w:val="18"/>
+              </w:rPr>
+              <w:t>Grover search impact on AES-128</w:t>
+            </w:r>
+          </w:p>
+        </w:tc>
+        <w:tc>
+          <w:tcPr>
+            <w:tcW w:type="dxa" w:w="2880"/>
+          </w:tcPr>
+          <w:p>
+            <w:r>
+              <w:rPr>
+                <w:sz w:val="18"/>
+              </w:rPr>
+              <w:t>64-bit PQ security, insufficient for CNSA 2.0</w:t>
+            </w:r>
+          </w:p>
+        </w:tc>
+      </w:tr>
+      <w:tr>
+        <w:tc>
+          <w:tcPr>
+            <w:tcW w:type="dxa" w:w="2880"/>
+            <w:shd w:fill="F7FAFC"/>
+          </w:tcPr>
+          <w:p>
+            <w:r>
+              <w:rPr>
+                <w:sz w:val="18"/>
+              </w:rPr>
+              <w:t>Grover vs AES-256</w:t>
+            </w:r>
+          </w:p>
+        </w:tc>
+        <w:tc>
+          <w:tcPr>
+            <w:tcW w:type="dxa" w:w="2880"/>
+            <w:shd w:fill="F7FAFC"/>
+          </w:tcPr>
+          <w:p>
+            <w:r>
+              <w:rPr>
+                <w:sz w:val="18"/>
+              </w:rPr>
+              <w:t>AES-256 quantum resistance confirmation</w:t>
+            </w:r>
+          </w:p>
+        </w:tc>
+        <w:tc>
+          <w:tcPr>
+            <w:tcW w:type="dxa" w:w="2880"/>
+            <w:shd w:fill="F7FAFC"/>
+          </w:tcPr>
+          <w:p>
+            <w:r>
+              <w:rPr>
+                <w:sz w:val="18"/>
+              </w:rPr>
+              <w:t>128-bit PQ security, quantum-safe</w:t>
+            </w:r>
+          </w:p>
+        </w:tc>
+      </w:tr>
+      <w:tr>
+        <w:tc>
+          <w:tcPr>
+            <w:tcW w:type="dxa" w:w="2880"/>
+          </w:tcPr>
+          <w:p>
+            <w:r>
+              <w:rPr>
+                <w:sz w:val="18"/>
+              </w:rPr>
+              <w:t>HNDL Threat Window</w:t>
+            </w:r>
+          </w:p>
+        </w:tc>
+        <w:tc>
+          <w:tcPr>
+            <w:tcW w:type="dxa" w:w="2880"/>
+          </w:tcPr>
+          <w:p>
+            <w:r>
+              <w:rPr>
+                <w:sz w:val="18"/>
+              </w:rPr>
+              <w:t>Data retention vs Q-Day scenarios</w:t>
+            </w:r>
+          </w:p>
+        </w:tc>
+        <w:tc>
+          <w:tcPr>
+            <w:tcW w:type="dxa" w:w="2880"/>
+          </w:tcPr>
+          <w:p>
+            <w:r>
+              <w:rPr>
+                <w:sz w:val="18"/>
+              </w:rPr>
+              <w:t>Exposure years under optimistic/moderate/conservative Q-Day</w:t>
+            </w:r>
+          </w:p>
+        </w:tc>
+      </w:tr>
+    </w:tbl>
+    <w:p>
+      <w:pPr>
+        <w:pStyle w:val="Heading2"/>
+      </w:pPr>
+      <w:r>
+        <w:t>8.2 Migration Strategy Comparison</w:t>
+      </w:r>
+    </w:p>
+    <w:p>
+      <w:r>
+        <w:rPr>
+          <w:sz w:val="20"/>
+        </w:rPr>
+        <w:t>Four migration strategies are compared side-by-side for each sector:</w:t>
+      </w:r>
+    </w:p>
+    <w:tbl>
+      <w:tblPr>
+        <w:tblStyle w:val="TableGrid"/>
+        <w:tblW w:type="auto" w:w="0"/>
+        <w:tblLook w:firstColumn="1" w:firstRow="1" w:lastColumn="0" w:lastRow="0" w:noHBand="0" w:noVBand="1" w:val="04A0"/>
+      </w:tblPr>
+      <w:tblGrid>
+        <w:gridCol w:w="1728"/>
+        <w:gridCol w:w="1728"/>
+        <w:gridCol w:w="1728"/>
+        <w:gridCol w:w="1728"/>
+        <w:gridCol w:w="1728"/>
+      </w:tblGrid>
+      <w:tr>
+        <w:tc>
+          <w:tcPr>
+            <w:tcW w:type="dxa" w:w="1728"/>
+            <w:shd w:fill="1a365d"/>
+          </w:tcPr>
+          <w:p>
+            <w:pPr>
+              <w:jc w:val="center"/>
+            </w:pPr>
+            <w:r>
+              <w:rPr>
+                <w:b/>
+                <w:color w:val="FFFFFF"/>
+                <w:sz w:val="18"/>
+              </w:rPr>
+              <w:t>Strategy</w:t>
+            </w:r>
+          </w:p>
+        </w:tc>
+        <w:tc>
+          <w:tcPr>
+            <w:tcW w:type="dxa" w:w="1728"/>
+            <w:shd w:fill="1a365d"/>
+          </w:tcPr>
+          <w:p>
+            <w:pPr>
+              <w:jc w:val="center"/>
+            </w:pPr>
+            <w:r>
+              <w:rPr>
+                <w:b/>
+                <w:color w:val="FFFFFF"/>
+                <w:sz w:val="18"/>
+              </w:rPr>
+              <w:t>Shor Resistant</w:t>
+            </w:r>
+          </w:p>
+        </w:tc>
+        <w:tc>
+          <w:tcPr>
+            <w:tcW w:type="dxa" w:w="1728"/>
+            <w:shd w:fill="1a365d"/>
+          </w:tcPr>
+          <w:p>
+            <w:pPr>
+              <w:jc w:val="center"/>
+            </w:pPr>
+            <w:r>
+              <w:rPr>
+                <w:b/>
+                <w:color w:val="FFFFFF"/>
+                <w:sz w:val="18"/>
+              </w:rPr>
+              <w:t>Typical Security</w:t>
+            </w:r>
+          </w:p>
+        </w:tc>
+        <w:tc>
+          <w:tcPr>
+            <w:tcW w:type="dxa" w:w="1728"/>
+            <w:shd w:fill="1a365d"/>
+          </w:tcPr>
+          <w:p>
+            <w:pPr>
+              <w:jc w:val="center"/>
+            </w:pPr>
+            <w:r>
+              <w:rPr>
+                <w:b/>
+                <w:color w:val="FFFFFF"/>
+                <w:sz w:val="18"/>
+              </w:rPr>
+              <w:t>Complexity</w:t>
+            </w:r>
+          </w:p>
+        </w:tc>
+        <w:tc>
+          <w:tcPr>
+            <w:tcW w:type="dxa" w:w="1728"/>
+            <w:shd w:fill="1a365d"/>
+          </w:tcPr>
+          <w:p>
+            <w:pPr>
+              <w:jc w:val="center"/>
+            </w:pPr>
+            <w:r>
+              <w:rPr>
+                <w:b/>
+                <w:color w:val="FFFFFF"/>
+                <w:sz w:val="18"/>
+              </w:rPr>
+              <w:t>Verdict</w:t>
+            </w:r>
+          </w:p>
+        </w:tc>
+      </w:tr>
+      <w:tr>
+        <w:tc>
+          <w:tcPr>
+            <w:tcW w:type="dxa" w:w="1728"/>
+          </w:tcPr>
+          <w:p>
+            <w:r>
+              <w:rPr>
+                <w:sz w:val="18"/>
+              </w:rPr>
+              <w:t>RSA Only (No Migration)</w:t>
+            </w:r>
+          </w:p>
+        </w:tc>
+        <w:tc>
+          <w:tcPr>
+            <w:tcW w:type="dxa" w:w="1728"/>
+          </w:tcPr>
+          <w:p>
+            <w:r>
+              <w:rPr>
+                <w:sz w:val="18"/>
+              </w:rPr>
+              <w:t>No</w:t>
+            </w:r>
+          </w:p>
+        </w:tc>
+        <w:tc>
+          <w:tcPr>
+            <w:tcW w:type="dxa" w:w="1728"/>
+          </w:tcPr>
+          <w:p>
+            <w:r>
+              <w:rPr>
+                <w:sz w:val="18"/>
+              </w:rPr>
+              <w:t>0 bits (PQ)</w:t>
+            </w:r>
+          </w:p>
+        </w:tc>
+        <w:tc>
+          <w:tcPr>
+            <w:tcW w:type="dxa" w:w="1728"/>
+          </w:tcPr>
+          <w:p>
+            <w:r>
+              <w:rPr>
+                <w:sz w:val="18"/>
+              </w:rPr>
+              <w:t>None</w:t>
+            </w:r>
+          </w:p>
+        </w:tc>
+        <w:tc>
+          <w:tcPr>
+            <w:tcW w:type="dxa" w:w="1728"/>
+          </w:tcPr>
+          <w:p>
+            <w:r>
+              <w:rPr>
+                <w:sz w:val="18"/>
+              </w:rPr>
+              <w:t>UNACCEPTABLE</w:t>
+            </w:r>
+          </w:p>
+        </w:tc>
+      </w:tr>
+      <w:tr>
+        <w:tc>
+          <w:tcPr>
+            <w:tcW w:type="dxa" w:w="1728"/>
+            <w:shd w:fill="F7FAFC"/>
+          </w:tcPr>
+          <w:p>
+            <w:r>
+              <w:rPr>
+                <w:sz w:val="18"/>
+              </w:rPr>
+              <w:t>Hybrid: RSA+PQC</w:t>
+            </w:r>
+          </w:p>
+        </w:tc>
+        <w:tc>
+          <w:tcPr>
+            <w:tcW w:type="dxa" w:w="1728"/>
+            <w:shd w:fill="F7FAFC"/>
+          </w:tcPr>
+          <w:p>
+            <w:r>
+              <w:rPr>
+                <w:sz w:val="18"/>
+              </w:rPr>
+              <w:t>Yes</w:t>
+            </w:r>
+          </w:p>
+        </w:tc>
+        <w:tc>
+          <w:tcPr>
+            <w:tcW w:type="dxa" w:w="1728"/>
+            <w:shd w:fill="F7FAFC"/>
+          </w:tcPr>
+          <w:p>
+            <w:r>
+              <w:rPr>
+                <w:sz w:val="18"/>
+              </w:rPr>
+              <w:t>192 bits</w:t>
+            </w:r>
+          </w:p>
+        </w:tc>
+        <w:tc>
+          <w:tcPr>
+            <w:tcW w:type="dxa" w:w="1728"/>
+            <w:shd w:fill="F7FAFC"/>
+          </w:tcPr>
+          <w:p>
+            <w:r>
+              <w:rPr>
+                <w:sz w:val="18"/>
+              </w:rPr>
+              <w:t>Moderate</w:t>
+            </w:r>
+          </w:p>
+        </w:tc>
+        <w:tc>
+          <w:tcPr>
+            <w:tcW w:type="dxa" w:w="1728"/>
+            <w:shd w:fill="F7FAFC"/>
+          </w:tcPr>
+          <w:p>
+            <w:r>
+              <w:rPr>
+                <w:sz w:val="18"/>
+              </w:rPr>
+              <w:t>RECOMMENDED (transition)</w:t>
+            </w:r>
+          </w:p>
+        </w:tc>
+      </w:tr>
+      <w:tr>
+        <w:tc>
+          <w:tcPr>
+            <w:tcW w:type="dxa" w:w="1728"/>
+          </w:tcPr>
+          <w:p>
+            <w:r>
+              <w:rPr>
+                <w:sz w:val="18"/>
+              </w:rPr>
+              <w:t>PQC Primary (ML-KEM/ML-DSA)</w:t>
+            </w:r>
+          </w:p>
+        </w:tc>
+        <w:tc>
+          <w:tcPr>
+            <w:tcW w:type="dxa" w:w="1728"/>
+          </w:tcPr>
+          <w:p>
+            <w:r>
+              <w:rPr>
+                <w:sz w:val="18"/>
+              </w:rPr>
+              <w:t>Yes</w:t>
+            </w:r>
+          </w:p>
+        </w:tc>
+        <w:tc>
+          <w:tcPr>
+            <w:tcW w:type="dxa" w:w="1728"/>
+          </w:tcPr>
+          <w:p>
+            <w:r>
+              <w:rPr>
+                <w:sz w:val="18"/>
+              </w:rPr>
+              <w:t>188.5 bits</w:t>
+            </w:r>
+          </w:p>
+        </w:tc>
+        <w:tc>
+          <w:tcPr>
+            <w:tcW w:type="dxa" w:w="1728"/>
+          </w:tcPr>
+          <w:p>
+            <w:r>
+              <w:rPr>
+                <w:sz w:val="18"/>
+              </w:rPr>
+              <w:t>High</w:t>
+            </w:r>
+          </w:p>
+        </w:tc>
+        <w:tc>
+          <w:tcPr>
+            <w:tcW w:type="dxa" w:w="1728"/>
+          </w:tcPr>
+          <w:p>
+            <w:r>
+              <w:rPr>
+                <w:sz w:val="18"/>
+              </w:rPr>
+              <w:t>GOOD (target state)</w:t>
+            </w:r>
+          </w:p>
+        </w:tc>
+      </w:tr>
+      <w:tr>
+        <w:tc>
+          <w:tcPr>
+            <w:tcW w:type="dxa" w:w="1728"/>
+            <w:shd w:fill="F7FAFC"/>
+          </w:tcPr>
+          <w:p>
+            <w:r>
+              <w:rPr>
+                <w:sz w:val="18"/>
+              </w:rPr>
+              <w:t>PQC Only (Full Migration)</w:t>
+            </w:r>
+          </w:p>
+        </w:tc>
+        <w:tc>
+          <w:tcPr>
+            <w:tcW w:type="dxa" w:w="1728"/>
+            <w:shd w:fill="F7FAFC"/>
+          </w:tcPr>
+          <w:p>
+            <w:r>
+              <w:rPr>
+                <w:sz w:val="18"/>
+              </w:rPr>
+              <w:t>Yes</w:t>
+            </w:r>
+          </w:p>
+        </w:tc>
+        <w:tc>
+          <w:tcPr>
+            <w:tcW w:type="dxa" w:w="1728"/>
+            <w:shd w:fill="F7FAFC"/>
+          </w:tcPr>
+          <w:p>
+            <w:r>
+              <w:rPr>
+                <w:sz w:val="18"/>
+              </w:rPr>
+              <w:t>188.5 bits</w:t>
+            </w:r>
+          </w:p>
+        </w:tc>
+        <w:tc>
+          <w:tcPr>
+            <w:tcW w:type="dxa" w:w="1728"/>
+            <w:shd w:fill="F7FAFC"/>
+          </w:tcPr>
+          <w:p>
+            <w:r>
+              <w:rPr>
+                <w:sz w:val="18"/>
+              </w:rPr>
+              <w:t>Very High</w:t>
+            </w:r>
+          </w:p>
+        </w:tc>
+        <w:tc>
+          <w:tcPr>
+            <w:tcW w:type="dxa" w:w="1728"/>
+            <w:shd w:fill="F7FAFC"/>
+          </w:tcPr>
+          <w:p>
+            <w:r>
+              <w:rPr>
+                <w:sz w:val="18"/>
+              </w:rPr>
+              <w:t>IDEAL (long-term)</w:t>
+            </w:r>
+          </w:p>
+        </w:tc>
+      </w:tr>
+    </w:tbl>
+    <w:p>
+      <w:pPr>
+        <w:pStyle w:val="Heading2"/>
+      </w:pPr>
+      <w:r>
+        <w:t>8.3 Migration Urgency Scoring</w:t>
+      </w:r>
+    </w:p>
+    <w:p>
+      <w:r>
+        <w:rPr>
+          <w:sz w:val="20"/>
+        </w:rPr>
+        <w:t>Each sector receives a migration urgency score (0-100) based on 5 weighted factors:</w:t>
+      </w:r>
+    </w:p>
+    <w:tbl>
+      <w:tblPr>
+        <w:tblStyle w:val="TableGrid"/>
+        <w:tblW w:type="auto" w:w="0"/>
+        <w:tblLook w:firstColumn="1" w:firstRow="1" w:lastColumn="0" w:lastRow="0" w:noHBand="0" w:noVBand="1" w:val="04A0"/>
+      </w:tblPr>
+      <w:tblGrid>
+        <w:gridCol w:w="2880"/>
+        <w:gridCol w:w="2880"/>
+        <w:gridCol w:w="2880"/>
+      </w:tblGrid>
+      <w:tr>
+        <w:tc>
+          <w:tcPr>
+            <w:tcW w:type="dxa" w:w="2880"/>
+            <w:shd w:fill="1a365d"/>
+          </w:tcPr>
+          <w:p>
+            <w:pPr>
+              <w:jc w:val="center"/>
+            </w:pPr>
+            <w:r>
+              <w:rPr>
+                <w:b/>
+                <w:color w:val="FFFFFF"/>
+                <w:sz w:val="18"/>
+              </w:rPr>
+              <w:t>Factor</w:t>
+            </w:r>
+          </w:p>
+        </w:tc>
+        <w:tc>
+          <w:tcPr>
+            <w:tcW w:type="dxa" w:w="2880"/>
+            <w:shd w:fill="1a365d"/>
+          </w:tcPr>
+          <w:p>
+            <w:pPr>
+              <w:jc w:val="center"/>
+            </w:pPr>
+            <w:r>
+              <w:rPr>
+                <w:b/>
+                <w:color w:val="FFFFFF"/>
+                <w:sz w:val="18"/>
+              </w:rPr>
+              <w:t>Weight</w:t>
+            </w:r>
+          </w:p>
+        </w:tc>
+        <w:tc>
+          <w:tcPr>
+            <w:tcW w:type="dxa" w:w="2880"/>
+            <w:shd w:fill="1a365d"/>
+          </w:tcPr>
+          <w:p>
+            <w:pPr>
+              <w:jc w:val="center"/>
+            </w:pPr>
+            <w:r>
+              <w:rPr>
+                <w:b/>
+                <w:color w:val="FFFFFF"/>
+                <w:sz w:val="18"/>
+              </w:rPr>
+              <w:t>Description</w:t>
+            </w:r>
+          </w:p>
+        </w:tc>
+      </w:tr>
+      <w:tr>
+        <w:tc>
+          <w:tcPr>
+            <w:tcW w:type="dxa" w:w="2880"/>
+          </w:tcPr>
+          <w:p>
+            <w:r>
+              <w:rPr>
+                <w:sz w:val="18"/>
+              </w:rPr>
+              <w:t>SNDL Risk</w:t>
+            </w:r>
+          </w:p>
+        </w:tc>
+        <w:tc>
+          <w:tcPr>
+            <w:tcW w:type="dxa" w:w="2880"/>
+          </w:tcPr>
+          <w:p>
+            <w:r>
+              <w:rPr>
+                <w:sz w:val="18"/>
+              </w:rPr>
+              <w:t>30%</w:t>
+            </w:r>
+          </w:p>
+        </w:tc>
+        <w:tc>
+          <w:tcPr>
+            <w:tcW w:type="dxa" w:w="2880"/>
+          </w:tcPr>
+          <w:p>
+            <w:r>
+              <w:rPr>
+                <w:sz w:val="18"/>
+              </w:rPr>
+              <w:t>Store-Now-Decrypt-Later threat level based on data value</w:t>
+            </w:r>
+          </w:p>
+        </w:tc>
+      </w:tr>
+      <w:tr>
+        <w:tc>
+          <w:tcPr>
+            <w:tcW w:type="dxa" w:w="2880"/>
+            <w:shd w:fill="F7FAFC"/>
+          </w:tcPr>
+          <w:p>
+            <w:r>
+              <w:rPr>
+                <w:sz w:val="18"/>
+              </w:rPr>
+              <w:t>Compliance Proximity</w:t>
+            </w:r>
+          </w:p>
+        </w:tc>
+        <w:tc>
+          <w:tcPr>
+            <w:tcW w:type="dxa" w:w="2880"/>
+            <w:shd w:fill="F7FAFC"/>
+          </w:tcPr>
+          <w:p>
+            <w:r>
+              <w:rPr>
+                <w:sz w:val="18"/>
+              </w:rPr>
+              <w:t>25%</w:t>
+            </w:r>
+          </w:p>
+        </w:tc>
+        <w:tc>
+          <w:tcPr>
+            <w:tcW w:type="dxa" w:w="2880"/>
+            <w:shd w:fill="F7FAFC"/>
+          </w:tcPr>
+          <w:p>
+            <w:r>
+              <w:rPr>
+                <w:sz w:val="18"/>
+              </w:rPr>
+              <w:t>Years until mandatory PQC deadline</w:t>
+            </w:r>
+          </w:p>
+        </w:tc>
+      </w:tr>
+      <w:tr>
+        <w:tc>
+          <w:tcPr>
+            <w:tcW w:type="dxa" w:w="2880"/>
+          </w:tcPr>
+          <w:p>
+            <w:r>
+              <w:rPr>
+                <w:sz w:val="18"/>
+              </w:rPr>
+              <w:t>Side-Channel Exposure</w:t>
+            </w:r>
+          </w:p>
+        </w:tc>
+        <w:tc>
+          <w:tcPr>
+            <w:tcW w:type="dxa" w:w="2880"/>
+          </w:tcPr>
+          <w:p>
+            <w:r>
+              <w:rPr>
+                <w:sz w:val="18"/>
+              </w:rPr>
+              <w:t>20%</w:t>
+            </w:r>
+          </w:p>
+        </w:tc>
+        <w:tc>
+          <w:tcPr>
+            <w:tcW w:type="dxa" w:w="2880"/>
+          </w:tcPr>
+          <w:p>
+            <w:r>
+              <w:rPr>
+                <w:sz w:val="18"/>
+              </w:rPr>
+              <w:t>Physical attack surface (SPA, timing, EM)</w:t>
+            </w:r>
+          </w:p>
+        </w:tc>
+      </w:tr>
+      <w:tr>
+        <w:tc>
+          <w:tcPr>
+            <w:tcW w:type="dxa" w:w="2880"/>
+            <w:shd w:fill="F7FAFC"/>
+          </w:tcPr>
+          <w:p>
+            <w:r>
+              <w:rPr>
+                <w:sz w:val="18"/>
+              </w:rPr>
+              <w:t>FHE Lattice Risk</w:t>
+            </w:r>
+          </w:p>
+        </w:tc>
+        <w:tc>
+          <w:tcPr>
+            <w:tcW w:type="dxa" w:w="2880"/>
+            <w:shd w:fill="F7FAFC"/>
+          </w:tcPr>
+          <w:p>
+            <w:r>
+              <w:rPr>
+                <w:sz w:val="18"/>
+              </w:rPr>
+              <w:t>15%</w:t>
+            </w:r>
+          </w:p>
+        </w:tc>
+        <w:tc>
+          <w:tcPr>
+            <w:tcW w:type="dxa" w:w="2880"/>
+            <w:shd w:fill="F7FAFC"/>
+          </w:tcPr>
+          <w:p>
+            <w:r>
+              <w:rPr>
+                <w:sz w:val="18"/>
+              </w:rPr>
+              <w:t>Shared lattice assumption with FHE schemes</w:t>
+            </w:r>
+          </w:p>
+        </w:tc>
+      </w:tr>
+      <w:tr>
+        <w:tc>
+          <w:tcPr>
+            <w:tcW w:type="dxa" w:w="2880"/>
+          </w:tcPr>
+          <w:p>
+            <w:r>
+              <w:rPr>
+                <w:sz w:val="18"/>
+              </w:rPr>
+              <w:t>Data Retention</w:t>
+            </w:r>
+          </w:p>
+        </w:tc>
+        <w:tc>
+          <w:tcPr>
+            <w:tcW w:type="dxa" w:w="2880"/>
+          </w:tcPr>
+          <w:p>
+            <w:r>
+              <w:rPr>
+                <w:sz w:val="18"/>
+              </w:rPr>
+              <w:t>10%</w:t>
+            </w:r>
+          </w:p>
+        </w:tc>
+        <w:tc>
+          <w:tcPr>
+            <w:tcW w:type="dxa" w:w="2880"/>
+          </w:tcPr>
+          <w:p>
+            <w:r>
+              <w:rPr>
+                <w:sz w:val="18"/>
+              </w:rPr>
+              <w:t>How long encrypted data must remain confidential</w:t>
+            </w:r>
+          </w:p>
+        </w:tc>
+      </w:tr>
+    </w:tbl>
+    <w:p>
+      <w:pPr>
+        <w:pStyle w:val="Heading2"/>
+      </w:pPr>
+      <w:r>
+        <w:t>8.4 Cross-Sector Comparison Results</w:t>
+      </w:r>
+    </w:p>
+    <w:tbl>
+      <w:tblPr>
+        <w:tblStyle w:val="TableGrid"/>
+        <w:tblW w:type="auto" w:w="0"/>
+        <w:tblLook w:firstColumn="1" w:firstRow="1" w:lastColumn="0" w:lastRow="0" w:noHBand="0" w:noVBand="1" w:val="04A0"/>
+      </w:tblPr>
+      <w:tblGrid>
+        <w:gridCol w:w="1440"/>
+        <w:gridCol w:w="1440"/>
+        <w:gridCol w:w="1440"/>
+        <w:gridCol w:w="1440"/>
+        <w:gridCol w:w="1440"/>
+        <w:gridCol w:w="1440"/>
+      </w:tblGrid>
+      <w:tr>
+        <w:tc>
+          <w:tcPr>
+            <w:tcW w:type="dxa" w:w="1440"/>
+            <w:shd w:fill="1a365d"/>
+          </w:tcPr>
+          <w:p>
+            <w:pPr>
+              <w:jc w:val="center"/>
+            </w:pPr>
+            <w:r>
+              <w:rPr>
+                <w:b/>
+                <w:color w:val="FFFFFF"/>
+                <w:sz w:val="18"/>
+              </w:rPr>
+              <w:t>Sector</w:t>
+            </w:r>
+          </w:p>
+        </w:tc>
+        <w:tc>
+          <w:tcPr>
+            <w:tcW w:type="dxa" w:w="1440"/>
+            <w:shd w:fill="1a365d"/>
+          </w:tcPr>
+          <w:p>
+            <w:pPr>
+              <w:jc w:val="center"/>
+            </w:pPr>
+            <w:r>
+              <w:rPr>
+                <w:b/>
+                <w:color w:val="FFFFFF"/>
+                <w:sz w:val="18"/>
+              </w:rPr>
+              <w:t>Urgency</w:t>
+            </w:r>
+          </w:p>
+        </w:tc>
+        <w:tc>
+          <w:tcPr>
+            <w:tcW w:type="dxa" w:w="1440"/>
+            <w:shd w:fill="1a365d"/>
+          </w:tcPr>
+          <w:p>
+            <w:pPr>
+              <w:jc w:val="center"/>
+            </w:pPr>
+            <w:r>
+              <w:rPr>
+                <w:b/>
+                <w:color w:val="FFFFFF"/>
+                <w:sz w:val="18"/>
+              </w:rPr>
+              <w:t>Level</w:t>
+            </w:r>
+          </w:p>
+        </w:tc>
+        <w:tc>
+          <w:tcPr>
+            <w:tcW w:type="dxa" w:w="1440"/>
+            <w:shd w:fill="1a365d"/>
+          </w:tcPr>
+          <w:p>
+            <w:pPr>
+              <w:jc w:val="center"/>
+            </w:pPr>
+            <w:r>
+              <w:rPr>
+                <w:b/>
+                <w:color w:val="FFFFFF"/>
+                <w:sz w:val="18"/>
+              </w:rPr>
+              <w:t>HNDL Risk</w:t>
+            </w:r>
+          </w:p>
+        </w:tc>
+        <w:tc>
+          <w:tcPr>
+            <w:tcW w:type="dxa" w:w="1440"/>
+            <w:shd w:fill="1a365d"/>
+          </w:tcPr>
+          <w:p>
+            <w:pPr>
+              <w:jc w:val="center"/>
+            </w:pPr>
+            <w:r>
+              <w:rPr>
+                <w:b/>
+                <w:color w:val="FFFFFF"/>
+                <w:sz w:val="18"/>
+              </w:rPr>
+              <w:t>Side-Channel</w:t>
+            </w:r>
+          </w:p>
+        </w:tc>
+        <w:tc>
+          <w:tcPr>
+            <w:tcW w:type="dxa" w:w="1440"/>
+            <w:shd w:fill="1a365d"/>
+          </w:tcPr>
+          <w:p>
+            <w:pPr>
+              <w:jc w:val="center"/>
+            </w:pPr>
+            <w:r>
+              <w:rPr>
+                <w:b/>
+                <w:color w:val="FFFFFF"/>
+                <w:sz w:val="18"/>
+              </w:rPr>
+              <w:t>Key Concern</w:t>
+            </w:r>
+          </w:p>
+        </w:tc>
+      </w:tr>
+      <w:tr>
+        <w:tc>
+          <w:tcPr>
+            <w:tcW w:type="dxa" w:w="1440"/>
+          </w:tcPr>
+          <w:p>
+            <w:r>
+              <w:rPr>
+                <w:sz w:val="18"/>
+              </w:rPr>
+              <w:t>Healthcare</w:t>
+            </w:r>
+          </w:p>
+        </w:tc>
+        <w:tc>
+          <w:tcPr>
+            <w:tcW w:type="dxa" w:w="1440"/>
+          </w:tcPr>
+          <w:p>
+            <w:r>
+              <w:rPr>
+                <w:sz w:val="18"/>
+              </w:rPr>
+              <w:t>87/100</w:t>
+            </w:r>
+          </w:p>
+        </w:tc>
+        <w:tc>
+          <w:tcPr>
+            <w:tcW w:type="dxa" w:w="1440"/>
+          </w:tcPr>
+          <w:p>
+            <w:r>
+              <w:rPr>
+                <w:sz w:val="18"/>
+              </w:rPr>
+              <w:t>CRITICAL</w:t>
+            </w:r>
+          </w:p>
+        </w:tc>
+        <w:tc>
+          <w:tcPr>
+            <w:tcW w:type="dxa" w:w="1440"/>
+          </w:tcPr>
+          <w:p>
+            <w:r>
+              <w:rPr>
+                <w:sz w:val="18"/>
+              </w:rPr>
+              <w:t>CRITICAL (45yr)</w:t>
+            </w:r>
+          </w:p>
+        </w:tc>
+        <w:tc>
+          <w:tcPr>
+            <w:tcW w:type="dxa" w:w="1440"/>
+          </w:tcPr>
+          <w:p>
+            <w:r>
+              <w:rPr>
+                <w:sz w:val="18"/>
+              </w:rPr>
+              <w:t>HIGH</w:t>
+            </w:r>
+          </w:p>
+        </w:tc>
+        <w:tc>
+          <w:tcPr>
+            <w:tcW w:type="dxa" w:w="1440"/>
+          </w:tcPr>
+          <w:p>
+            <w:r>
+              <w:rPr>
+                <w:sz w:val="18"/>
+              </w:rPr>
+              <w:t>50yr HIPAA retention, Q-Day 2031 means data at risk NOW</w:t>
+            </w:r>
+          </w:p>
+        </w:tc>
+      </w:tr>
+      <w:tr>
+        <w:tc>
+          <w:tcPr>
+            <w:tcW w:type="dxa" w:w="1440"/>
+            <w:shd w:fill="F7FAFC"/>
+          </w:tcPr>
+          <w:p>
+            <w:r>
+              <w:rPr>
+                <w:sz w:val="18"/>
+              </w:rPr>
+              <w:t>Blockchain</w:t>
+            </w:r>
+          </w:p>
+        </w:tc>
+        <w:tc>
+          <w:tcPr>
+            <w:tcW w:type="dxa" w:w="1440"/>
+            <w:shd w:fill="F7FAFC"/>
+          </w:tcPr>
+          <w:p>
+            <w:r>
+              <w:rPr>
+                <w:sz w:val="18"/>
+              </w:rPr>
+              <w:t>73/100</w:t>
+            </w:r>
+          </w:p>
+        </w:tc>
+        <w:tc>
+          <w:tcPr>
+            <w:tcW w:type="dxa" w:w="1440"/>
+            <w:shd w:fill="F7FAFC"/>
+          </w:tcPr>
+          <w:p>
+            <w:r>
+              <w:rPr>
+                <w:sz w:val="18"/>
+              </w:rPr>
+              <w:t>HIGH</w:t>
+            </w:r>
+          </w:p>
+        </w:tc>
+        <w:tc>
+          <w:tcPr>
+            <w:tcW w:type="dxa" w:w="1440"/>
+            <w:shd w:fill="F7FAFC"/>
+          </w:tcPr>
+          <w:p>
+            <w:r>
+              <w:rPr>
+                <w:sz w:val="18"/>
+              </w:rPr>
+              <w:t>CRITICAL (994yr)</w:t>
+            </w:r>
+          </w:p>
+        </w:tc>
+        <w:tc>
+          <w:tcPr>
+            <w:tcW w:type="dxa" w:w="1440"/>
+            <w:shd w:fill="F7FAFC"/>
+          </w:tcPr>
+          <w:p>
+            <w:r>
+              <w:rPr>
+                <w:sz w:val="18"/>
+              </w:rPr>
+              <w:t>LOW</w:t>
+            </w:r>
+          </w:p>
+        </w:tc>
+        <w:tc>
+          <w:tcPr>
+            <w:tcW w:type="dxa" w:w="1440"/>
+            <w:shd w:fill="F7FAFC"/>
+          </w:tcPr>
+          <w:p>
+            <w:r>
+              <w:rPr>
+                <w:sz w:val="18"/>
+              </w:rPr>
+              <w:t>Immutable ledger, broken signatures cannot be revoked</w:t>
+            </w:r>
+          </w:p>
+        </w:tc>
+      </w:tr>
+      <w:tr>
+        <w:tc>
+          <w:tcPr>
+            <w:tcW w:type="dxa" w:w="1440"/>
+          </w:tcPr>
+          <w:p>
+            <w:r>
+              <w:rPr>
+                <w:sz w:val="18"/>
+              </w:rPr>
+              <w:t>Finance</w:t>
+            </w:r>
+          </w:p>
+        </w:tc>
+        <w:tc>
+          <w:tcPr>
+            <w:tcW w:type="dxa" w:w="1440"/>
+          </w:tcPr>
+          <w:p>
+            <w:r>
+              <w:rPr>
+                <w:sz w:val="18"/>
+              </w:rPr>
+              <w:t>70.5/100</w:t>
+            </w:r>
+          </w:p>
+        </w:tc>
+        <w:tc>
+          <w:tcPr>
+            <w:tcW w:type="dxa" w:w="1440"/>
+          </w:tcPr>
+          <w:p>
+            <w:r>
+              <w:rPr>
+                <w:sz w:val="18"/>
+              </w:rPr>
+              <w:t>HIGH</w:t>
+            </w:r>
+          </w:p>
+        </w:tc>
+        <w:tc>
+          <w:tcPr>
+            <w:tcW w:type="dxa" w:w="1440"/>
+          </w:tcPr>
+          <w:p>
+            <w:r>
+              <w:rPr>
+                <w:sz w:val="18"/>
+              </w:rPr>
+              <w:t>MODERATE (2yr)</w:t>
+            </w:r>
+          </w:p>
+        </w:tc>
+        <w:tc>
+          <w:tcPr>
+            <w:tcW w:type="dxa" w:w="1440"/>
+          </w:tcPr>
+          <w:p>
+            <w:r>
+              <w:rPr>
+                <w:sz w:val="18"/>
+              </w:rPr>
+              <w:t>MODERATE</w:t>
+            </w:r>
+          </w:p>
+        </w:tc>
+        <w:tc>
+          <w:tcPr>
+            <w:tcW w:type="dxa" w:w="1440"/>
+          </w:tcPr>
+          <w:p>
+            <w:r>
+              <w:rPr>
+                <w:sz w:val="18"/>
+              </w:rPr>
+              <w:t>CNSA 2.0 deadline 2030, 4 years remaining</w:t>
+            </w:r>
+          </w:p>
+        </w:tc>
+      </w:tr>
+      <w:tr>
+        <w:tc>
+          <w:tcPr>
+            <w:tcW w:type="dxa" w:w="1440"/>
+            <w:shd w:fill="F7FAFC"/>
+          </w:tcPr>
+          <w:p>
+            <w:r>
+              <w:rPr>
+                <w:sz w:val="18"/>
+              </w:rPr>
+              <w:t>IoT/Edge</w:t>
+            </w:r>
+          </w:p>
+        </w:tc>
+        <w:tc>
+          <w:tcPr>
+            <w:tcW w:type="dxa" w:w="1440"/>
+            <w:shd w:fill="F7FAFC"/>
+          </w:tcPr>
+          <w:p>
+            <w:r>
+              <w:rPr>
+                <w:sz w:val="18"/>
+              </w:rPr>
+              <w:t>59/100</w:t>
+            </w:r>
+          </w:p>
+        </w:tc>
+        <w:tc>
+          <w:tcPr>
+            <w:tcW w:type="dxa" w:w="1440"/>
+            <w:shd w:fill="F7FAFC"/>
+          </w:tcPr>
+          <w:p>
+            <w:r>
+              <w:rPr>
+                <w:sz w:val="18"/>
+              </w:rPr>
+              <w:t>MODERATE</w:t>
+            </w:r>
+          </w:p>
+        </w:tc>
+        <w:tc>
+          <w:tcPr>
+            <w:tcW w:type="dxa" w:w="1440"/>
+            <w:shd w:fill="F7FAFC"/>
+          </w:tcPr>
+          <w:p>
+            <w:r>
+              <w:rPr>
+                <w:sz w:val="18"/>
+              </w:rPr>
+              <w:t>MODERATE (5yr)</w:t>
+            </w:r>
+          </w:p>
+        </w:tc>
+        <w:tc>
+          <w:tcPr>
+            <w:tcW w:type="dxa" w:w="1440"/>
+            <w:shd w:fill="F7FAFC"/>
+          </w:tcPr>
+          <w:p>
+            <w:r>
+              <w:rPr>
+                <w:sz w:val="18"/>
+              </w:rPr>
+              <w:t>CRITICAL</w:t>
+            </w:r>
+          </w:p>
+        </w:tc>
+        <w:tc>
+          <w:tcPr>
+            <w:tcW w:type="dxa" w:w="1440"/>
+            <w:shd w:fill="F7FAFC"/>
+          </w:tcPr>
+          <w:p>
+            <w:r>
+              <w:rPr>
+                <w:sz w:val="18"/>
+              </w:rPr>
+              <w:t>SPA key recovery in 30s on Cortex-M4</w:t>
+            </w:r>
+          </w:p>
+        </w:tc>
+      </w:tr>
+      <w:tr>
+        <w:tc>
+          <w:tcPr>
+            <w:tcW w:type="dxa" w:w="1440"/>
+          </w:tcPr>
+          <w:p>
+            <w:r>
+              <w:rPr>
+                <w:sz w:val="18"/>
+              </w:rPr>
+              <w:t>MPC-FHE</w:t>
+            </w:r>
+          </w:p>
+        </w:tc>
+        <w:tc>
+          <w:tcPr>
+            <w:tcW w:type="dxa" w:w="1440"/>
+          </w:tcPr>
+          <w:p>
+            <w:r>
+              <w:rPr>
+                <w:sz w:val="18"/>
+              </w:rPr>
+              <w:t>56.5/100</w:t>
+            </w:r>
+          </w:p>
+        </w:tc>
+        <w:tc>
+          <w:tcPr>
+            <w:tcW w:type="dxa" w:w="1440"/>
+          </w:tcPr>
+          <w:p>
+            <w:r>
+              <w:rPr>
+                <w:sz w:val="18"/>
+              </w:rPr>
+              <w:t>MODERATE</w:t>
+            </w:r>
+          </w:p>
+        </w:tc>
+        <w:tc>
+          <w:tcPr>
+            <w:tcW w:type="dxa" w:w="1440"/>
+          </w:tcPr>
+          <w:p>
+            <w:r>
+              <w:rPr>
+                <w:sz w:val="18"/>
+              </w:rPr>
+              <w:t>LOW (safe)</w:t>
+            </w:r>
+          </w:p>
+        </w:tc>
+        <w:tc>
+          <w:tcPr>
+            <w:tcW w:type="dxa" w:w="1440"/>
+          </w:tcPr>
+          <w:p>
+            <w:r>
+              <w:rPr>
+                <w:sz w:val="18"/>
+              </w:rPr>
+              <w:t>HIGH</w:t>
+            </w:r>
+          </w:p>
+        </w:tc>
+        <w:tc>
+          <w:tcPr>
+            <w:tcW w:type="dxa" w:w="1440"/>
+          </w:tcPr>
+          <w:p>
+            <w:r>
+              <w:rPr>
+                <w:sz w:val="18"/>
+              </w:rPr>
+              <w:t>Lattice monoculture, CPAD impossibility, NTT SPA</w:t>
+            </w:r>
+          </w:p>
+        </w:tc>
+      </w:tr>
+    </w:tbl>
+    <w:p>
+      <w:r>
+        <w:br w:type="page"/>
+      </w:r>
+    </w:p>
+    <w:p>
+      <w:pPr>
+        <w:pStyle w:val="Heading1"/>
+      </w:pPr>
+      <w:r>
+        <w:t>9. Real Quantum Circuit Sector Benchmarks</w:t>
+      </w:r>
+    </w:p>
+    <w:p>
+      <w:r>
+        <w:rPr>
+          <w:sz w:val="20"/>
+        </w:rPr>
+        <w:t>Unlike the mathematical estimates in Section 8, this section covers the execution of ACTUAL Qiskit quantum circuits on AerSimulator (with optional GPU acceleration). Each sector receives a comprehensive circuit benchmark including Shor factoring, ECC discrete log, Grover search, noise analysis, and HNDL demonstration.</w:t>
+      </w:r>
+    </w:p>
+    <w:p>
+      <w:pPr>
+        <w:pStyle w:val="Heading2"/>
+      </w:pPr>
+      <w:r>
+        <w:t>9.1 Shor Circuit Execution and RSA Extrapolation</w:t>
+      </w:r>
+    </w:p>
+    <w:p>
+      <w:r>
+        <w:rPr>
+          <w:sz w:val="20"/>
+        </w:rPr>
+        <w:t>Real QFT-based period finding circuits are executed for N=15 (3x5, 12 qubits), N=21 (3x7, 15 qubits), and N=35 (5x7, 18 qubits) on Qiskit AerSimulator. Results are extrapolated to RSA-2048 (4,098 logical qubits, Gidney-Ekera 2021), RSA-3072, and RSA-4096 using the Pinnacle 2026 architecture estimates.</w:t>
+      </w:r>
+    </w:p>
+    <w:p>
+      <w:pPr>
+        <w:pStyle w:val="Heading2"/>
+      </w:pPr>
+      <w:r>
+        <w:t>9.2 ECC Discrete Log Circuit Demo</w:t>
+      </w:r>
+    </w:p>
+    <w:p>
+      <w:r>
+        <w:rPr>
+          <w:sz w:val="20"/>
+        </w:rPr>
+        <w:t>A quantum period finding circuit on GF(2^4) demonstrates the discrete logarithm attack principle used against elliptic curve cryptography. Results are extrapolated to P-256 (2,330 qubits, 1.26e11 Toffoli gates), P-384 (3,484 qubits), Ed25519, and secp256k1 using Roetteler et al. (2017) + arXiv:2503.02984 (March 2025) formulas.</w:t>
+      </w:r>
+    </w:p>
+    <w:p>
+      <w:pPr>
+        <w:pStyle w:val="Heading2"/>
+      </w:pPr>
+      <w:r>
+        <w:t>9.3 Grover Circuit Execution and AES Extrapolation</w:t>
+      </w:r>
+    </w:p>
+    <w:p>
+      <w:r>
+        <w:rPr>
+          <w:sz w:val="20"/>
+        </w:rPr>
+        <w:t>Grover search circuits from 4 to 16 qubits demonstrate quadratic speedup on real search spaces. Results are extrapolated to AES-128 (2,953 qubits, 64-bit effective security) and AES-256 (6,681 qubits, 128-bit effective security) using CCQC 2025 optimizations (-45.2% full-depth-width product) and ASIACRYPT 2025 (T-depth=30).</w:t>
+      </w:r>
+    </w:p>
+    <w:p>
+      <w:pPr>
+        <w:pStyle w:val="Heading2"/>
+      </w:pPr>
+      <w:r>
+        <w:t>9.4 Regev Algorithm Comparison</w:t>
+      </w:r>
+    </w:p>
+    <w:p>
+      <w:r>
+        <w:rPr>
+          <w:sz w:val="20"/>
+        </w:rPr>
+        <w:t>Regev's factoring algorithm (JACM Jan 2025) achieves O(n^{3/2}) gate complexity vs Shor's O(n^2 log n), but requires O(n log n) qubits and sqrt(n) independent quantum runs. For RSA-2048, Regev shows a 99.7% gate reduction compared to Shor. However, as of 2026, Shor remains the practical standard for CRQC threat modeling due to Regev's multi-run requirement and higher qubit overhead.</w:t>
+      </w:r>
+    </w:p>
+    <w:p>
+      <w:pPr>
+        <w:pStyle w:val="Heading2"/>
+      </w:pPr>
+      <w:r>
+        <w:t>9.5 Sector-Specific Noise Profiles</w:t>
+      </w:r>
+    </w:p>
+    <w:tbl>
+      <w:tblPr>
+        <w:tblStyle w:val="TableGrid"/>
+        <w:tblW w:type="auto" w:w="0"/>
+        <w:tblLook w:firstColumn="1" w:firstRow="1" w:lastColumn="0" w:lastRow="0" w:noHBand="0" w:noVBand="1" w:val="04A0"/>
+      </w:tblPr>
+      <w:tblGrid>
+        <w:gridCol w:w="1440"/>
+        <w:gridCol w:w="1440"/>
+        <w:gridCol w:w="1440"/>
+        <w:gridCol w:w="1440"/>
+        <w:gridCol w:w="1440"/>
+        <w:gridCol w:w="1440"/>
+      </w:tblGrid>
+      <w:tr>
+        <w:tc>
+          <w:tcPr>
+            <w:tcW w:type="dxa" w:w="1440"/>
+            <w:shd w:fill="1a365d"/>
+          </w:tcPr>
+          <w:p>
+            <w:pPr>
+              <w:jc w:val="center"/>
+            </w:pPr>
+            <w:r>
+              <w:rPr>
+                <w:b/>
+                <w:color w:val="FFFFFF"/>
+                <w:sz w:val="18"/>
+              </w:rPr>
+              <w:t>Profile</w:t>
+            </w:r>
+          </w:p>
+        </w:tc>
+        <w:tc>
+          <w:tcPr>
+            <w:tcW w:type="dxa" w:w="1440"/>
+            <w:shd w:fill="1a365d"/>
+          </w:tcPr>
+          <w:p>
+            <w:pPr>
+              <w:jc w:val="center"/>
+            </w:pPr>
+            <w:r>
+              <w:rPr>
+                <w:b/>
+                <w:color w:val="FFFFFF"/>
+                <w:sz w:val="18"/>
+              </w:rPr>
+              <w:t>Sector</w:t>
+            </w:r>
+          </w:p>
+        </w:tc>
+        <w:tc>
+          <w:tcPr>
+            <w:tcW w:type="dxa" w:w="1440"/>
+            <w:shd w:fill="1a365d"/>
+          </w:tcPr>
+          <w:p>
+            <w:pPr>
+              <w:jc w:val="center"/>
+            </w:pPr>
+            <w:r>
+              <w:rPr>
+                <w:b/>
+                <w:color w:val="FFFFFF"/>
+                <w:sz w:val="18"/>
+              </w:rPr>
+              <w:t>Single-Q Error</w:t>
+            </w:r>
+          </w:p>
+        </w:tc>
+        <w:tc>
+          <w:tcPr>
+            <w:tcW w:type="dxa" w:w="1440"/>
+            <w:shd w:fill="1a365d"/>
+          </w:tcPr>
+          <w:p>
+            <w:pPr>
+              <w:jc w:val="center"/>
+            </w:pPr>
+            <w:r>
+              <w:rPr>
+                <w:b/>
+                <w:color w:val="FFFFFF"/>
+                <w:sz w:val="18"/>
+              </w:rPr>
+              <w:t>2-Q Error</w:t>
+            </w:r>
+          </w:p>
+        </w:tc>
+        <w:tc>
+          <w:tcPr>
+            <w:tcW w:type="dxa" w:w="1440"/>
+            <w:shd w:fill="1a365d"/>
+          </w:tcPr>
+          <w:p>
+            <w:pPr>
+              <w:jc w:val="center"/>
+            </w:pPr>
+            <w:r>
+              <w:rPr>
+                <w:b/>
+                <w:color w:val="FFFFFF"/>
+                <w:sz w:val="18"/>
+              </w:rPr>
+              <w:t>T1 (us)</w:t>
+            </w:r>
+          </w:p>
+        </w:tc>
+        <w:tc>
+          <w:tcPr>
+            <w:tcW w:type="dxa" w:w="1440"/>
+            <w:shd w:fill="1a365d"/>
+          </w:tcPr>
+          <w:p>
+            <w:pPr>
+              <w:jc w:val="center"/>
+            </w:pPr>
+            <w:r>
+              <w:rPr>
+                <w:b/>
+                <w:color w:val="FFFFFF"/>
+                <w:sz w:val="18"/>
+              </w:rPr>
+              <w:t>Readout</w:t>
+            </w:r>
+          </w:p>
+        </w:tc>
+      </w:tr>
+      <w:tr>
+        <w:tc>
+          <w:tcPr>
+            <w:tcW w:type="dxa" w:w="1440"/>
+          </w:tcPr>
+          <w:p>
+            <w:r>
+              <w:rPr>
+                <w:sz w:val="18"/>
+              </w:rPr>
+              <w:t>medical_iot</w:t>
+            </w:r>
+          </w:p>
+        </w:tc>
+        <w:tc>
+          <w:tcPr>
+            <w:tcW w:type="dxa" w:w="1440"/>
+          </w:tcPr>
+          <w:p>
+            <w:r>
+              <w:rPr>
+                <w:sz w:val="18"/>
+              </w:rPr>
+              <w:t>Healthcare</w:t>
+            </w:r>
+          </w:p>
+        </w:tc>
+        <w:tc>
+          <w:tcPr>
+            <w:tcW w:type="dxa" w:w="1440"/>
+          </w:tcPr>
+          <w:p>
+            <w:r>
+              <w:rPr>
+                <w:sz w:val="18"/>
+              </w:rPr>
+              <w:t>5e-3</w:t>
+            </w:r>
+          </w:p>
+        </w:tc>
+        <w:tc>
+          <w:tcPr>
+            <w:tcW w:type="dxa" w:w="1440"/>
+          </w:tcPr>
+          <w:p>
+            <w:r>
+              <w:rPr>
+                <w:sz w:val="18"/>
+              </w:rPr>
+              <w:t>2.5e-2</w:t>
+            </w:r>
+          </w:p>
+        </w:tc>
+        <w:tc>
+          <w:tcPr>
+            <w:tcW w:type="dxa" w:w="1440"/>
+          </w:tcPr>
+          <w:p>
+            <w:r>
+              <w:rPr>
+                <w:sz w:val="18"/>
+              </w:rPr>
+              <w:t>50</w:t>
+            </w:r>
+          </w:p>
+        </w:tc>
+        <w:tc>
+          <w:tcPr>
+            <w:tcW w:type="dxa" w:w="1440"/>
+          </w:tcPr>
+          <w:p>
+            <w:r>
+              <w:rPr>
+                <w:sz w:val="18"/>
+              </w:rPr>
+              <w:t>1e-2</w:t>
+            </w:r>
+          </w:p>
+        </w:tc>
+      </w:tr>
+      <w:tr>
+        <w:tc>
+          <w:tcPr>
+            <w:tcW w:type="dxa" w:w="1440"/>
+            <w:shd w:fill="F7FAFC"/>
+          </w:tcPr>
+          <w:p>
+            <w:r>
+              <w:rPr>
+                <w:sz w:val="18"/>
+              </w:rPr>
+              <w:t>datacenter</w:t>
+            </w:r>
+          </w:p>
+        </w:tc>
+        <w:tc>
+          <w:tcPr>
+            <w:tcW w:type="dxa" w:w="1440"/>
+            <w:shd w:fill="F7FAFC"/>
+          </w:tcPr>
+          <w:p>
+            <w:r>
+              <w:rPr>
+                <w:sz w:val="18"/>
+              </w:rPr>
+              <w:t>Finance/Blockchain</w:t>
+            </w:r>
+          </w:p>
+        </w:tc>
+        <w:tc>
+          <w:tcPr>
+            <w:tcW w:type="dxa" w:w="1440"/>
+            <w:shd w:fill="F7FAFC"/>
+          </w:tcPr>
+          <w:p>
+            <w:r>
+              <w:rPr>
+                <w:sz w:val="18"/>
+              </w:rPr>
+              <w:t>1e-4</w:t>
+            </w:r>
+          </w:p>
+        </w:tc>
+        <w:tc>
+          <w:tcPr>
+            <w:tcW w:type="dxa" w:w="1440"/>
+            <w:shd w:fill="F7FAFC"/>
+          </w:tcPr>
+          <w:p>
+            <w:r>
+              <w:rPr>
+                <w:sz w:val="18"/>
+              </w:rPr>
+              <w:t>5e-4</w:t>
+            </w:r>
+          </w:p>
+        </w:tc>
+        <w:tc>
+          <w:tcPr>
+            <w:tcW w:type="dxa" w:w="1440"/>
+            <w:shd w:fill="F7FAFC"/>
+          </w:tcPr>
+          <w:p>
+            <w:r>
+              <w:rPr>
+                <w:sz w:val="18"/>
+              </w:rPr>
+              <w:t>300</w:t>
+            </w:r>
+          </w:p>
+        </w:tc>
+        <w:tc>
+          <w:tcPr>
+            <w:tcW w:type="dxa" w:w="1440"/>
+            <w:shd w:fill="F7FAFC"/>
+          </w:tcPr>
+          <w:p>
+            <w:r>
+              <w:rPr>
+                <w:sz w:val="18"/>
+              </w:rPr>
+              <w:t>5e-3</w:t>
+            </w:r>
+          </w:p>
+        </w:tc>
+      </w:tr>
+      <w:tr>
+        <w:tc>
+          <w:tcPr>
+            <w:tcW w:type="dxa" w:w="1440"/>
+          </w:tcPr>
+          <w:p>
+            <w:r>
+              <w:rPr>
+                <w:sz w:val="18"/>
+              </w:rPr>
+              <w:t>adversarial</w:t>
+            </w:r>
+          </w:p>
+        </w:tc>
+        <w:tc>
+          <w:tcPr>
+            <w:tcW w:type="dxa" w:w="1440"/>
+          </w:tcPr>
+          <w:p>
+            <w:r>
+              <w:rPr>
+                <w:sz w:val="18"/>
+              </w:rPr>
+              <w:t>All (attack)</w:t>
+            </w:r>
+          </w:p>
+        </w:tc>
+        <w:tc>
+          <w:tcPr>
+            <w:tcW w:type="dxa" w:w="1440"/>
+          </w:tcPr>
+          <w:p>
+            <w:r>
+              <w:rPr>
+                <w:sz w:val="18"/>
+              </w:rPr>
+              <w:t>1e-3</w:t>
+            </w:r>
+          </w:p>
+        </w:tc>
+        <w:tc>
+          <w:tcPr>
+            <w:tcW w:type="dxa" w:w="1440"/>
+          </w:tcPr>
+          <w:p>
+            <w:r>
+              <w:rPr>
+                <w:sz w:val="18"/>
+              </w:rPr>
+              <w:t>5e-3</w:t>
+            </w:r>
+          </w:p>
+        </w:tc>
+        <w:tc>
+          <w:tcPr>
+            <w:tcW w:type="dxa" w:w="1440"/>
+          </w:tcPr>
+          <w:p>
+            <w:r>
+              <w:rPr>
+                <w:sz w:val="18"/>
+              </w:rPr>
+              <w:t>100</w:t>
+            </w:r>
+          </w:p>
+        </w:tc>
+        <w:tc>
+          <w:tcPr>
+            <w:tcW w:type="dxa" w:w="1440"/>
+          </w:tcPr>
+          <w:p>
+            <w:r>
+              <w:rPr>
+                <w:sz w:val="18"/>
+              </w:rPr>
+              <w:t>8e-3</w:t>
+            </w:r>
+          </w:p>
+        </w:tc>
+      </w:tr>
+      <w:tr>
+        <w:tc>
+          <w:tcPr>
+            <w:tcW w:type="dxa" w:w="1440"/>
+            <w:shd w:fill="F7FAFC"/>
+          </w:tcPr>
+          <w:p>
+            <w:r>
+              <w:rPr>
+                <w:sz w:val="18"/>
+              </w:rPr>
+              <w:t>constrained_device</w:t>
+            </w:r>
+          </w:p>
+        </w:tc>
+        <w:tc>
+          <w:tcPr>
+            <w:tcW w:type="dxa" w:w="1440"/>
+            <w:shd w:fill="F7FAFC"/>
+          </w:tcPr>
+          <w:p>
+            <w:r>
+              <w:rPr>
+                <w:sz w:val="18"/>
+              </w:rPr>
+              <w:t>IoT/Edge</w:t>
+            </w:r>
+          </w:p>
+        </w:tc>
+        <w:tc>
+          <w:tcPr>
+            <w:tcW w:type="dxa" w:w="1440"/>
+            <w:shd w:fill="F7FAFC"/>
+          </w:tcPr>
+          <w:p>
+            <w:r>
+              <w:rPr>
+                <w:sz w:val="18"/>
+              </w:rPr>
+              <w:t>1e-2</w:t>
+            </w:r>
+          </w:p>
+        </w:tc>
+        <w:tc>
+          <w:tcPr>
+            <w:tcW w:type="dxa" w:w="1440"/>
+            <w:shd w:fill="F7FAFC"/>
+          </w:tcPr>
+          <w:p>
+            <w:r>
+              <w:rPr>
+                <w:sz w:val="18"/>
+              </w:rPr>
+              <w:t>5e-2</w:t>
+            </w:r>
+          </w:p>
+        </w:tc>
+        <w:tc>
+          <w:tcPr>
+            <w:tcW w:type="dxa" w:w="1440"/>
+            <w:shd w:fill="F7FAFC"/>
+          </w:tcPr>
+          <w:p>
+            <w:r>
+              <w:rPr>
+                <w:sz w:val="18"/>
+              </w:rPr>
+              <w:t>20</w:t>
+            </w:r>
+          </w:p>
+        </w:tc>
+        <w:tc>
+          <w:tcPr>
+            <w:tcW w:type="dxa" w:w="1440"/>
+            <w:shd w:fill="F7FAFC"/>
+          </w:tcPr>
+          <w:p>
+            <w:r>
+              <w:rPr>
+                <w:sz w:val="18"/>
+              </w:rPr>
+              <w:t>3e-2</w:t>
+            </w:r>
+          </w:p>
+        </w:tc>
+      </w:tr>
+      <w:tr>
+        <w:tc>
+          <w:tcPr>
+            <w:tcW w:type="dxa" w:w="1440"/>
+          </w:tcPr>
+          <w:p>
+            <w:r>
+              <w:rPr>
+                <w:sz w:val="18"/>
+              </w:rPr>
+              <w:t>lattice_correlated</w:t>
+            </w:r>
+          </w:p>
+        </w:tc>
+        <w:tc>
+          <w:tcPr>
+            <w:tcW w:type="dxa" w:w="1440"/>
+          </w:tcPr>
+          <w:p>
+            <w:r>
+              <w:rPr>
+                <w:sz w:val="18"/>
+              </w:rPr>
+              <w:t>MPC-FHE</w:t>
+            </w:r>
+          </w:p>
+        </w:tc>
+        <w:tc>
+          <w:tcPr>
+            <w:tcW w:type="dxa" w:w="1440"/>
+          </w:tcPr>
+          <w:p>
+            <w:r>
+              <w:rPr>
+                <w:sz w:val="18"/>
+              </w:rPr>
+              <w:t>1e-3</w:t>
+            </w:r>
+          </w:p>
+        </w:tc>
+        <w:tc>
+          <w:tcPr>
+            <w:tcW w:type="dxa" w:w="1440"/>
+          </w:tcPr>
+          <w:p>
+            <w:r>
+              <w:rPr>
+                <w:sz w:val="18"/>
+              </w:rPr>
+              <w:t>5e-3</w:t>
+            </w:r>
+          </w:p>
+        </w:tc>
+        <w:tc>
+          <w:tcPr>
+            <w:tcW w:type="dxa" w:w="1440"/>
+          </w:tcPr>
+          <w:p>
+            <w:r>
+              <w:rPr>
+                <w:sz w:val="18"/>
+              </w:rPr>
+              <w:t>150</w:t>
+            </w:r>
+          </w:p>
+        </w:tc>
+        <w:tc>
+          <w:tcPr>
+            <w:tcW w:type="dxa" w:w="1440"/>
+          </w:tcPr>
+          <w:p>
+            <w:r>
+              <w:rPr>
+                <w:sz w:val="18"/>
+              </w:rPr>
+              <w:t>7e-3</w:t>
+            </w:r>
+          </w:p>
+        </w:tc>
+      </w:tr>
+    </w:tbl>
+    <w:p>
+      <w:r>
+        <w:rPr>
+          <w:sz w:val="20"/>
+        </w:rPr>
+        <w:t>Each noise profile includes depolarizing errors, thermal relaxation (T1/T2), and readout errors calibrated to 2026 hardware expectations. The adversarial profile is based on Penn State (Jan 2026) research on malicious quantum noise patterns.</w:t>
+      </w:r>
+    </w:p>
+    <w:p>
+      <w:pPr>
+        <w:pStyle w:val="Heading2"/>
+      </w:pPr>
+      <w:r>
+        <w:t>9.6 GPU-Accelerated Quantum Simulation</w:t>
+      </w:r>
+    </w:p>
+    <w:p>
+      <w:r>
+        <w:rPr>
+          <w:sz w:val="20"/>
+        </w:rPr>
+        <w:t>The GPUQuantumBackend class auto-detects cuStateVec availability for GPU-accelerated state vector simulation. On RTX 6000 PRO Blackwell (96GB VRAM), up to 32 qubits (complex128) or 33 qubits (complex64) can be simulated. CPU fallback supports up to 28 qubits (statevector) or 40+ qubits (matrix product state, approximate).</w:t>
+      </w:r>
+    </w:p>
+    <w:p>
+      <w:r>
+        <w:br w:type="page"/>
+      </w:r>
+    </w:p>
+    <w:p>
+      <w:pPr>
+        <w:pStyle w:val="Heading1"/>
+      </w:pPr>
+      <w:r>
+        <w:t>10. API Reference (New v3.2.0 Endpoints)</w:t>
       </w:r>
     </w:p>
     <w:tbl>
@@ -9188,6 +11634,512 @@
                 <w:sz w:val="18"/>
               </w:rPr>
               <w:t>GL Scheme</w:t>
+            </w:r>
+          </w:p>
+        </w:tc>
+      </w:tr>
+      <w:tr>
+        <w:tc>
+          <w:tcPr>
+            <w:tcW w:type="dxa" w:w="2160"/>
+            <w:shd w:fill="F7FAFC"/>
+          </w:tcPr>
+          <w:p>
+            <w:r>
+              <w:rPr>
+                <w:sz w:val="18"/>
+              </w:rPr>
+              <w:t>/benchmarks/sector/{sector}/quantum-security</w:t>
+            </w:r>
+          </w:p>
+        </w:tc>
+        <w:tc>
+          <w:tcPr>
+            <w:tcW w:type="dxa" w:w="2160"/>
+            <w:shd w:fill="F7FAFC"/>
+          </w:tcPr>
+          <w:p>
+            <w:r>
+              <w:rPr>
+                <w:sz w:val="18"/>
+              </w:rPr>
+              <w:t>GET</w:t>
+            </w:r>
+          </w:p>
+        </w:tc>
+        <w:tc>
+          <w:tcPr>
+            <w:tcW w:type="dxa" w:w="2160"/>
+            <w:shd w:fill="F7FAFC"/>
+          </w:tcPr>
+          <w:p>
+            <w:r>
+              <w:rPr>
+                <w:sz w:val="18"/>
+              </w:rPr>
+              <w:t>Per-sector quantum security simulation (Shor×4 + Grover×2 + HNDL)</w:t>
+            </w:r>
+          </w:p>
+        </w:tc>
+        <w:tc>
+          <w:tcPr>
+            <w:tcW w:type="dxa" w:w="2160"/>
+            <w:shd w:fill="F7FAFC"/>
+          </w:tcPr>
+          <w:p>
+            <w:r>
+              <w:rPr>
+                <w:sz w:val="18"/>
+              </w:rPr>
+              <w:t>Sector Quantum Security</w:t>
+            </w:r>
+          </w:p>
+        </w:tc>
+      </w:tr>
+      <w:tr>
+        <w:tc>
+          <w:tcPr>
+            <w:tcW w:type="dxa" w:w="2160"/>
+          </w:tcPr>
+          <w:p>
+            <w:r>
+              <w:rPr>
+                <w:sz w:val="18"/>
+              </w:rPr>
+              <w:t>/benchmarks/sector-all/quantum-security</w:t>
+            </w:r>
+          </w:p>
+        </w:tc>
+        <w:tc>
+          <w:tcPr>
+            <w:tcW w:type="dxa" w:w="2160"/>
+          </w:tcPr>
+          <w:p>
+            <w:r>
+              <w:rPr>
+                <w:sz w:val="18"/>
+              </w:rPr>
+              <w:t>GET</w:t>
+            </w:r>
+          </w:p>
+        </w:tc>
+        <w:tc>
+          <w:tcPr>
+            <w:tcW w:type="dxa" w:w="2160"/>
+          </w:tcPr>
+          <w:p>
+            <w:r>
+              <w:rPr>
+                <w:sz w:val="18"/>
+              </w:rPr>
+              <w:t>All 5 sectors with cross-sector comparison and urgency ranking</w:t>
+            </w:r>
+          </w:p>
+        </w:tc>
+        <w:tc>
+          <w:tcPr>
+            <w:tcW w:type="dxa" w:w="2160"/>
+          </w:tcPr>
+          <w:p>
+            <w:r>
+              <w:rPr>
+                <w:sz w:val="18"/>
+              </w:rPr>
+              <w:t>Sector Quantum Security</w:t>
+            </w:r>
+          </w:p>
+        </w:tc>
+      </w:tr>
+      <w:tr>
+        <w:tc>
+          <w:tcPr>
+            <w:tcW w:type="dxa" w:w="2160"/>
+            <w:shd w:fill="F7FAFC"/>
+          </w:tcPr>
+          <w:p>
+            <w:r>
+              <w:rPr>
+                <w:sz w:val="18"/>
+              </w:rPr>
+              <w:t>/benchmarks/sector/{sector}/circuit-benchmark</w:t>
+            </w:r>
+          </w:p>
+        </w:tc>
+        <w:tc>
+          <w:tcPr>
+            <w:tcW w:type="dxa" w:w="2160"/>
+            <w:shd w:fill="F7FAFC"/>
+          </w:tcPr>
+          <w:p>
+            <w:r>
+              <w:rPr>
+                <w:sz w:val="18"/>
+              </w:rPr>
+              <w:t>POST</w:t>
+            </w:r>
+          </w:p>
+        </w:tc>
+        <w:tc>
+          <w:tcPr>
+            <w:tcW w:type="dxa" w:w="2160"/>
+            <w:shd w:fill="F7FAFC"/>
+          </w:tcPr>
+          <w:p>
+            <w:r>
+              <w:rPr>
+                <w:sz w:val="18"/>
+              </w:rPr>
+              <w:t>Per-sector real Qiskit circuit benchmark (Shor+ECC+Grover+noise)</w:t>
+            </w:r>
+          </w:p>
+        </w:tc>
+        <w:tc>
+          <w:tcPr>
+            <w:tcW w:type="dxa" w:w="2160"/>
+            <w:shd w:fill="F7FAFC"/>
+          </w:tcPr>
+          <w:p>
+            <w:r>
+              <w:rPr>
+                <w:sz w:val="18"/>
+              </w:rPr>
+              <w:t>Quantum Circuit Benchmarks</w:t>
+            </w:r>
+          </w:p>
+        </w:tc>
+      </w:tr>
+      <w:tr>
+        <w:tc>
+          <w:tcPr>
+            <w:tcW w:type="dxa" w:w="2160"/>
+          </w:tcPr>
+          <w:p>
+            <w:r>
+              <w:rPr>
+                <w:sz w:val="18"/>
+              </w:rPr>
+              <w:t>/benchmarks/sector-all/circuit-benchmark</w:t>
+            </w:r>
+          </w:p>
+        </w:tc>
+        <w:tc>
+          <w:tcPr>
+            <w:tcW w:type="dxa" w:w="2160"/>
+          </w:tcPr>
+          <w:p>
+            <w:r>
+              <w:rPr>
+                <w:sz w:val="18"/>
+              </w:rPr>
+              <w:t>POST</w:t>
+            </w:r>
+          </w:p>
+        </w:tc>
+        <w:tc>
+          <w:tcPr>
+            <w:tcW w:type="dxa" w:w="2160"/>
+          </w:tcPr>
+          <w:p>
+            <w:r>
+              <w:rPr>
+                <w:sz w:val="18"/>
+              </w:rPr>
+              <w:t>All 5 sectors real circuit benchmark comparison</w:t>
+            </w:r>
+          </w:p>
+        </w:tc>
+        <w:tc>
+          <w:tcPr>
+            <w:tcW w:type="dxa" w:w="2160"/>
+          </w:tcPr>
+          <w:p>
+            <w:r>
+              <w:rPr>
+                <w:sz w:val="18"/>
+              </w:rPr>
+              <w:t>Quantum Circuit Benchmarks</w:t>
+            </w:r>
+          </w:p>
+        </w:tc>
+      </w:tr>
+      <w:tr>
+        <w:tc>
+          <w:tcPr>
+            <w:tcW w:type="dxa" w:w="2160"/>
+            <w:shd w:fill="F7FAFC"/>
+          </w:tcPr>
+          <w:p>
+            <w:r>
+              <w:rPr>
+                <w:sz w:val="18"/>
+              </w:rPr>
+              <w:t>/quantum/circuit/shor-demo</w:t>
+            </w:r>
+          </w:p>
+        </w:tc>
+        <w:tc>
+          <w:tcPr>
+            <w:tcW w:type="dxa" w:w="2160"/>
+            <w:shd w:fill="F7FAFC"/>
+          </w:tcPr>
+          <w:p>
+            <w:r>
+              <w:rPr>
+                <w:sz w:val="18"/>
+              </w:rPr>
+              <w:t>POST</w:t>
+            </w:r>
+          </w:p>
+        </w:tc>
+        <w:tc>
+          <w:tcPr>
+            <w:tcW w:type="dxa" w:w="2160"/>
+            <w:shd w:fill="F7FAFC"/>
+          </w:tcPr>
+          <w:p>
+            <w:r>
+              <w:rPr>
+                <w:sz w:val="18"/>
+              </w:rPr>
+              <w:t>Shor factoring real circuit demo (N=15,21,35,143,221)</w:t>
+            </w:r>
+          </w:p>
+        </w:tc>
+        <w:tc>
+          <w:tcPr>
+            <w:tcW w:type="dxa" w:w="2160"/>
+            <w:shd w:fill="F7FAFC"/>
+          </w:tcPr>
+          <w:p>
+            <w:r>
+              <w:rPr>
+                <w:sz w:val="18"/>
+              </w:rPr>
+              <w:t>Quantum Circuit Benchmarks</w:t>
+            </w:r>
+          </w:p>
+        </w:tc>
+      </w:tr>
+      <w:tr>
+        <w:tc>
+          <w:tcPr>
+            <w:tcW w:type="dxa" w:w="2160"/>
+          </w:tcPr>
+          <w:p>
+            <w:r>
+              <w:rPr>
+                <w:sz w:val="18"/>
+              </w:rPr>
+              <w:t>/quantum/circuit/ecc-dlog-demo</w:t>
+            </w:r>
+          </w:p>
+        </w:tc>
+        <w:tc>
+          <w:tcPr>
+            <w:tcW w:type="dxa" w:w="2160"/>
+          </w:tcPr>
+          <w:p>
+            <w:r>
+              <w:rPr>
+                <w:sz w:val="18"/>
+              </w:rPr>
+              <w:t>POST</w:t>
+            </w:r>
+          </w:p>
+        </w:tc>
+        <w:tc>
+          <w:tcPr>
+            <w:tcW w:type="dxa" w:w="2160"/>
+          </w:tcPr>
+          <w:p>
+            <w:r>
+              <w:rPr>
+                <w:sz w:val="18"/>
+              </w:rPr>
+              <w:t>ECC discrete log circuit demo (GF(2^4) + curve extrapolation)</w:t>
+            </w:r>
+          </w:p>
+        </w:tc>
+        <w:tc>
+          <w:tcPr>
+            <w:tcW w:type="dxa" w:w="2160"/>
+          </w:tcPr>
+          <w:p>
+            <w:r>
+              <w:rPr>
+                <w:sz w:val="18"/>
+              </w:rPr>
+              <w:t>Quantum Circuit Benchmarks</w:t>
+            </w:r>
+          </w:p>
+        </w:tc>
+      </w:tr>
+      <w:tr>
+        <w:tc>
+          <w:tcPr>
+            <w:tcW w:type="dxa" w:w="2160"/>
+            <w:shd w:fill="F7FAFC"/>
+          </w:tcPr>
+          <w:p>
+            <w:r>
+              <w:rPr>
+                <w:sz w:val="18"/>
+              </w:rPr>
+              <w:t>/quantum/circuit/grover-demo</w:t>
+            </w:r>
+          </w:p>
+        </w:tc>
+        <w:tc>
+          <w:tcPr>
+            <w:tcW w:type="dxa" w:w="2160"/>
+            <w:shd w:fill="F7FAFC"/>
+          </w:tcPr>
+          <w:p>
+            <w:r>
+              <w:rPr>
+                <w:sz w:val="18"/>
+              </w:rPr>
+              <w:t>POST</w:t>
+            </w:r>
+          </w:p>
+        </w:tc>
+        <w:tc>
+          <w:tcPr>
+            <w:tcW w:type="dxa" w:w="2160"/>
+            <w:shd w:fill="F7FAFC"/>
+          </w:tcPr>
+          <w:p>
+            <w:r>
+              <w:rPr>
+                <w:sz w:val="18"/>
+              </w:rPr>
+              <w:t>Grover search real circuit demo (4-20 qubits)</w:t>
+            </w:r>
+          </w:p>
+        </w:tc>
+        <w:tc>
+          <w:tcPr>
+            <w:tcW w:type="dxa" w:w="2160"/>
+            <w:shd w:fill="F7FAFC"/>
+          </w:tcPr>
+          <w:p>
+            <w:r>
+              <w:rPr>
+                <w:sz w:val="18"/>
+              </w:rPr>
+              <w:t>Quantum Circuit Benchmarks</w:t>
+            </w:r>
+          </w:p>
+        </w:tc>
+      </w:tr>
+      <w:tr>
+        <w:tc>
+          <w:tcPr>
+            <w:tcW w:type="dxa" w:w="2160"/>
+          </w:tcPr>
+          <w:p>
+            <w:r>
+              <w:rPr>
+                <w:sz w:val="18"/>
+              </w:rPr>
+              <w:t>/quantum/circuit/regev-comparison</w:t>
+            </w:r>
+          </w:p>
+        </w:tc>
+        <w:tc>
+          <w:tcPr>
+            <w:tcW w:type="dxa" w:w="2160"/>
+          </w:tcPr>
+          <w:p>
+            <w:r>
+              <w:rPr>
+                <w:sz w:val="18"/>
+              </w:rPr>
+              <w:t>GET</w:t>
+            </w:r>
+          </w:p>
+        </w:tc>
+        <w:tc>
+          <w:tcPr>
+            <w:tcW w:type="dxa" w:w="2160"/>
+          </w:tcPr>
+          <w:p>
+            <w:r>
+              <w:rPr>
+                <w:sz w:val="18"/>
+              </w:rPr>
+              <w:t>Regev vs Shor resource comparison (JACM 2025)</w:t>
+            </w:r>
+          </w:p>
+        </w:tc>
+        <w:tc>
+          <w:tcPr>
+            <w:tcW w:type="dxa" w:w="2160"/>
+          </w:tcPr>
+          <w:p>
+            <w:r>
+              <w:rPr>
+                <w:sz w:val="18"/>
+              </w:rPr>
+              <w:t>Quantum Circuit Benchmarks</w:t>
+            </w:r>
+          </w:p>
+        </w:tc>
+      </w:tr>
+      <w:tr>
+        <w:tc>
+          <w:tcPr>
+            <w:tcW w:type="dxa" w:w="2160"/>
+            <w:shd w:fill="F7FAFC"/>
+          </w:tcPr>
+          <w:p>
+            <w:r>
+              <w:rPr>
+                <w:sz w:val="18"/>
+              </w:rPr>
+              <w:t>/quantum/circuit/gpu-status</w:t>
+            </w:r>
+          </w:p>
+        </w:tc>
+        <w:tc>
+          <w:tcPr>
+            <w:tcW w:type="dxa" w:w="2160"/>
+            <w:shd w:fill="F7FAFC"/>
+          </w:tcPr>
+          <w:p>
+            <w:r>
+              <w:rPr>
+                <w:sz w:val="18"/>
+              </w:rPr>
+              <w:t>GET</w:t>
+            </w:r>
+          </w:p>
+        </w:tc>
+        <w:tc>
+          <w:tcPr>
+            <w:tcW w:type="dxa" w:w="2160"/>
+            <w:shd w:fill="F7FAFC"/>
+          </w:tcPr>
+          <w:p>
+            <w:r>
+              <w:rPr>
+                <w:sz w:val="18"/>
+              </w:rPr>
+              <w:t>GPU/CPU quantum simulation backend status</w:t>
+            </w:r>
+          </w:p>
+        </w:tc>
+        <w:tc>
+          <w:tcPr>
+            <w:tcW w:type="dxa" w:w="2160"/>
+            <w:shd w:fill="F7FAFC"/>
+          </w:tcPr>
+          <w:p>
+            <w:r>
+              <w:rPr>
+                <w:sz w:val="18"/>
+              </w:rPr>
+              <w:t>Quantum Circuit Benchmarks</w:t>
             </w:r>
           </w:p>
         </w:tc>
@@ -9299,7 +12251,7 @@
         <w:pStyle w:val="Heading1"/>
       </w:pPr>
       <w:r>
-        <w:t>9. Concerns, Improvements, and Recommendations</w:t>
+        <w:t>11. Concerns, Improvements, and Recommendations</w:t>
       </w:r>
     </w:p>
     <w:p>
@@ -9307,7 +12259,7 @@
         <w:pStyle w:val="Heading2"/>
       </w:pPr>
       <w:r>
-        <w:t>9.1 Concerns</w:t>
+        <w:t>11.1 Concerns</w:t>
       </w:r>
     </w:p>
     <w:p>
@@ -9535,11 +12487,43 @@
       </w:r>
     </w:p>
     <w:p>
+      <w:r>
+        <w:rPr>
+          <w:sz w:val="20"/>
+        </w:rPr>
+        <w:t>15. GPU Quantum Simulation Scalability Limits</w:t>
+      </w:r>
+    </w:p>
+    <w:p>
+      <w:r>
+        <w:rPr>
+          <w:sz w:val="20"/>
+        </w:rPr>
+        <w:t>GPU-accelerated quantum simulation (cuStateVec on RTX 6000 PRO Blackwell 96GB) is fundamentally limited to 32 qubits (complex128) or 33 qubits (complex64) due to exponential memory scaling (2^n complex amplitudes). This means real circuit benchmarks can only demonstrate small-scale factoring (N&lt;=35 for Shor, GF(2^4) for ECC) and must rely on mathematical extrapolation for cryptographically relevant key sizes. The gap between demonstrable (18 qubits for N=35) and required (4098 qubits for RSA-2048) circuits spans 3 orders of magnitude.</w:t>
+      </w:r>
+    </w:p>
+    <w:p>
+      <w:r>
+        <w:rPr>
+          <w:sz w:val="20"/>
+        </w:rPr>
+        <w:t>16. Sector Noise Model Calibration Uncertainty</w:t>
+      </w:r>
+    </w:p>
+    <w:p>
+      <w:r>
+        <w:rPr>
+          <w:sz w:val="20"/>
+        </w:rPr>
+        <w:t>The 5 sector-specific noise profiles (medical_iot, datacenter, adversarial, constrained_device, lattice_correlated) are calibrated to 2026 hardware expectations but lack direct validation against deployed quantum hardware per sector. The adversarial noise profile (Penn State Jan 2026) is theoretical. Actual noise characteristics may vary significantly by hardware platform (superconducting vs trapped-ion vs neutral-atom) and environmental conditions, affecting fidelity estimates by 10-50%.</w:t>
+      </w:r>
+    </w:p>
+    <w:p>
       <w:pPr>
         <w:pStyle w:val="Heading2"/>
       </w:pPr>
       <w:r>
-        <w:t>9.2 Improvements</w:t>
+        <w:t>11.2 Improvements</w:t>
       </w:r>
     </w:p>
     <w:p>
@@ -9671,11 +12655,27 @@
       </w:r>
     </w:p>
     <w:p>
+      <w:r>
+        <w:rPr>
+          <w:sz w:val="20"/>
+        </w:rPr>
+        <w:t>14. Real Quantum Circuit Sector Benchmarks</w:t>
+      </w:r>
+    </w:p>
+    <w:p>
+      <w:r>
+        <w:rPr>
+          <w:sz w:val="20"/>
+        </w:rPr>
+        <w:t>Integration of actual Qiskit circuit execution into sector security assessments replaces pure mathematical estimates with empirical quantum simulation data. ShorCircuitVerifier (N=15,21,35) and GroverCircuitVerifier (4-16 qubits) from quantum_verification.py are now connected to sector profiles. New ECCDiscreteLogCircuit demonstrates GF(2^4) quantum period finding with P-256/P-384 extrapolation. RegevAlgorithmDemo compares O(n^{3/2}) vs O(n^2 log n) gate complexity. EnhancedNoiseSimulator adds 5 sector-specific noise profiles (medical_iot, datacenter, adversarial, constrained_device, lattice_correlated) with depolarizing + thermal relaxation + readout errors. GPU auto-detection enables acceleration on NVIDIA GPUs with cuStateVec support.</w:t>
+      </w:r>
+    </w:p>
+    <w:p>
       <w:pPr>
         <w:pStyle w:val="Heading2"/>
       </w:pPr>
       <w:r>
-        <w:t>9.3 Recommendations</w:t>
+        <w:t>11.3 Recommendations</w:t>
       </w:r>
     </w:p>
     <w:p>
@@ -9935,11 +12935,107 @@
       </w:r>
     </w:p>
     <w:p>
+      <w:r>
+        <w:rPr>
+          <w:sz w:val="20"/>
+        </w:rPr>
+        <w:t>26. Per-Sector HNDL Threat Assessment (NEW)</w:t>
+      </w:r>
+    </w:p>
+    <w:p>
+      <w:r>
+        <w:rPr>
+          <w:sz w:val="20"/>
+        </w:rPr>
+        <w:t>The sector quantum security simulator reveals stark differences in HNDL (Harvest-Now-Decrypt-Later) exposure across industries. Healthcare data (50yr retention under HIPAA) faces a 45-year HNDL window under moderate Q-Day estimates, meaning data encrypted today will still be sensitive when quantum computers can decrypt it. Blockchain is even more critical: immutable ledger data (999yr effective retention) creates a 994-year exposure window. Organizations in these sectors should begin hybrid PQC migration IMMEDIATELY to protect data currently being transmitted. Finance (7yr) and MPC-FHE (1yr session data) face lower but non-zero HNDL risk.</w:t>
+      </w:r>
+    </w:p>
+    <w:p>
+      <w:r>
+        <w:rPr>
+          <w:sz w:val="20"/>
+        </w:rPr>
+        <w:t>27. Sector-Specific Migration Urgency Prioritization (NEW)</w:t>
+      </w:r>
+    </w:p>
+    <w:p>
+      <w:r>
+        <w:rPr>
+          <w:sz w:val="20"/>
+        </w:rPr>
+        <w:t>The migration urgency scoring system (0-100) combines 5 weighted factors to produce actionable sector-specific migration priorities: SNDL risk (30%), compliance deadline proximity (25%), side-channel exposure (20%), FHE lattice risk (15%), and data retention (10%). Results: Healthcare 87/100 (CRITICAL), Blockchain 73/100 (HIGH), Finance 70.5/100 (HIGH), IoT 59/100 (MODERATE), MPC-FHE 56.5/100 (MODERATE). Organizations should use these scores to allocate PQC migration resources proportionally.</w:t>
+      </w:r>
+    </w:p>
+    <w:p>
+      <w:r>
+        <w:rPr>
+          <w:sz w:val="20"/>
+        </w:rPr>
+        <w:t>28. IoT Side-Channel Risk Requires Immediate Masking Deployment (NEW)</w:t>
+      </w:r>
+    </w:p>
+    <w:p>
+      <w:r>
+        <w:rPr>
+          <w:sz w:val="20"/>
+        </w:rPr>
+        <w:t>The sector quantum security simulator confirms IoT/Edge has the highest side-channel exposure (CRITICAL) due to Cortex-M4 SPA attacks recovering ML-KEM keys in 30 seconds (Berzati 2025). All IoT PQC deployments MUST use pqm4 v2.0+ with first-order masking. Constrained devices unable to support masking overhead should consider SLH-DSA for signatures (hash-based, no SPA risk) despite its larger signature sizes.</w:t>
+      </w:r>
+    </w:p>
+    <w:p>
+      <w:r>
+        <w:rPr>
+          <w:sz w:val="20"/>
+        </w:rPr>
+        <w:t>29. Deploy GPU-Accelerated Quantum Simulation (cuStateVec) (NEW)</w:t>
+      </w:r>
+    </w:p>
+    <w:p>
+      <w:r>
+        <w:rPr>
+          <w:sz w:val="20"/>
+        </w:rPr>
+        <w:t>Organizations with NVIDIA GPUs should install cuStateVec (CUDA Quantum) to enable GPU-accelerated quantum circuit simulation up to 32-33 qubits. The GPUQuantumBackend class auto-detects cuStateVec availability and falls back to CPU AerSimulator. For RTX 6000 PRO Blackwell (96GB VRAM), this enables 100-1000x speedup on 25+ qubit circuits compared to CPU-only simulation, making periodic circuit benchmarks practical.</w:t>
+      </w:r>
+    </w:p>
+    <w:p>
+      <w:r>
+        <w:rPr>
+          <w:sz w:val="20"/>
+        </w:rPr>
+        <w:t>30. Run Periodic Real Circuit Benchmarks per Sector (NEW)</w:t>
+      </w:r>
+    </w:p>
+    <w:p>
+      <w:r>
+        <w:rPr>
+          <w:sz w:val="20"/>
+        </w:rPr>
+        <w:t>The new SectorCircuitBenchmarkRunner should be executed quarterly to track quantum threat evolution. As quantum hardware improves, the gap between demonstrable circuit sizes and cryptographically relevant sizes will shrink. Periodic benchmarks provide empirical evidence for migration urgency updates and can detect changes in noise characteristics that affect threat timelines. Results should be compared against the HNDL testbed framework (arXiv:2603.01091, March 2026) for consistency.</w:t>
+      </w:r>
+    </w:p>
+    <w:p>
+      <w:r>
+        <w:rPr>
+          <w:sz w:val="20"/>
+        </w:rPr>
+        <w:t>31. Incorporate Adversarial Noise Modeling (Penn State 2026) (NEW)</w:t>
+      </w:r>
+    </w:p>
+    <w:p>
+      <w:r>
+        <w:rPr>
+          <w:sz w:val="20"/>
+        </w:rPr>
+        <w:t>Penn State (January 2026) research on adversarial quantum noise patterns should be incorporated into all quantum threat assessments. Unlike random depolarizing noise, adversarial noise can exploit correlated error patterns to bias measurement outcomes. The EnhancedNoiseSimulator adversarial profile provides an initial framework, but organizations should monitor updates to adversarial noise models as quantum hardware matures and attack techniques evolve.</w:t>
+      </w:r>
+    </w:p>
+    <w:p>
       <w:pPr>
         <w:pStyle w:val="Heading2"/>
       </w:pPr>
       <w:r>
-        <w:t>9.4 Implementation Status (v3.2.0 Response)</w:t>
+        <w:t>11.4 Implementation Status (v3.2.0 Response)</w:t>
       </w:r>
     </w:p>
     <w:p>
@@ -10712,6 +13808,342 @@
           </w:p>
         </w:tc>
       </w:tr>
+      <w:tr>
+        <w:tc>
+          <w:tcPr>
+            <w:tcW w:type="dxa" w:w="2160"/>
+          </w:tcPr>
+          <w:p>
+            <w:r>
+              <w:rPr>
+                <w:sz w:val="18"/>
+              </w:rPr>
+              <w:t>26</w:t>
+            </w:r>
+          </w:p>
+        </w:tc>
+        <w:tc>
+          <w:tcPr>
+            <w:tcW w:type="dxa" w:w="2160"/>
+          </w:tcPr>
+          <w:p>
+            <w:r>
+              <w:rPr>
+                <w:sz w:val="18"/>
+              </w:rPr>
+              <w:t>Per-Sector HNDL Assessment</w:t>
+            </w:r>
+          </w:p>
+        </w:tc>
+        <w:tc>
+          <w:tcPr>
+            <w:tcW w:type="dxa" w:w="2160"/>
+          </w:tcPr>
+          <w:p>
+            <w:r>
+              <w:rPr>
+                <w:sz w:val="18"/>
+              </w:rPr>
+              <w:t>IMPLEMENTED</w:t>
+            </w:r>
+          </w:p>
+        </w:tc>
+        <w:tc>
+          <w:tcPr>
+            <w:tcW w:type="dxa" w:w="2160"/>
+          </w:tcPr>
+          <w:p>
+            <w:r>
+              <w:rPr>
+                <w:sz w:val="18"/>
+              </w:rPr>
+              <w:t>SectorQuantumSecurityAssessor with HNDL threat window per sector. 3 Q-Day scenarios. Healthcare CRITICAL (45yr), Blockchain CRITICAL (994yr). API: /benchmarks/sector/{sector}/quantum-security</w:t>
+            </w:r>
+          </w:p>
+        </w:tc>
+      </w:tr>
+      <w:tr>
+        <w:tc>
+          <w:tcPr>
+            <w:tcW w:type="dxa" w:w="2160"/>
+            <w:shd w:fill="F7FAFC"/>
+          </w:tcPr>
+          <w:p>
+            <w:r>
+              <w:rPr>
+                <w:sz w:val="18"/>
+              </w:rPr>
+              <w:t>27</w:t>
+            </w:r>
+          </w:p>
+        </w:tc>
+        <w:tc>
+          <w:tcPr>
+            <w:tcW w:type="dxa" w:w="2160"/>
+            <w:shd w:fill="F7FAFC"/>
+          </w:tcPr>
+          <w:p>
+            <w:r>
+              <w:rPr>
+                <w:sz w:val="18"/>
+              </w:rPr>
+              <w:t>Migration Urgency Scoring</w:t>
+            </w:r>
+          </w:p>
+        </w:tc>
+        <w:tc>
+          <w:tcPr>
+            <w:tcW w:type="dxa" w:w="2160"/>
+            <w:shd w:fill="F7FAFC"/>
+          </w:tcPr>
+          <w:p>
+            <w:r>
+              <w:rPr>
+                <w:sz w:val="18"/>
+              </w:rPr>
+              <w:t>IMPLEMENTED</w:t>
+            </w:r>
+          </w:p>
+        </w:tc>
+        <w:tc>
+          <w:tcPr>
+            <w:tcW w:type="dxa" w:w="2160"/>
+            <w:shd w:fill="F7FAFC"/>
+          </w:tcPr>
+          <w:p>
+            <w:r>
+              <w:rPr>
+                <w:sz w:val="18"/>
+              </w:rPr>
+              <w:t>5-factor weighted urgency scoring (0-100). Cross-sector comparison. All 5 sectors assessed with urgency ranking. API: /benchmarks/sector-all/quantum-security</w:t>
+            </w:r>
+          </w:p>
+        </w:tc>
+      </w:tr>
+      <w:tr>
+        <w:tc>
+          <w:tcPr>
+            <w:tcW w:type="dxa" w:w="2160"/>
+          </w:tcPr>
+          <w:p>
+            <w:r>
+              <w:rPr>
+                <w:sz w:val="18"/>
+              </w:rPr>
+              <w:t>28</w:t>
+            </w:r>
+          </w:p>
+        </w:tc>
+        <w:tc>
+          <w:tcPr>
+            <w:tcW w:type="dxa" w:w="2160"/>
+          </w:tcPr>
+          <w:p>
+            <w:r>
+              <w:rPr>
+                <w:sz w:val="18"/>
+              </w:rPr>
+              <w:t>IoT SPA Masking</w:t>
+            </w:r>
+          </w:p>
+        </w:tc>
+        <w:tc>
+          <w:tcPr>
+            <w:tcW w:type="dxa" w:w="2160"/>
+          </w:tcPr>
+          <w:p>
+            <w:r>
+              <w:rPr>
+                <w:sz w:val="18"/>
+              </w:rPr>
+              <w:t>ASSESSED</w:t>
+            </w:r>
+          </w:p>
+        </w:tc>
+        <w:tc>
+          <w:tcPr>
+            <w:tcW w:type="dxa" w:w="2160"/>
+          </w:tcPr>
+          <w:p>
+            <w:r>
+              <w:rPr>
+                <w:sz w:val="18"/>
+              </w:rPr>
+              <w:t>Side-channel assessment confirms IoT CRITICAL. pqm4 v2.0+ recommended. SectorQuantumSecurityAssessor flags IoT side-channel as highest priority.</w:t>
+            </w:r>
+          </w:p>
+        </w:tc>
+      </w:tr>
+      <w:tr>
+        <w:tc>
+          <w:tcPr>
+            <w:tcW w:type="dxa" w:w="2160"/>
+            <w:shd w:fill="F7FAFC"/>
+          </w:tcPr>
+          <w:p>
+            <w:r>
+              <w:rPr>
+                <w:sz w:val="18"/>
+              </w:rPr>
+              <w:t>29</w:t>
+            </w:r>
+          </w:p>
+        </w:tc>
+        <w:tc>
+          <w:tcPr>
+            <w:tcW w:type="dxa" w:w="2160"/>
+            <w:shd w:fill="F7FAFC"/>
+          </w:tcPr>
+          <w:p>
+            <w:r>
+              <w:rPr>
+                <w:sz w:val="18"/>
+              </w:rPr>
+              <w:t>GPU cuStateVec Deployment</w:t>
+            </w:r>
+          </w:p>
+        </w:tc>
+        <w:tc>
+          <w:tcPr>
+            <w:tcW w:type="dxa" w:w="2160"/>
+            <w:shd w:fill="F7FAFC"/>
+          </w:tcPr>
+          <w:p>
+            <w:r>
+              <w:rPr>
+                <w:sz w:val="18"/>
+              </w:rPr>
+              <w:t>IMPLEMENTED</w:t>
+            </w:r>
+          </w:p>
+        </w:tc>
+        <w:tc>
+          <w:tcPr>
+            <w:tcW w:type="dxa" w:w="2160"/>
+            <w:shd w:fill="F7FAFC"/>
+          </w:tcPr>
+          <w:p>
+            <w:r>
+              <w:rPr>
+                <w:sz w:val="18"/>
+              </w:rPr>
+              <w:t>GPUQuantumBackend auto-detects GPU/cuStateVec. CPU fallback guaranteed. API: /quantum/circuit/gpu-status</w:t>
+            </w:r>
+          </w:p>
+        </w:tc>
+      </w:tr>
+      <w:tr>
+        <w:tc>
+          <w:tcPr>
+            <w:tcW w:type="dxa" w:w="2160"/>
+          </w:tcPr>
+          <w:p>
+            <w:r>
+              <w:rPr>
+                <w:sz w:val="18"/>
+              </w:rPr>
+              <w:t>30</w:t>
+            </w:r>
+          </w:p>
+        </w:tc>
+        <w:tc>
+          <w:tcPr>
+            <w:tcW w:type="dxa" w:w="2160"/>
+          </w:tcPr>
+          <w:p>
+            <w:r>
+              <w:rPr>
+                <w:sz w:val="18"/>
+              </w:rPr>
+              <w:t>Periodic Circuit Benchmarks</w:t>
+            </w:r>
+          </w:p>
+        </w:tc>
+        <w:tc>
+          <w:tcPr>
+            <w:tcW w:type="dxa" w:w="2160"/>
+          </w:tcPr>
+          <w:p>
+            <w:r>
+              <w:rPr>
+                <w:sz w:val="18"/>
+              </w:rPr>
+              <w:t>IMPLEMENTED</w:t>
+            </w:r>
+          </w:p>
+        </w:tc>
+        <w:tc>
+          <w:tcPr>
+            <w:tcW w:type="dxa" w:w="2160"/>
+          </w:tcPr>
+          <w:p>
+            <w:r>
+              <w:rPr>
+                <w:sz w:val="18"/>
+              </w:rPr>
+              <w:t>SectorCircuitBenchmarkRunner with Shor/ECC/Grover/Regev/Noise per sector. 7 new API endpoints. API: /benchmarks/sector/{sector}/circuit-benchmark</w:t>
+            </w:r>
+          </w:p>
+        </w:tc>
+      </w:tr>
+      <w:tr>
+        <w:tc>
+          <w:tcPr>
+            <w:tcW w:type="dxa" w:w="2160"/>
+            <w:shd w:fill="F7FAFC"/>
+          </w:tcPr>
+          <w:p>
+            <w:r>
+              <w:rPr>
+                <w:sz w:val="18"/>
+              </w:rPr>
+              <w:t>31</w:t>
+            </w:r>
+          </w:p>
+        </w:tc>
+        <w:tc>
+          <w:tcPr>
+            <w:tcW w:type="dxa" w:w="2160"/>
+            <w:shd w:fill="F7FAFC"/>
+          </w:tcPr>
+          <w:p>
+            <w:r>
+              <w:rPr>
+                <w:sz w:val="18"/>
+              </w:rPr>
+              <w:t>Adversarial Noise Modeling</w:t>
+            </w:r>
+          </w:p>
+        </w:tc>
+        <w:tc>
+          <w:tcPr>
+            <w:tcW w:type="dxa" w:w="2160"/>
+            <w:shd w:fill="F7FAFC"/>
+          </w:tcPr>
+          <w:p>
+            <w:r>
+              <w:rPr>
+                <w:sz w:val="18"/>
+              </w:rPr>
+              <w:t>IMPLEMENTED</w:t>
+            </w:r>
+          </w:p>
+        </w:tc>
+        <w:tc>
+          <w:tcPr>
+            <w:tcW w:type="dxa" w:w="2160"/>
+            <w:shd w:fill="F7FAFC"/>
+          </w:tcPr>
+          <w:p>
+            <w:r>
+              <w:rPr>
+                <w:sz w:val="18"/>
+              </w:rPr>
+              <w:t>EnhancedNoiseSimulator with 5 sector-specific noise profiles including adversarial. Penn State 2026 research integrated.</w:t>
+            </w:r>
+          </w:p>
+        </w:tc>
+      </w:tr>
     </w:tbl>
     <w:p>
       <w:r>
@@ -10723,7 +14155,7 @@
         <w:pStyle w:val="Heading1"/>
       </w:pPr>
       <w:r>
-        <w:t>10. Browser-Verified Platform Validation</w:t>
+        <w:t>12. Browser-Verified Platform Validation</w:t>
       </w:r>
     </w:p>
     <w:p>
@@ -10739,7 +14171,7 @@
         <w:pStyle w:val="Heading2"/>
       </w:pPr>
       <w:r>
-        <w:t>10.1 Sector Benchmark Verification</w:t>
+        <w:t>12.1 Sector Benchmark Verification</w:t>
       </w:r>
     </w:p>
     <w:tbl>
@@ -11116,7 +14548,7 @@
         <w:pStyle w:val="Heading2"/>
       </w:pPr>
       <w:r>
-        <w:t>10.2 Quantum Algorithm Verification</w:t>
+        <w:t>12.2 Quantum Algorithm Verification</w:t>
       </w:r>
     </w:p>
     <w:tbl>
@@ -11605,7 +15037,7 @@
         <w:pStyle w:val="Heading2"/>
       </w:pPr>
       <w:r>
-        <w:t>10.3 Security Assessment Verification</w:t>
+        <w:t>12.3 Security Assessment Verification</w:t>
       </w:r>
     </w:p>
     <w:tbl>
@@ -11939,7 +15371,574 @@
         <w:pStyle w:val="Heading2"/>
       </w:pPr>
       <w:r>
-        <w:t>10.4 Bugs Found and Fixed During Verification</w:t>
+        <w:t>12.4 Sector Quantum Security Verification</w:t>
+      </w:r>
+    </w:p>
+    <w:p>
+      <w:r>
+        <w:rPr>
+          <w:sz w:val="20"/>
+        </w:rPr>
+        <w:t>All 5 sectors verified through the browser-based WebUI with real API calls:</w:t>
+      </w:r>
+    </w:p>
+    <w:tbl>
+      <w:tblPr>
+        <w:tblStyle w:val="TableGrid"/>
+        <w:tblW w:type="auto" w:w="0"/>
+        <w:tblLook w:firstColumn="1" w:firstRow="1" w:lastColumn="0" w:lastRow="0" w:noHBand="0" w:noVBand="1" w:val="04A0"/>
+      </w:tblPr>
+      <w:tblGrid>
+        <w:gridCol w:w="1440"/>
+        <w:gridCol w:w="1440"/>
+        <w:gridCol w:w="1440"/>
+        <w:gridCol w:w="1440"/>
+        <w:gridCol w:w="1440"/>
+        <w:gridCol w:w="1440"/>
+      </w:tblGrid>
+      <w:tr>
+        <w:tc>
+          <w:tcPr>
+            <w:tcW w:type="dxa" w:w="1440"/>
+            <w:shd w:fill="1a365d"/>
+          </w:tcPr>
+          <w:p>
+            <w:pPr>
+              <w:jc w:val="center"/>
+            </w:pPr>
+            <w:r>
+              <w:rPr>
+                <w:b/>
+                <w:color w:val="FFFFFF"/>
+                <w:sz w:val="18"/>
+              </w:rPr>
+              <w:t>Sector</w:t>
+            </w:r>
+          </w:p>
+        </w:tc>
+        <w:tc>
+          <w:tcPr>
+            <w:tcW w:type="dxa" w:w="1440"/>
+            <w:shd w:fill="1a365d"/>
+          </w:tcPr>
+          <w:p>
+            <w:pPr>
+              <w:jc w:val="center"/>
+            </w:pPr>
+            <w:r>
+              <w:rPr>
+                <w:b/>
+                <w:color w:val="FFFFFF"/>
+                <w:sz w:val="18"/>
+              </w:rPr>
+              <w:t>Urgency</w:t>
+            </w:r>
+          </w:p>
+        </w:tc>
+        <w:tc>
+          <w:tcPr>
+            <w:tcW w:type="dxa" w:w="1440"/>
+            <w:shd w:fill="1a365d"/>
+          </w:tcPr>
+          <w:p>
+            <w:pPr>
+              <w:jc w:val="center"/>
+            </w:pPr>
+            <w:r>
+              <w:rPr>
+                <w:b/>
+                <w:color w:val="FFFFFF"/>
+                <w:sz w:val="18"/>
+              </w:rPr>
+              <w:t>HNDL</w:t>
+            </w:r>
+          </w:p>
+        </w:tc>
+        <w:tc>
+          <w:tcPr>
+            <w:tcW w:type="dxa" w:w="1440"/>
+            <w:shd w:fill="1a365d"/>
+          </w:tcPr>
+          <w:p>
+            <w:pPr>
+              <w:jc w:val="center"/>
+            </w:pPr>
+            <w:r>
+              <w:rPr>
+                <w:b/>
+                <w:color w:val="FFFFFF"/>
+                <w:sz w:val="18"/>
+              </w:rPr>
+              <w:t>Side-Channel</w:t>
+            </w:r>
+          </w:p>
+        </w:tc>
+        <w:tc>
+          <w:tcPr>
+            <w:tcW w:type="dxa" w:w="1440"/>
+            <w:shd w:fill="1a365d"/>
+          </w:tcPr>
+          <w:p>
+            <w:pPr>
+              <w:jc w:val="center"/>
+            </w:pPr>
+            <w:r>
+              <w:rPr>
+                <w:b/>
+                <w:color w:val="FFFFFF"/>
+                <w:sz w:val="18"/>
+              </w:rPr>
+              <w:t>Strategies</w:t>
+            </w:r>
+          </w:p>
+        </w:tc>
+        <w:tc>
+          <w:tcPr>
+            <w:tcW w:type="dxa" w:w="1440"/>
+            <w:shd w:fill="1a365d"/>
+          </w:tcPr>
+          <w:p>
+            <w:pPr>
+              <w:jc w:val="center"/>
+            </w:pPr>
+            <w:r>
+              <w:rPr>
+                <w:b/>
+                <w:color w:val="FFFFFF"/>
+                <w:sz w:val="18"/>
+              </w:rPr>
+              <w:t>Recommendations</w:t>
+            </w:r>
+          </w:p>
+        </w:tc>
+      </w:tr>
+      <w:tr>
+        <w:tc>
+          <w:tcPr>
+            <w:tcW w:type="dxa" w:w="1440"/>
+          </w:tcPr>
+          <w:p>
+            <w:r>
+              <w:rPr>
+                <w:sz w:val="18"/>
+              </w:rPr>
+              <w:t>Healthcare</w:t>
+            </w:r>
+          </w:p>
+        </w:tc>
+        <w:tc>
+          <w:tcPr>
+            <w:tcW w:type="dxa" w:w="1440"/>
+          </w:tcPr>
+          <w:p>
+            <w:r>
+              <w:rPr>
+                <w:sz w:val="18"/>
+              </w:rPr>
+              <w:t>87/100 CRITICAL</w:t>
+            </w:r>
+          </w:p>
+        </w:tc>
+        <w:tc>
+          <w:tcPr>
+            <w:tcW w:type="dxa" w:w="1440"/>
+          </w:tcPr>
+          <w:p>
+            <w:r>
+              <w:rPr>
+                <w:sz w:val="18"/>
+              </w:rPr>
+              <w:t>CRITICAL (45yr)</w:t>
+            </w:r>
+          </w:p>
+        </w:tc>
+        <w:tc>
+          <w:tcPr>
+            <w:tcW w:type="dxa" w:w="1440"/>
+          </w:tcPr>
+          <w:p>
+            <w:r>
+              <w:rPr>
+                <w:sz w:val="18"/>
+              </w:rPr>
+              <w:t>HIGH</w:t>
+            </w:r>
+          </w:p>
+        </w:tc>
+        <w:tc>
+          <w:tcPr>
+            <w:tcW w:type="dxa" w:w="1440"/>
+          </w:tcPr>
+          <w:p>
+            <w:r>
+              <w:rPr>
+                <w:sz w:val="18"/>
+              </w:rPr>
+              <w:t>4 compared</w:t>
+            </w:r>
+          </w:p>
+        </w:tc>
+        <w:tc>
+          <w:tcPr>
+            <w:tcW w:type="dxa" w:w="1440"/>
+          </w:tcPr>
+          <w:p>
+            <w:r>
+              <w:rPr>
+                <w:sz w:val="18"/>
+              </w:rPr>
+              <w:t>6 prioritized</w:t>
+            </w:r>
+          </w:p>
+        </w:tc>
+      </w:tr>
+      <w:tr>
+        <w:tc>
+          <w:tcPr>
+            <w:tcW w:type="dxa" w:w="1440"/>
+            <w:shd w:fill="F7FAFC"/>
+          </w:tcPr>
+          <w:p>
+            <w:r>
+              <w:rPr>
+                <w:sz w:val="18"/>
+              </w:rPr>
+              <w:t>Finance</w:t>
+            </w:r>
+          </w:p>
+        </w:tc>
+        <w:tc>
+          <w:tcPr>
+            <w:tcW w:type="dxa" w:w="1440"/>
+            <w:shd w:fill="F7FAFC"/>
+          </w:tcPr>
+          <w:p>
+            <w:r>
+              <w:rPr>
+                <w:sz w:val="18"/>
+              </w:rPr>
+              <w:t>70.5/100 HIGH</w:t>
+            </w:r>
+          </w:p>
+        </w:tc>
+        <w:tc>
+          <w:tcPr>
+            <w:tcW w:type="dxa" w:w="1440"/>
+            <w:shd w:fill="F7FAFC"/>
+          </w:tcPr>
+          <w:p>
+            <w:r>
+              <w:rPr>
+                <w:sz w:val="18"/>
+              </w:rPr>
+              <w:t>MODERATE (2yr)</w:t>
+            </w:r>
+          </w:p>
+        </w:tc>
+        <w:tc>
+          <w:tcPr>
+            <w:tcW w:type="dxa" w:w="1440"/>
+            <w:shd w:fill="F7FAFC"/>
+          </w:tcPr>
+          <w:p>
+            <w:r>
+              <w:rPr>
+                <w:sz w:val="18"/>
+              </w:rPr>
+              <w:t>MODERATE</w:t>
+            </w:r>
+          </w:p>
+        </w:tc>
+        <w:tc>
+          <w:tcPr>
+            <w:tcW w:type="dxa" w:w="1440"/>
+            <w:shd w:fill="F7FAFC"/>
+          </w:tcPr>
+          <w:p>
+            <w:r>
+              <w:rPr>
+                <w:sz w:val="18"/>
+              </w:rPr>
+              <w:t>4 compared</w:t>
+            </w:r>
+          </w:p>
+        </w:tc>
+        <w:tc>
+          <w:tcPr>
+            <w:tcW w:type="dxa" w:w="1440"/>
+            <w:shd w:fill="F7FAFC"/>
+          </w:tcPr>
+          <w:p>
+            <w:r>
+              <w:rPr>
+                <w:sz w:val="18"/>
+              </w:rPr>
+              <w:t>4 prioritized</w:t>
+            </w:r>
+          </w:p>
+        </w:tc>
+      </w:tr>
+      <w:tr>
+        <w:tc>
+          <w:tcPr>
+            <w:tcW w:type="dxa" w:w="1440"/>
+          </w:tcPr>
+          <w:p>
+            <w:r>
+              <w:rPr>
+                <w:sz w:val="18"/>
+              </w:rPr>
+              <w:t>Blockchain</w:t>
+            </w:r>
+          </w:p>
+        </w:tc>
+        <w:tc>
+          <w:tcPr>
+            <w:tcW w:type="dxa" w:w="1440"/>
+          </w:tcPr>
+          <w:p>
+            <w:r>
+              <w:rPr>
+                <w:sz w:val="18"/>
+              </w:rPr>
+              <w:t>73/100 HIGH</w:t>
+            </w:r>
+          </w:p>
+        </w:tc>
+        <w:tc>
+          <w:tcPr>
+            <w:tcW w:type="dxa" w:w="1440"/>
+          </w:tcPr>
+          <w:p>
+            <w:r>
+              <w:rPr>
+                <w:sz w:val="18"/>
+              </w:rPr>
+              <w:t>CRITICAL (994yr)</w:t>
+            </w:r>
+          </w:p>
+        </w:tc>
+        <w:tc>
+          <w:tcPr>
+            <w:tcW w:type="dxa" w:w="1440"/>
+          </w:tcPr>
+          <w:p>
+            <w:r>
+              <w:rPr>
+                <w:sz w:val="18"/>
+              </w:rPr>
+              <w:t>LOW</w:t>
+            </w:r>
+          </w:p>
+        </w:tc>
+        <w:tc>
+          <w:tcPr>
+            <w:tcW w:type="dxa" w:w="1440"/>
+          </w:tcPr>
+          <w:p>
+            <w:r>
+              <w:rPr>
+                <w:sz w:val="18"/>
+              </w:rPr>
+              <w:t>4 compared</w:t>
+            </w:r>
+          </w:p>
+        </w:tc>
+        <w:tc>
+          <w:tcPr>
+            <w:tcW w:type="dxa" w:w="1440"/>
+          </w:tcPr>
+          <w:p>
+            <w:r>
+              <w:rPr>
+                <w:sz w:val="18"/>
+              </w:rPr>
+              <w:t>3 prioritized</w:t>
+            </w:r>
+          </w:p>
+        </w:tc>
+      </w:tr>
+      <w:tr>
+        <w:tc>
+          <w:tcPr>
+            <w:tcW w:type="dxa" w:w="1440"/>
+            <w:shd w:fill="F7FAFC"/>
+          </w:tcPr>
+          <w:p>
+            <w:r>
+              <w:rPr>
+                <w:sz w:val="18"/>
+              </w:rPr>
+              <w:t>IoT/Edge</w:t>
+            </w:r>
+          </w:p>
+        </w:tc>
+        <w:tc>
+          <w:tcPr>
+            <w:tcW w:type="dxa" w:w="1440"/>
+            <w:shd w:fill="F7FAFC"/>
+          </w:tcPr>
+          <w:p>
+            <w:r>
+              <w:rPr>
+                <w:sz w:val="18"/>
+              </w:rPr>
+              <w:t>59/100 MODERATE</w:t>
+            </w:r>
+          </w:p>
+        </w:tc>
+        <w:tc>
+          <w:tcPr>
+            <w:tcW w:type="dxa" w:w="1440"/>
+            <w:shd w:fill="F7FAFC"/>
+          </w:tcPr>
+          <w:p>
+            <w:r>
+              <w:rPr>
+                <w:sz w:val="18"/>
+              </w:rPr>
+              <w:t>MODERATE (5yr)</w:t>
+            </w:r>
+          </w:p>
+        </w:tc>
+        <w:tc>
+          <w:tcPr>
+            <w:tcW w:type="dxa" w:w="1440"/>
+            <w:shd w:fill="F7FAFC"/>
+          </w:tcPr>
+          <w:p>
+            <w:r>
+              <w:rPr>
+                <w:sz w:val="18"/>
+              </w:rPr>
+              <w:t>CRITICAL</w:t>
+            </w:r>
+          </w:p>
+        </w:tc>
+        <w:tc>
+          <w:tcPr>
+            <w:tcW w:type="dxa" w:w="1440"/>
+            <w:shd w:fill="F7FAFC"/>
+          </w:tcPr>
+          <w:p>
+            <w:r>
+              <w:rPr>
+                <w:sz w:val="18"/>
+              </w:rPr>
+              <w:t>4 compared</w:t>
+            </w:r>
+          </w:p>
+        </w:tc>
+        <w:tc>
+          <w:tcPr>
+            <w:tcW w:type="dxa" w:w="1440"/>
+            <w:shd w:fill="F7FAFC"/>
+          </w:tcPr>
+          <w:p>
+            <w:r>
+              <w:rPr>
+                <w:sz w:val="18"/>
+              </w:rPr>
+              <w:t>3 prioritized</w:t>
+            </w:r>
+          </w:p>
+        </w:tc>
+      </w:tr>
+      <w:tr>
+        <w:tc>
+          <w:tcPr>
+            <w:tcW w:type="dxa" w:w="1440"/>
+          </w:tcPr>
+          <w:p>
+            <w:r>
+              <w:rPr>
+                <w:sz w:val="18"/>
+              </w:rPr>
+              <w:t>MPC-FHE</w:t>
+            </w:r>
+          </w:p>
+        </w:tc>
+        <w:tc>
+          <w:tcPr>
+            <w:tcW w:type="dxa" w:w="1440"/>
+          </w:tcPr>
+          <w:p>
+            <w:r>
+              <w:rPr>
+                <w:sz w:val="18"/>
+              </w:rPr>
+              <w:t>56.5/100 MODERATE</w:t>
+            </w:r>
+          </w:p>
+        </w:tc>
+        <w:tc>
+          <w:tcPr>
+            <w:tcW w:type="dxa" w:w="1440"/>
+          </w:tcPr>
+          <w:p>
+            <w:r>
+              <w:rPr>
+                <w:sz w:val="18"/>
+              </w:rPr>
+              <w:t>LOW (safe)</w:t>
+            </w:r>
+          </w:p>
+        </w:tc>
+        <w:tc>
+          <w:tcPr>
+            <w:tcW w:type="dxa" w:w="1440"/>
+          </w:tcPr>
+          <w:p>
+            <w:r>
+              <w:rPr>
+                <w:sz w:val="18"/>
+              </w:rPr>
+              <w:t>HIGH</w:t>
+            </w:r>
+          </w:p>
+        </w:tc>
+        <w:tc>
+          <w:tcPr>
+            <w:tcW w:type="dxa" w:w="1440"/>
+          </w:tcPr>
+          <w:p>
+            <w:r>
+              <w:rPr>
+                <w:sz w:val="18"/>
+              </w:rPr>
+              <w:t>4 compared + 3 FHE risks</w:t>
+            </w:r>
+          </w:p>
+        </w:tc>
+        <w:tc>
+          <w:tcPr>
+            <w:tcW w:type="dxa" w:w="1440"/>
+          </w:tcPr>
+          <w:p>
+            <w:r>
+              <w:rPr>
+                <w:sz w:val="18"/>
+              </w:rPr>
+              <w:t>4 prioritized</w:t>
+            </w:r>
+          </w:p>
+        </w:tc>
+      </w:tr>
+    </w:tbl>
+    <w:p>
+      <w:r>
+        <w:rPr>
+          <w:sz w:val="20"/>
+        </w:rPr>
+        <w:t>All-Sector Comparison view verified: urgency ranking bar chart with color-coded scores, 5 sector summary cards, HNDL critical sector identification (healthcare, blockchain). MPC-FHE security bits fix: lattice-native sectors now show CKKS Ring-LWE security (124.5 bits after quantum sieve reduction) instead of 0.</w:t>
+      </w:r>
+    </w:p>
+    <w:p>
+      <w:pPr>
+        <w:pStyle w:val="Heading2"/>
+      </w:pPr>
+      <w:r>
+        <w:t>12.5 Bugs Found and Fixed During Verification</w:t>
       </w:r>
     </w:p>
     <w:tbl>
@@ -12140,6 +16139,573 @@
       </w:tr>
     </w:tbl>
     <w:p>
+      <w:pPr>
+        <w:pStyle w:val="Heading2"/>
+      </w:pPr>
+      <w:r>
+        <w:t>12.6 Real Circuit Benchmark Verification</w:t>
+      </w:r>
+    </w:p>
+    <w:p>
+      <w:r>
+        <w:rPr>
+          <w:sz w:val="20"/>
+        </w:rPr>
+        <w:t>All 5 sectors verified through the Real Quantum Circuit Benchmark panel with actual Qiskit AerSimulator circuit execution (GPU-accelerated where available):</w:t>
+      </w:r>
+    </w:p>
+    <w:tbl>
+      <w:tblPr>
+        <w:tblStyle w:val="TableGrid"/>
+        <w:tblW w:type="auto" w:w="0"/>
+        <w:tblLook w:firstColumn="1" w:firstRow="1" w:lastColumn="0" w:lastRow="0" w:noHBand="0" w:noVBand="1" w:val="04A0"/>
+      </w:tblPr>
+      <w:tblGrid>
+        <w:gridCol w:w="1440"/>
+        <w:gridCol w:w="1440"/>
+        <w:gridCol w:w="1440"/>
+        <w:gridCol w:w="1440"/>
+        <w:gridCol w:w="1440"/>
+        <w:gridCol w:w="1440"/>
+      </w:tblGrid>
+      <w:tr>
+        <w:tc>
+          <w:tcPr>
+            <w:tcW w:type="dxa" w:w="1440"/>
+            <w:shd w:fill="065f46"/>
+          </w:tcPr>
+          <w:p>
+            <w:pPr>
+              <w:jc w:val="center"/>
+            </w:pPr>
+            <w:r>
+              <w:rPr>
+                <w:b/>
+                <w:color w:val="FFFFFF"/>
+                <w:sz w:val="18"/>
+              </w:rPr>
+              <w:t>Sector</w:t>
+            </w:r>
+          </w:p>
+        </w:tc>
+        <w:tc>
+          <w:tcPr>
+            <w:tcW w:type="dxa" w:w="1440"/>
+            <w:shd w:fill="065f46"/>
+          </w:tcPr>
+          <w:p>
+            <w:pPr>
+              <w:jc w:val="center"/>
+            </w:pPr>
+            <w:r>
+              <w:rPr>
+                <w:b/>
+                <w:color w:val="FFFFFF"/>
+                <w:sz w:val="18"/>
+              </w:rPr>
+              <w:t>Circuits</w:t>
+            </w:r>
+          </w:p>
+        </w:tc>
+        <w:tc>
+          <w:tcPr>
+            <w:tcW w:type="dxa" w:w="1440"/>
+            <w:shd w:fill="065f46"/>
+          </w:tcPr>
+          <w:p>
+            <w:pPr>
+              <w:jc w:val="center"/>
+            </w:pPr>
+            <w:r>
+              <w:rPr>
+                <w:b/>
+                <w:color w:val="FFFFFF"/>
+                <w:sz w:val="18"/>
+              </w:rPr>
+              <w:t>Risk</w:t>
+            </w:r>
+          </w:p>
+        </w:tc>
+        <w:tc>
+          <w:tcPr>
+            <w:tcW w:type="dxa" w:w="1440"/>
+            <w:shd w:fill="065f46"/>
+          </w:tcPr>
+          <w:p>
+            <w:pPr>
+              <w:jc w:val="center"/>
+            </w:pPr>
+            <w:r>
+              <w:rPr>
+                <w:b/>
+                <w:color w:val="FFFFFF"/>
+                <w:sz w:val="18"/>
+              </w:rPr>
+              <w:t>Shor (N=15/21/35)</w:t>
+            </w:r>
+          </w:p>
+        </w:tc>
+        <w:tc>
+          <w:tcPr>
+            <w:tcW w:type="dxa" w:w="1440"/>
+            <w:shd w:fill="065f46"/>
+          </w:tcPr>
+          <w:p>
+            <w:pPr>
+              <w:jc w:val="center"/>
+            </w:pPr>
+            <w:r>
+              <w:rPr>
+                <w:b/>
+                <w:color w:val="FFFFFF"/>
+                <w:sz w:val="18"/>
+              </w:rPr>
+              <w:t>Grover</w:t>
+            </w:r>
+          </w:p>
+        </w:tc>
+        <w:tc>
+          <w:tcPr>
+            <w:tcW w:type="dxa" w:w="1440"/>
+            <w:shd w:fill="065f46"/>
+          </w:tcPr>
+          <w:p>
+            <w:pPr>
+              <w:jc w:val="center"/>
+            </w:pPr>
+            <w:r>
+              <w:rPr>
+                <w:b/>
+                <w:color w:val="FFFFFF"/>
+                <w:sz w:val="18"/>
+              </w:rPr>
+              <w:t>Noise Fidelity</w:t>
+            </w:r>
+          </w:p>
+        </w:tc>
+      </w:tr>
+      <w:tr>
+        <w:tc>
+          <w:tcPr>
+            <w:tcW w:type="dxa" w:w="1440"/>
+          </w:tcPr>
+          <w:p>
+            <w:r>
+              <w:rPr>
+                <w:sz w:val="18"/>
+              </w:rPr>
+              <w:t>Healthcare</w:t>
+            </w:r>
+          </w:p>
+        </w:tc>
+        <w:tc>
+          <w:tcPr>
+            <w:tcW w:type="dxa" w:w="1440"/>
+          </w:tcPr>
+          <w:p>
+            <w:r>
+              <w:rPr>
+                <w:sz w:val="18"/>
+              </w:rPr>
+              <w:t>10</w:t>
+            </w:r>
+          </w:p>
+        </w:tc>
+        <w:tc>
+          <w:tcPr>
+            <w:tcW w:type="dxa" w:w="1440"/>
+          </w:tcPr>
+          <w:p>
+            <w:r>
+              <w:rPr>
+                <w:sz w:val="18"/>
+              </w:rPr>
+              <w:t>CRITICAL</w:t>
+            </w:r>
+          </w:p>
+        </w:tc>
+        <w:tc>
+          <w:tcPr>
+            <w:tcW w:type="dxa" w:w="1440"/>
+          </w:tcPr>
+          <w:p>
+            <w:r>
+              <w:rPr>
+                <w:sz w:val="18"/>
+              </w:rPr>
+              <w:t>All 3 success</w:t>
+            </w:r>
+          </w:p>
+        </w:tc>
+        <w:tc>
+          <w:tcPr>
+            <w:tcW w:type="dxa" w:w="1440"/>
+          </w:tcPr>
+          <w:p>
+            <w:r>
+              <w:rPr>
+                <w:sz w:val="18"/>
+              </w:rPr>
+              <w:t>4/8/12q verified</w:t>
+            </w:r>
+          </w:p>
+        </w:tc>
+        <w:tc>
+          <w:tcPr>
+            <w:tcW w:type="dxa" w:w="1440"/>
+          </w:tcPr>
+          <w:p>
+            <w:r>
+              <w:rPr>
+                <w:sz w:val="18"/>
+              </w:rPr>
+              <w:t>medical_iot 12.1%</w:t>
+            </w:r>
+          </w:p>
+        </w:tc>
+      </w:tr>
+      <w:tr>
+        <w:tc>
+          <w:tcPr>
+            <w:tcW w:type="dxa" w:w="1440"/>
+            <w:shd w:fill="F7FAFC"/>
+          </w:tcPr>
+          <w:p>
+            <w:r>
+              <w:rPr>
+                <w:sz w:val="18"/>
+              </w:rPr>
+              <w:t>Finance</w:t>
+            </w:r>
+          </w:p>
+        </w:tc>
+        <w:tc>
+          <w:tcPr>
+            <w:tcW w:type="dxa" w:w="1440"/>
+            <w:shd w:fill="F7FAFC"/>
+          </w:tcPr>
+          <w:p>
+            <w:r>
+              <w:rPr>
+                <w:sz w:val="18"/>
+              </w:rPr>
+              <w:t>10</w:t>
+            </w:r>
+          </w:p>
+        </w:tc>
+        <w:tc>
+          <w:tcPr>
+            <w:tcW w:type="dxa" w:w="1440"/>
+            <w:shd w:fill="F7FAFC"/>
+          </w:tcPr>
+          <w:p>
+            <w:r>
+              <w:rPr>
+                <w:sz w:val="18"/>
+              </w:rPr>
+              <w:t>MODERATE</w:t>
+            </w:r>
+          </w:p>
+        </w:tc>
+        <w:tc>
+          <w:tcPr>
+            <w:tcW w:type="dxa" w:w="1440"/>
+            <w:shd w:fill="F7FAFC"/>
+          </w:tcPr>
+          <w:p>
+            <w:r>
+              <w:rPr>
+                <w:sz w:val="18"/>
+              </w:rPr>
+              <w:t>All 3 success</w:t>
+            </w:r>
+          </w:p>
+        </w:tc>
+        <w:tc>
+          <w:tcPr>
+            <w:tcW w:type="dxa" w:w="1440"/>
+            <w:shd w:fill="F7FAFC"/>
+          </w:tcPr>
+          <w:p>
+            <w:r>
+              <w:rPr>
+                <w:sz w:val="18"/>
+              </w:rPr>
+              <w:t>4/8/12q verified</w:t>
+            </w:r>
+          </w:p>
+        </w:tc>
+        <w:tc>
+          <w:tcPr>
+            <w:tcW w:type="dxa" w:w="1440"/>
+            <w:shd w:fill="F7FAFC"/>
+          </w:tcPr>
+          <w:p>
+            <w:r>
+              <w:rPr>
+                <w:sz w:val="18"/>
+              </w:rPr>
+              <w:t>datacenter 83.5%</w:t>
+            </w:r>
+          </w:p>
+        </w:tc>
+      </w:tr>
+      <w:tr>
+        <w:tc>
+          <w:tcPr>
+            <w:tcW w:type="dxa" w:w="1440"/>
+          </w:tcPr>
+          <w:p>
+            <w:r>
+              <w:rPr>
+                <w:sz w:val="18"/>
+              </w:rPr>
+              <w:t>IoT/Edge</w:t>
+            </w:r>
+          </w:p>
+        </w:tc>
+        <w:tc>
+          <w:tcPr>
+            <w:tcW w:type="dxa" w:w="1440"/>
+          </w:tcPr>
+          <w:p>
+            <w:r>
+              <w:rPr>
+                <w:sz w:val="18"/>
+              </w:rPr>
+              <w:t>10</w:t>
+            </w:r>
+          </w:p>
+        </w:tc>
+        <w:tc>
+          <w:tcPr>
+            <w:tcW w:type="dxa" w:w="1440"/>
+          </w:tcPr>
+          <w:p>
+            <w:r>
+              <w:rPr>
+                <w:sz w:val="18"/>
+              </w:rPr>
+              <w:t>HIGH</w:t>
+            </w:r>
+          </w:p>
+        </w:tc>
+        <w:tc>
+          <w:tcPr>
+            <w:tcW w:type="dxa" w:w="1440"/>
+          </w:tcPr>
+          <w:p>
+            <w:r>
+              <w:rPr>
+                <w:sz w:val="18"/>
+              </w:rPr>
+              <w:t>All 3 success</w:t>
+            </w:r>
+          </w:p>
+        </w:tc>
+        <w:tc>
+          <w:tcPr>
+            <w:tcW w:type="dxa" w:w="1440"/>
+          </w:tcPr>
+          <w:p>
+            <w:r>
+              <w:rPr>
+                <w:sz w:val="18"/>
+              </w:rPr>
+              <w:t>4/8/12q verified</w:t>
+            </w:r>
+          </w:p>
+        </w:tc>
+        <w:tc>
+          <w:tcPr>
+            <w:tcW w:type="dxa" w:w="1440"/>
+          </w:tcPr>
+          <w:p>
+            <w:r>
+              <w:rPr>
+                <w:sz w:val="18"/>
+              </w:rPr>
+              <w:t>constrained 3.2%</w:t>
+            </w:r>
+          </w:p>
+        </w:tc>
+      </w:tr>
+      <w:tr>
+        <w:tc>
+          <w:tcPr>
+            <w:tcW w:type="dxa" w:w="1440"/>
+            <w:shd w:fill="F7FAFC"/>
+          </w:tcPr>
+          <w:p>
+            <w:r>
+              <w:rPr>
+                <w:sz w:val="18"/>
+              </w:rPr>
+              <w:t>Blockchain</w:t>
+            </w:r>
+          </w:p>
+        </w:tc>
+        <w:tc>
+          <w:tcPr>
+            <w:tcW w:type="dxa" w:w="1440"/>
+            <w:shd w:fill="F7FAFC"/>
+          </w:tcPr>
+          <w:p>
+            <w:r>
+              <w:rPr>
+                <w:sz w:val="18"/>
+              </w:rPr>
+              <w:t>10</w:t>
+            </w:r>
+          </w:p>
+        </w:tc>
+        <w:tc>
+          <w:tcPr>
+            <w:tcW w:type="dxa" w:w="1440"/>
+            <w:shd w:fill="F7FAFC"/>
+          </w:tcPr>
+          <w:p>
+            <w:r>
+              <w:rPr>
+                <w:sz w:val="18"/>
+              </w:rPr>
+              <w:t>CRITICAL</w:t>
+            </w:r>
+          </w:p>
+        </w:tc>
+        <w:tc>
+          <w:tcPr>
+            <w:tcW w:type="dxa" w:w="1440"/>
+            <w:shd w:fill="F7FAFC"/>
+          </w:tcPr>
+          <w:p>
+            <w:r>
+              <w:rPr>
+                <w:sz w:val="18"/>
+              </w:rPr>
+              <w:t>All 3 success</w:t>
+            </w:r>
+          </w:p>
+        </w:tc>
+        <w:tc>
+          <w:tcPr>
+            <w:tcW w:type="dxa" w:w="1440"/>
+            <w:shd w:fill="F7FAFC"/>
+          </w:tcPr>
+          <w:p>
+            <w:r>
+              <w:rPr>
+                <w:sz w:val="18"/>
+              </w:rPr>
+              <w:t>4/8/12q verified</w:t>
+            </w:r>
+          </w:p>
+        </w:tc>
+        <w:tc>
+          <w:tcPr>
+            <w:tcW w:type="dxa" w:w="1440"/>
+            <w:shd w:fill="F7FAFC"/>
+          </w:tcPr>
+          <w:p>
+            <w:r>
+              <w:rPr>
+                <w:sz w:val="18"/>
+              </w:rPr>
+              <w:t>datacenter 83.5%</w:t>
+            </w:r>
+          </w:p>
+        </w:tc>
+      </w:tr>
+      <w:tr>
+        <w:tc>
+          <w:tcPr>
+            <w:tcW w:type="dxa" w:w="1440"/>
+          </w:tcPr>
+          <w:p>
+            <w:r>
+              <w:rPr>
+                <w:sz w:val="18"/>
+              </w:rPr>
+              <w:t>MPC-FHE</w:t>
+            </w:r>
+          </w:p>
+        </w:tc>
+        <w:tc>
+          <w:tcPr>
+            <w:tcW w:type="dxa" w:w="1440"/>
+          </w:tcPr>
+          <w:p>
+            <w:r>
+              <w:rPr>
+                <w:sz w:val="18"/>
+              </w:rPr>
+              <w:t>10</w:t>
+            </w:r>
+          </w:p>
+        </w:tc>
+        <w:tc>
+          <w:tcPr>
+            <w:tcW w:type="dxa" w:w="1440"/>
+          </w:tcPr>
+          <w:p>
+            <w:r>
+              <w:rPr>
+                <w:sz w:val="18"/>
+              </w:rPr>
+              <w:t>MODERATE</w:t>
+            </w:r>
+          </w:p>
+        </w:tc>
+        <w:tc>
+          <w:tcPr>
+            <w:tcW w:type="dxa" w:w="1440"/>
+          </w:tcPr>
+          <w:p>
+            <w:r>
+              <w:rPr>
+                <w:sz w:val="18"/>
+              </w:rPr>
+              <w:t>All 3 success</w:t>
+            </w:r>
+          </w:p>
+        </w:tc>
+        <w:tc>
+          <w:tcPr>
+            <w:tcW w:type="dxa" w:w="1440"/>
+          </w:tcPr>
+          <w:p>
+            <w:r>
+              <w:rPr>
+                <w:sz w:val="18"/>
+              </w:rPr>
+              <w:t>4/8/12q verified</w:t>
+            </w:r>
+          </w:p>
+        </w:tc>
+        <w:tc>
+          <w:tcPr>
+            <w:tcW w:type="dxa" w:w="1440"/>
+          </w:tcPr>
+          <w:p>
+            <w:r>
+              <w:rPr>
+                <w:sz w:val="18"/>
+              </w:rPr>
+              <w:t>lattice_corr 45.8%</w:t>
+            </w:r>
+          </w:p>
+        </w:tc>
+      </w:tr>
+    </w:tbl>
+    <w:p>
+      <w:r>
+        <w:rPr>
+          <w:sz w:val="20"/>
+        </w:rPr>
+        <w:t>GPU Backend: NVIDIA RTX 6000 PRO Blackwell detected and operational. ECC discrete log (GF(2^4)) ran on all sectors. Regev vs Shor comparison shows 99.7% gate reduction at RSA-2048 scale. HNDL simulation verified per-sector threat windows. All-Sector Circuit Comparison view confirmed working with risk ranking (Healthcare/Blockchain CRITICAL &gt; IoT HIGH &gt; Finance/MPC-FHE MODERATE).</w:t>
+      </w:r>
+    </w:p>
+    <w:p>
       <w:r>
         <w:br w:type="page"/>
       </w:r>
@@ -12149,7 +16715,7 @@
         <w:pStyle w:val="Heading1"/>
       </w:pPr>
       <w:r>
-        <w:t>11. Test &amp; Verification Log Data</w:t>
+        <w:t>13. Test &amp; Verification Log Data</w:t>
       </w:r>
     </w:p>
     <w:p>
@@ -12165,7 +16731,7 @@
         <w:pStyle w:val="Heading2"/>
       </w:pPr>
       <w:r>
-        <w:t>11.1 Test Suite Execution Results</w:t>
+        <w:t>13.1 Test Suite Execution Results</w:t>
       </w:r>
     </w:p>
     <w:p>
@@ -14058,13 +18624,67 @@
           </w:p>
         </w:tc>
       </w:tr>
+      <w:tr>
+        <w:tc>
+          <w:tcPr>
+            <w:tcW w:type="dxa" w:w="2160"/>
+          </w:tcPr>
+          <w:p>
+            <w:r>
+              <w:rPr>
+                <w:sz w:val="18"/>
+              </w:rPr>
+              <w:t>TestSectorCircuitBenchmark</w:t>
+            </w:r>
+          </w:p>
+        </w:tc>
+        <w:tc>
+          <w:tcPr>
+            <w:tcW w:type="dxa" w:w="2160"/>
+          </w:tcPr>
+          <w:p>
+            <w:r>
+              <w:rPr>
+                <w:sz w:val="18"/>
+              </w:rPr>
+              <w:t>12</w:t>
+            </w:r>
+          </w:p>
+        </w:tc>
+        <w:tc>
+          <w:tcPr>
+            <w:tcW w:type="dxa" w:w="2160"/>
+          </w:tcPr>
+          <w:p>
+            <w:r>
+              <w:rPr>
+                <w:sz w:val="18"/>
+              </w:rPr>
+              <w:t>ALL PASSED</w:t>
+            </w:r>
+          </w:p>
+        </w:tc>
+        <w:tc>
+          <w:tcPr>
+            <w:tcW w:type="dxa" w:w="2160"/>
+          </w:tcPr>
+          <w:p>
+            <w:r>
+              <w:rPr>
+                <w:sz w:val="18"/>
+              </w:rPr>
+              <w:t>GPU detection, Shor N=15/21, ECC dlog, Grover 4/8q, Regev comparison, noise medical_iot/datacenter, HNDL demo, all-sector benchmark (v3.2.0 NEW)</w:t>
+            </w:r>
+          </w:p>
+        </w:tc>
+      </w:tr>
     </w:tbl>
     <w:p>
       <w:r>
         <w:rPr>
           <w:sz w:val="20"/>
         </w:rPr>
-        <w:t>Total: 151 tests, 151 passed, 0 failed, 0 errors. Execution time: ~158 seconds (Qiskit AerSimulator).</w:t>
+        <w:t>Total: 173 tests, 173 passed, 0 failed, 0 errors. Execution time: ~259 seconds (Qiskit AerSimulator + GPU).</w:t>
       </w:r>
     </w:p>
     <w:p>
@@ -14072,7 +18692,7 @@
         <w:pStyle w:val="Heading2"/>
       </w:pPr>
       <w:r>
-        <w:t>11.2 API Endpoint Verification</w:t>
+        <w:t>13.2 API Endpoint Verification</w:t>
       </w:r>
     </w:p>
     <w:p>
@@ -14080,7 +18700,7 @@
         <w:rPr>
           <w:sz w:val="20"/>
         </w:rPr>
-        <w:t>All 10 new v3.2.0 API endpoints were verified against the running server (http://127.0.0.1:8000). Responses validated for correct data structure and values.</w:t>
+        <w:t>All 22 new v3.2.0 API endpoints were verified against the running server (http://127.0.0.1:8000). Responses validated for correct data structure and values.</w:t>
       </w:r>
     </w:p>
     <w:tbl>
@@ -16223,7 +20843,7 @@
         <w:pStyle w:val="Heading2"/>
       </w:pPr>
       <w:r>
-        <w:t>11.3 NIST Level Verification Log</w:t>
+        <w:t>13.3 NIST Level Verification Log</w:t>
       </w:r>
     </w:p>
     <w:p>
@@ -17409,7 +22029,7 @@
         <w:pStyle w:val="Heading1"/>
       </w:pPr>
       <w:r>
-        <w:t>12. Version History</w:t>
+        <w:t>14. Version History</w:t>
       </w:r>
     </w:p>
     <w:tbl>
@@ -17789,7 +22409,7 @@
         <w:pStyle w:val="Heading1"/>
       </w:pPr>
       <w:r>
-        <w:t>13. References</w:t>
+        <w:t>15. References</w:t>
       </w:r>
     </w:p>
     <w:p>
@@ -18502,6 +23122,142 @@
           <w:sz w:val="20"/>
         </w:rPr>
         <w:t>[44] PKC 2025 -- "CKKS Noise-Flooding Key Recovery: Non-worst-case noise estimation enables key extraction." Limits decryptions per key.</w:t>
+      </w:r>
+    </w:p>
+    <w:p>
+      <w:pPr>
+        <w:pStyle w:val="Heading2"/>
+      </w:pPr>
+      <w:r>
+        <w:t>Sector Quantum Security Assessment</w:t>
+      </w:r>
+    </w:p>
+    <w:p>
+      <w:r>
+        <w:rPr>
+          <w:sz w:val="20"/>
+        </w:rPr>
+        <w:t>[45] HIPAA Security Rule -- 45 CFR Part 160 and Subparts A and C of Part 164. Data retention: minimum 6 years (states often extend to 50+ years).</w:t>
+      </w:r>
+    </w:p>
+    <w:p>
+      <w:r>
+        <w:rPr>
+          <w:sz w:val="20"/>
+        </w:rPr>
+        <w:t>[46] PCI DSS v4.0 -- Payment Card Industry Data Security Standard, v4.0.1, June 2024. PCI SSC acknowledges quantum computing risk in Information Supplement.</w:t>
+      </w:r>
+    </w:p>
+    <w:p>
+      <w:r>
+        <w:rPr>
+          <w:sz w:val="20"/>
+        </w:rPr>
+        <w:t>[47] CNSA 2.0 Timeline -- NSA, updated May 2025. AES-256, SHA-384+, ML-KEM-1024, ML-DSA-87 required. Full migration by 2030. See [28].</w:t>
+      </w:r>
+    </w:p>
+    <w:p>
+      <w:r>
+        <w:rPr>
+          <w:sz w:val="20"/>
+        </w:rPr>
+        <w:t>[48] SNDL/HNDL Risk Assessment -- "Harvest Now, Decrypt Later: Why PQC Migration Cannot Wait," Multiple agency assessments (DHS, NCSC, ENISA, ACSC). See [42a].</w:t>
+      </w:r>
+    </w:p>
+    <w:p>
+      <w:r>
+        <w:rPr>
+          <w:sz w:val="20"/>
+        </w:rPr>
+        <w:t>[49] Berzati, A. et al. -- "Simple Power Analysis on ML-KEM Decapsulation," CHES 2025. 30-second key recovery on ARM Cortex-M4.</w:t>
+      </w:r>
+    </w:p>
+    <w:p>
+      <w:r>
+        <w:rPr>
+          <w:sz w:val="20"/>
+        </w:rPr>
+        <w:t>[50] ePrint 2026/203 -- "CPAD Impossibility for HELLHO FHE Schemes: No BFV/BGV/CKKS variant achieves IND-CPA^D security." Fundamental limitation for FHE deployments.</w:t>
+      </w:r>
+    </w:p>
+    <w:p>
+      <w:pPr>
+        <w:pStyle w:val="Heading2"/>
+      </w:pPr>
+      <w:r>
+        <w:t>Real Quantum Circuit Benchmarks</w:t>
+      </w:r>
+    </w:p>
+    <w:p>
+      <w:r>
+        <w:rPr>
+          <w:sz w:val="20"/>
+        </w:rPr>
+        <w:t>[51] Regev, O. -- "An Efficient Quantum Factoring Algorithm," Journal of the ACM (JACM), January 2025. Originally arXiv:2308.06572 (2023). O(n^{3/2}) gate complexity vs Shor's O(n^2 log n), but requires O(n log n) qubits and sqrt(n) quantum runs.</w:t>
+      </w:r>
+    </w:p>
+    <w:p>
+      <w:r>
+        <w:rPr>
+          <w:sz w:val="20"/>
+        </w:rPr>
+        <w:t>[52] Regev Algorithm Analysis -- "On the Practicality of Regev's Factoring Algorithm," Journal of Cryptology, 2026. Confirms Shor remains practical standard; Regev multi-run overhead limits near-term applicability.</w:t>
+      </w:r>
+    </w:p>
+    <w:p>
+      <w:r>
+        <w:rPr>
+          <w:sz w:val="20"/>
+        </w:rPr>
+        <w:t>[53] Roetteler, M. et al. -- "Quantum Resource Estimates for Computing Elliptic Curve Discrete Logarithms," ASIACRYPT 2017. Formula: 9n+2ceil(log2 n)+10 qubits for n-bit curve. P-256: 2330 qubits, 1.26e11 Toffoli gates.</w:t>
+      </w:r>
+    </w:p>
+    <w:p>
+      <w:r>
+        <w:rPr>
+          <w:sz w:val="20"/>
+        </w:rPr>
+        <w:t>[54] arXiv:2503.02984 -- "Improved Quantum Circuits for Elliptic Curve Discrete Logarithms," March 2025. Updates Roetteler 2017 with reduced Toffoli count.</w:t>
+      </w:r>
+    </w:p>
+    <w:p>
+      <w:r>
+        <w:rPr>
+          <w:sz w:val="20"/>
+        </w:rPr>
+        <w:t>[55] CCQC 2025 -- "Optimized Grover Oracles for AES Key Search," 2025. -45.2% full-depth-width product reduction for AES-128/256 quantum key search.</w:t>
+      </w:r>
+    </w:p>
+    <w:p>
+      <w:r>
+        <w:rPr>
+          <w:sz w:val="20"/>
+        </w:rPr>
+        <w:t>[56] ASIACRYPT 2025 -- "Depth-Optimized AES Quantum Circuit with T-depth=30," 2025. Enables parallelized AES oracle execution for Grover search.</w:t>
+      </w:r>
+    </w:p>
+    <w:p>
+      <w:r>
+        <w:rPr>
+          <w:sz w:val="20"/>
+        </w:rPr>
+        <w:t>[57] arXiv:2603.01091 -- "HNDL Testbed: Quantitative Harvest-Now-Decrypt-Later Threat Simulation Framework," March 2026. Provides methodology for per-sector HNDL risk quantification using real quantum circuit execution.</w:t>
+      </w:r>
+    </w:p>
+    <w:p>
+      <w:r>
+        <w:rPr>
+          <w:sz w:val="20"/>
+        </w:rPr>
+        <w:t>[58] Penn State (January 2026) -- "Adversarial Quantum Noise: Exploiting Correlated Error Patterns in Quantum Computing," 2026. Demonstrates malicious noise injection that biases measurement outcomes beyond random depolarizing models.</w:t>
+      </w:r>
+    </w:p>
+    <w:p>
+      <w:r>
+        <w:rPr>
+          <w:sz w:val="20"/>
+        </w:rPr>
+        <w:t>[59] NVIDIA cuStateVec -- "GPU-Accelerated State Vector Quantum Simulation," CUDA Quantum Toolkit, 2025-2026. Enables up to 32 qubit (complex128) simulation on GPUs with sufficient VRAM.</w:t>
       </w:r>
     </w:p>
     <w:sectPr>

--- a/docs/PQC_FHE_Technical_Report_v3.2.0_Enterprise.docx
+++ b/docs/PQC_FHE_Technical_Report_v3.2.0_Enterprise.docx
@@ -26,7 +26,7 @@
         <w:rPr>
           <w:sz w:val="20"/>
         </w:rPr>
-        <w:t>Release Date: 2026-03-20</w:t>
+        <w:t>Release Date: 2026-03-21</w:t>
       </w:r>
     </w:p>
     <w:p>
@@ -375,7 +375,23 @@
         <w:rPr>
           <w:sz w:val="20"/>
         </w:rPr>
-        <w:t>10. API Reference (22 New v3.2.0 Endpoints)</w:t>
+        <w:t xml:space="preserve">  9.7 Qiskit Pass Manager Circuit Optimization</w:t>
+      </w:r>
+    </w:p>
+    <w:p>
+      <w:r>
+        <w:rPr>
+          <w:sz w:val="20"/>
+        </w:rPr>
+        <w:t xml:space="preserve">  9.8 Circuit Visualization</w:t>
+      </w:r>
+    </w:p>
+    <w:p>
+      <w:r>
+        <w:rPr>
+          <w:sz w:val="20"/>
+        </w:rPr>
+        <w:t>10. API Reference (25 New v3.2.0 Endpoints)</w:t>
       </w:r>
     </w:p>
     <w:p>
@@ -10810,6 +10826,435 @@
       </w:r>
     </w:p>
     <w:p>
+      <w:pPr>
+        <w:pStyle w:val="Heading2"/>
+      </w:pPr>
+      <w:r>
+        <w:t>9.7 Qiskit Pass Manager Circuit Optimization</w:t>
+      </w:r>
+    </w:p>
+    <w:p>
+      <w:r>
+        <w:rPr>
+          <w:sz w:val="20"/>
+        </w:rPr>
+        <w:t>All quantum circuits now use generate_preset_pass_manager() instead of transpile(), per IBM Quantum Learning recommendations. Shor circuits use optimization_level=2; Grover circuits use optimization_level=3 (deeper circuit optimization). All circuits target basis_gates=[cx, id, rz, sx, x] for hardware compatibility. Results include optimization_info with original vs optimized gate counts and circuit depth reduction.</w:t>
+      </w:r>
+    </w:p>
+    <w:tbl>
+      <w:tblPr>
+        <w:tblStyle w:val="TableGrid"/>
+        <w:tblW w:type="auto" w:w="0"/>
+        <w:tblLook w:firstColumn="1" w:firstRow="1" w:lastColumn="0" w:lastRow="0" w:noHBand="0" w:noVBand="1" w:val="04A0"/>
+      </w:tblPr>
+      <w:tblGrid>
+        <w:gridCol w:w="1728"/>
+        <w:gridCol w:w="1728"/>
+        <w:gridCol w:w="1728"/>
+        <w:gridCol w:w="1728"/>
+        <w:gridCol w:w="1728"/>
+      </w:tblGrid>
+      <w:tr>
+        <w:tc>
+          <w:tcPr>
+            <w:tcW w:type="dxa" w:w="1728"/>
+            <w:shd w:fill="1a365d"/>
+          </w:tcPr>
+          <w:p>
+            <w:pPr>
+              <w:jc w:val="center"/>
+            </w:pPr>
+            <w:r>
+              <w:rPr>
+                <w:b/>
+                <w:color w:val="FFFFFF"/>
+                <w:sz w:val="18"/>
+              </w:rPr>
+              <w:t>Circuit</w:t>
+            </w:r>
+          </w:p>
+        </w:tc>
+        <w:tc>
+          <w:tcPr>
+            <w:tcW w:type="dxa" w:w="1728"/>
+            <w:shd w:fill="1a365d"/>
+          </w:tcPr>
+          <w:p>
+            <w:pPr>
+              <w:jc w:val="center"/>
+            </w:pPr>
+            <w:r>
+              <w:rPr>
+                <w:b/>
+                <w:color w:val="FFFFFF"/>
+                <w:sz w:val="18"/>
+              </w:rPr>
+              <w:t>Opt Level</w:t>
+            </w:r>
+          </w:p>
+        </w:tc>
+        <w:tc>
+          <w:tcPr>
+            <w:tcW w:type="dxa" w:w="1728"/>
+            <w:shd w:fill="1a365d"/>
+          </w:tcPr>
+          <w:p>
+            <w:pPr>
+              <w:jc w:val="center"/>
+            </w:pPr>
+            <w:r>
+              <w:rPr>
+                <w:b/>
+                <w:color w:val="FFFFFF"/>
+                <w:sz w:val="18"/>
+              </w:rPr>
+              <w:t>Basis Gates</w:t>
+            </w:r>
+          </w:p>
+        </w:tc>
+        <w:tc>
+          <w:tcPr>
+            <w:tcW w:type="dxa" w:w="1728"/>
+            <w:shd w:fill="1a365d"/>
+          </w:tcPr>
+          <w:p>
+            <w:pPr>
+              <w:jc w:val="center"/>
+            </w:pPr>
+            <w:r>
+              <w:rPr>
+                <w:b/>
+                <w:color w:val="FFFFFF"/>
+                <w:sz w:val="18"/>
+              </w:rPr>
+              <w:t>Method</w:t>
+            </w:r>
+          </w:p>
+        </w:tc>
+        <w:tc>
+          <w:tcPr>
+            <w:tcW w:type="dxa" w:w="1728"/>
+            <w:shd w:fill="1a365d"/>
+          </w:tcPr>
+          <w:p>
+            <w:pPr>
+              <w:jc w:val="center"/>
+            </w:pPr>
+            <w:r>
+              <w:rPr>
+                <w:b/>
+                <w:color w:val="FFFFFF"/>
+                <w:sz w:val="18"/>
+              </w:rPr>
+              <w:t>IBM Reference</w:t>
+            </w:r>
+          </w:p>
+        </w:tc>
+      </w:tr>
+      <w:tr>
+        <w:tc>
+          <w:tcPr>
+            <w:tcW w:type="dxa" w:w="1728"/>
+          </w:tcPr>
+          <w:p>
+            <w:r>
+              <w:rPr>
+                <w:sz w:val="18"/>
+              </w:rPr>
+              <w:t>Shor (N=15,21,35)</w:t>
+            </w:r>
+          </w:p>
+        </w:tc>
+        <w:tc>
+          <w:tcPr>
+            <w:tcW w:type="dxa" w:w="1728"/>
+          </w:tcPr>
+          <w:p>
+            <w:r>
+              <w:rPr>
+                <w:sz w:val="18"/>
+              </w:rPr>
+              <w:t>2</w:t>
+            </w:r>
+          </w:p>
+        </w:tc>
+        <w:tc>
+          <w:tcPr>
+            <w:tcW w:type="dxa" w:w="1728"/>
+          </w:tcPr>
+          <w:p>
+            <w:r>
+              <w:rPr>
+                <w:sz w:val="18"/>
+              </w:rPr>
+              <w:t>cx,id,rz,sx,x</w:t>
+            </w:r>
+          </w:p>
+        </w:tc>
+        <w:tc>
+          <w:tcPr>
+            <w:tcW w:type="dxa" w:w="1728"/>
+          </w:tcPr>
+          <w:p>
+            <w:r>
+              <w:rPr>
+                <w:sz w:val="18"/>
+              </w:rPr>
+              <w:t>generate_preset_pass_manager</w:t>
+            </w:r>
+          </w:p>
+        </w:tc>
+        <w:tc>
+          <w:tcPr>
+            <w:tcW w:type="dxa" w:w="1728"/>
+          </w:tcPr>
+          <w:p>
+            <w:r>
+              <w:rPr>
+                <w:sz w:val="18"/>
+              </w:rPr>
+              <w:t>IBM QC Learning: Shors</w:t>
+            </w:r>
+          </w:p>
+        </w:tc>
+      </w:tr>
+      <w:tr>
+        <w:tc>
+          <w:tcPr>
+            <w:tcW w:type="dxa" w:w="1728"/>
+            <w:shd w:fill="F7FAFC"/>
+          </w:tcPr>
+          <w:p>
+            <w:r>
+              <w:rPr>
+                <w:sz w:val="18"/>
+              </w:rPr>
+              <w:t>Grover (4-16q)</w:t>
+            </w:r>
+          </w:p>
+        </w:tc>
+        <w:tc>
+          <w:tcPr>
+            <w:tcW w:type="dxa" w:w="1728"/>
+            <w:shd w:fill="F7FAFC"/>
+          </w:tcPr>
+          <w:p>
+            <w:r>
+              <w:rPr>
+                <w:sz w:val="18"/>
+              </w:rPr>
+              <w:t>3</w:t>
+            </w:r>
+          </w:p>
+        </w:tc>
+        <w:tc>
+          <w:tcPr>
+            <w:tcW w:type="dxa" w:w="1728"/>
+            <w:shd w:fill="F7FAFC"/>
+          </w:tcPr>
+          <w:p>
+            <w:r>
+              <w:rPr>
+                <w:sz w:val="18"/>
+              </w:rPr>
+              <w:t>cx,id,rz,sx,x</w:t>
+            </w:r>
+          </w:p>
+        </w:tc>
+        <w:tc>
+          <w:tcPr>
+            <w:tcW w:type="dxa" w:w="1728"/>
+            <w:shd w:fill="F7FAFC"/>
+          </w:tcPr>
+          <w:p>
+            <w:r>
+              <w:rPr>
+                <w:sz w:val="18"/>
+              </w:rPr>
+              <w:t>generate_preset_pass_manager</w:t>
+            </w:r>
+          </w:p>
+        </w:tc>
+        <w:tc>
+          <w:tcPr>
+            <w:tcW w:type="dxa" w:w="1728"/>
+            <w:shd w:fill="F7FAFC"/>
+          </w:tcPr>
+          <w:p>
+            <w:r>
+              <w:rPr>
+                <w:sz w:val="18"/>
+              </w:rPr>
+              <w:t>IBM QC Learning: Grovers</w:t>
+            </w:r>
+          </w:p>
+        </w:tc>
+      </w:tr>
+      <w:tr>
+        <w:tc>
+          <w:tcPr>
+            <w:tcW w:type="dxa" w:w="1728"/>
+          </w:tcPr>
+          <w:p>
+            <w:r>
+              <w:rPr>
+                <w:sz w:val="18"/>
+              </w:rPr>
+              <w:t>ECC DLog (GF(2^m))</w:t>
+            </w:r>
+          </w:p>
+        </w:tc>
+        <w:tc>
+          <w:tcPr>
+            <w:tcW w:type="dxa" w:w="1728"/>
+          </w:tcPr>
+          <w:p>
+            <w:r>
+              <w:rPr>
+                <w:sz w:val="18"/>
+              </w:rPr>
+              <w:t>2</w:t>
+            </w:r>
+          </w:p>
+        </w:tc>
+        <w:tc>
+          <w:tcPr>
+            <w:tcW w:type="dxa" w:w="1728"/>
+          </w:tcPr>
+          <w:p>
+            <w:r>
+              <w:rPr>
+                <w:sz w:val="18"/>
+              </w:rPr>
+              <w:t>cx,id,rz,sx,x</w:t>
+            </w:r>
+          </w:p>
+        </w:tc>
+        <w:tc>
+          <w:tcPr>
+            <w:tcW w:type="dxa" w:w="1728"/>
+          </w:tcPr>
+          <w:p>
+            <w:r>
+              <w:rPr>
+                <w:sz w:val="18"/>
+              </w:rPr>
+              <w:t>generate_preset_pass_manager</w:t>
+            </w:r>
+          </w:p>
+        </w:tc>
+        <w:tc>
+          <w:tcPr>
+            <w:tcW w:type="dxa" w:w="1728"/>
+          </w:tcPr>
+          <w:p>
+            <w:r>
+              <w:rPr>
+                <w:sz w:val="18"/>
+              </w:rPr>
+              <w:t>Qiskit 2.x Best Practices</w:t>
+            </w:r>
+          </w:p>
+        </w:tc>
+      </w:tr>
+      <w:tr>
+        <w:tc>
+          <w:tcPr>
+            <w:tcW w:type="dxa" w:w="1728"/>
+            <w:shd w:fill="F7FAFC"/>
+          </w:tcPr>
+          <w:p>
+            <w:r>
+              <w:rPr>
+                <w:sz w:val="18"/>
+              </w:rPr>
+              <w:t>Noise Simulators</w:t>
+            </w:r>
+          </w:p>
+        </w:tc>
+        <w:tc>
+          <w:tcPr>
+            <w:tcW w:type="dxa" w:w="1728"/>
+            <w:shd w:fill="F7FAFC"/>
+          </w:tcPr>
+          <w:p>
+            <w:r>
+              <w:rPr>
+                <w:sz w:val="18"/>
+              </w:rPr>
+              <w:t>2</w:t>
+            </w:r>
+          </w:p>
+        </w:tc>
+        <w:tc>
+          <w:tcPr>
+            <w:tcW w:type="dxa" w:w="1728"/>
+            <w:shd w:fill="F7FAFC"/>
+          </w:tcPr>
+          <w:p>
+            <w:r>
+              <w:rPr>
+                <w:sz w:val="18"/>
+              </w:rPr>
+              <w:t>cx,id,rz,sx,x</w:t>
+            </w:r>
+          </w:p>
+        </w:tc>
+        <w:tc>
+          <w:tcPr>
+            <w:tcW w:type="dxa" w:w="1728"/>
+            <w:shd w:fill="F7FAFC"/>
+          </w:tcPr>
+          <w:p>
+            <w:r>
+              <w:rPr>
+                <w:sz w:val="18"/>
+              </w:rPr>
+              <w:t>generate_preset_pass_manager</w:t>
+            </w:r>
+          </w:p>
+        </w:tc>
+        <w:tc>
+          <w:tcPr>
+            <w:tcW w:type="dxa" w:w="1728"/>
+            <w:shd w:fill="F7FAFC"/>
+          </w:tcPr>
+          <w:p>
+            <w:r>
+              <w:rPr>
+                <w:sz w:val="18"/>
+              </w:rPr>
+              <w:t>Qiskit 2.x Best Practices</w:t>
+            </w:r>
+          </w:p>
+        </w:tc>
+      </w:tr>
+    </w:tbl>
+    <w:p>
+      <w:r>
+        <w:rPr>
+          <w:sz w:val="20"/>
+        </w:rPr>
+        <w:t>Note: The pass manager decomposes high-level gates (H, SWAP, CP) into basis gate primitives, which may increase gate count. The optimization focuses on reducing circuit depth and improving hardware execution fidelity rather than gate count.</w:t>
+      </w:r>
+    </w:p>
+    <w:p>
+      <w:pPr>
+        <w:pStyle w:val="Heading2"/>
+      </w:pPr>
+      <w:r>
+        <w:t>9.8 Circuit Visualization</w:t>
+      </w:r>
+    </w:p>
+    <w:p>
+      <w:r>
+        <w:rPr>
+          <w:sz w:val="20"/>
+        </w:rPr>
+        <w:t>Circuit diagrams are generated using Qiskit circuit.draw(output=mpl) and served as base64 PNG images via API endpoints. Three diagram endpoints exist: Shor (N=15), Grover (4-qubit), and ECC DLog (GF(2^4)). The WebUI fetches and displays these diagrams after running a circuit benchmark, showing the optimized circuit structure.</w:t>
+      </w:r>
+    </w:p>
+    <w:p>
       <w:r>
         <w:br w:type="page"/>
       </w:r>
@@ -10819,7 +11264,7 @@
         <w:pStyle w:val="Heading1"/>
       </w:pPr>
       <w:r>
-        <w:t>10. API Reference (New v3.2.0 Endpoints)</w:t>
+        <w:t>10. API Reference (25 New v3.2.0 Endpoints)</w:t>
       </w:r>
     </w:p>
     <w:tbl>
@@ -12140,6 +12585,172 @@
                 <w:sz w:val="18"/>
               </w:rPr>
               <w:t>Quantum Circuit Benchmarks</w:t>
+            </w:r>
+          </w:p>
+        </w:tc>
+      </w:tr>
+      <w:tr>
+        <w:tc>
+          <w:tcPr>
+            <w:tcW w:type="dxa" w:w="2160"/>
+          </w:tcPr>
+          <w:p>
+            <w:r>
+              <w:rPr>
+                <w:sz w:val="18"/>
+              </w:rPr>
+              <w:t>/quantum/circuit/shor-diagram</w:t>
+            </w:r>
+          </w:p>
+        </w:tc>
+        <w:tc>
+          <w:tcPr>
+            <w:tcW w:type="dxa" w:w="2160"/>
+          </w:tcPr>
+          <w:p>
+            <w:r>
+              <w:rPr>
+                <w:sz w:val="18"/>
+              </w:rPr>
+              <w:t>GET</w:t>
+            </w:r>
+          </w:p>
+        </w:tc>
+        <w:tc>
+          <w:tcPr>
+            <w:tcW w:type="dxa" w:w="2160"/>
+          </w:tcPr>
+          <w:p>
+            <w:r>
+              <w:rPr>
+                <w:sz w:val="18"/>
+              </w:rPr>
+              <w:t>Shor circuit diagram (base64 PNG)</w:t>
+            </w:r>
+          </w:p>
+        </w:tc>
+        <w:tc>
+          <w:tcPr>
+            <w:tcW w:type="dxa" w:w="2160"/>
+          </w:tcPr>
+          <w:p>
+            <w:r>
+              <w:rPr>
+                <w:sz w:val="18"/>
+              </w:rPr>
+              <w:t>Quantum Circuit Diagrams</w:t>
+            </w:r>
+          </w:p>
+        </w:tc>
+      </w:tr>
+      <w:tr>
+        <w:tc>
+          <w:tcPr>
+            <w:tcW w:type="dxa" w:w="2160"/>
+            <w:shd w:fill="F7FAFC"/>
+          </w:tcPr>
+          <w:p>
+            <w:r>
+              <w:rPr>
+                <w:sz w:val="18"/>
+              </w:rPr>
+              <w:t>/quantum/circuit/grover-diagram</w:t>
+            </w:r>
+          </w:p>
+        </w:tc>
+        <w:tc>
+          <w:tcPr>
+            <w:tcW w:type="dxa" w:w="2160"/>
+            <w:shd w:fill="F7FAFC"/>
+          </w:tcPr>
+          <w:p>
+            <w:r>
+              <w:rPr>
+                <w:sz w:val="18"/>
+              </w:rPr>
+              <w:t>GET</w:t>
+            </w:r>
+          </w:p>
+        </w:tc>
+        <w:tc>
+          <w:tcPr>
+            <w:tcW w:type="dxa" w:w="2160"/>
+            <w:shd w:fill="F7FAFC"/>
+          </w:tcPr>
+          <w:p>
+            <w:r>
+              <w:rPr>
+                <w:sz w:val="18"/>
+              </w:rPr>
+              <w:t>Grover circuit diagram (base64 PNG)</w:t>
+            </w:r>
+          </w:p>
+        </w:tc>
+        <w:tc>
+          <w:tcPr>
+            <w:tcW w:type="dxa" w:w="2160"/>
+            <w:shd w:fill="F7FAFC"/>
+          </w:tcPr>
+          <w:p>
+            <w:r>
+              <w:rPr>
+                <w:sz w:val="18"/>
+              </w:rPr>
+              <w:t>Quantum Circuit Diagrams</w:t>
+            </w:r>
+          </w:p>
+        </w:tc>
+      </w:tr>
+      <w:tr>
+        <w:tc>
+          <w:tcPr>
+            <w:tcW w:type="dxa" w:w="2160"/>
+          </w:tcPr>
+          <w:p>
+            <w:r>
+              <w:rPr>
+                <w:sz w:val="18"/>
+              </w:rPr>
+              <w:t>/quantum/circuit/ecc-diagram</w:t>
+            </w:r>
+          </w:p>
+        </w:tc>
+        <w:tc>
+          <w:tcPr>
+            <w:tcW w:type="dxa" w:w="2160"/>
+          </w:tcPr>
+          <w:p>
+            <w:r>
+              <w:rPr>
+                <w:sz w:val="18"/>
+              </w:rPr>
+              <w:t>GET</w:t>
+            </w:r>
+          </w:p>
+        </w:tc>
+        <w:tc>
+          <w:tcPr>
+            <w:tcW w:type="dxa" w:w="2160"/>
+          </w:tcPr>
+          <w:p>
+            <w:r>
+              <w:rPr>
+                <w:sz w:val="18"/>
+              </w:rPr>
+              <w:t>ECC discrete log circuit diagram (base64 PNG)</w:t>
+            </w:r>
+          </w:p>
+        </w:tc>
+        <w:tc>
+          <w:tcPr>
+            <w:tcW w:type="dxa" w:w="2160"/>
+          </w:tcPr>
+          <w:p>
+            <w:r>
+              <w:rPr>
+                <w:sz w:val="18"/>
+              </w:rPr>
+              <w:t>Quantum Circuit Diagrams</w:t>
             </w:r>
           </w:p>
         </w:tc>
@@ -18647,7 +19258,7 @@
               <w:rPr>
                 <w:sz w:val="18"/>
               </w:rPr>
-              <w:t>12</w:t>
+              <w:t>17</w:t>
             </w:r>
           </w:p>
         </w:tc>
@@ -18684,7 +19295,7 @@
         <w:rPr>
           <w:sz w:val="20"/>
         </w:rPr>
-        <w:t>Total: 173 tests, 173 passed, 0 failed, 0 errors. Execution time: ~259 seconds (Qiskit AerSimulator + GPU).</w:t>
+        <w:t>Total: 178 tests, 178 passed, 0 failed, 0 errors. Execution time: ~265 seconds (Qiskit AerSimulator + GPU).</w:t>
       </w:r>
     </w:p>
     <w:p>

--- a/docs/PQC_FHE_Technical_Report_v3.2.0_Enterprise.docx
+++ b/docs/PQC_FHE_Technical_Report_v3.2.0_Enterprise.docx
@@ -26,7 +26,7 @@
         <w:rPr>
           <w:sz w:val="20"/>
         </w:rPr>
-        <w:t>Release Date: 2026-03-21</w:t>
+        <w:t>Release Date: 2026-03-28</w:t>
       </w:r>
     </w:p>
     <w:p>
@@ -12751,6 +12751,288 @@
                 <w:sz w:val="18"/>
               </w:rPr>
               <w:t>Quantum Circuit Diagrams</w:t>
+            </w:r>
+          </w:p>
+        </w:tc>
+      </w:tr>
+      <w:tr>
+        <w:tc>
+          <w:tcPr>
+            <w:tcW w:type="dxa" w:w="2160"/>
+            <w:shd w:fill="F7FAFC"/>
+          </w:tcPr>
+          <w:p>
+            <w:r>
+              <w:rPr>
+                <w:sz w:val="18"/>
+              </w:rPr>
+              <w:t>/quantum/ibm/backends</w:t>
+            </w:r>
+          </w:p>
+        </w:tc>
+        <w:tc>
+          <w:tcPr>
+            <w:tcW w:type="dxa" w:w="2160"/>
+            <w:shd w:fill="F7FAFC"/>
+          </w:tcPr>
+          <w:p>
+            <w:r>
+              <w:rPr>
+                <w:sz w:val="18"/>
+              </w:rPr>
+              <w:t>GET</w:t>
+            </w:r>
+          </w:p>
+        </w:tc>
+        <w:tc>
+          <w:tcPr>
+            <w:tcW w:type="dxa" w:w="2160"/>
+            <w:shd w:fill="F7FAFC"/>
+          </w:tcPr>
+          <w:p>
+            <w:r>
+              <w:rPr>
+                <w:sz w:val="18"/>
+              </w:rPr>
+              <w:t>List available IBM QPU backends (API or fallback)</w:t>
+            </w:r>
+          </w:p>
+        </w:tc>
+        <w:tc>
+          <w:tcPr>
+            <w:tcW w:type="dxa" w:w="2160"/>
+            <w:shd w:fill="F7FAFC"/>
+          </w:tcPr>
+          <w:p>
+            <w:r>
+              <w:rPr>
+                <w:sz w:val="18"/>
+              </w:rPr>
+              <w:t>IBM Quantum (v3.3.0)</w:t>
+            </w:r>
+          </w:p>
+        </w:tc>
+      </w:tr>
+      <w:tr>
+        <w:tc>
+          <w:tcPr>
+            <w:tcW w:type="dxa" w:w="2160"/>
+          </w:tcPr>
+          <w:p>
+            <w:r>
+              <w:rPr>
+                <w:sz w:val="18"/>
+              </w:rPr>
+              <w:t>/quantum/ibm/backend/{name}/noise-params</w:t>
+            </w:r>
+          </w:p>
+        </w:tc>
+        <w:tc>
+          <w:tcPr>
+            <w:tcW w:type="dxa" w:w="2160"/>
+          </w:tcPr>
+          <w:p>
+            <w:r>
+              <w:rPr>
+                <w:sz w:val="18"/>
+              </w:rPr>
+              <w:t>GET</w:t>
+            </w:r>
+          </w:p>
+        </w:tc>
+        <w:tc>
+          <w:tcPr>
+            <w:tcW w:type="dxa" w:w="2160"/>
+          </w:tcPr>
+          <w:p>
+            <w:r>
+              <w:rPr>
+                <w:sz w:val="18"/>
+              </w:rPr>
+              <w:t>QPU noise parameters (T1/T2/gate errors/readout)</w:t>
+            </w:r>
+          </w:p>
+        </w:tc>
+        <w:tc>
+          <w:tcPr>
+            <w:tcW w:type="dxa" w:w="2160"/>
+          </w:tcPr>
+          <w:p>
+            <w:r>
+              <w:rPr>
+                <w:sz w:val="18"/>
+              </w:rPr>
+              <w:t>IBM Quantum (v3.3.0)</w:t>
+            </w:r>
+          </w:p>
+        </w:tc>
+      </w:tr>
+      <w:tr>
+        <w:tc>
+          <w:tcPr>
+            <w:tcW w:type="dxa" w:w="2160"/>
+            <w:shd w:fill="F7FAFC"/>
+          </w:tcPr>
+          <w:p>
+            <w:r>
+              <w:rPr>
+                <w:sz w:val="18"/>
+              </w:rPr>
+              <w:t>/quantum/simulate/noisy-ibm</w:t>
+            </w:r>
+          </w:p>
+        </w:tc>
+        <w:tc>
+          <w:tcPr>
+            <w:tcW w:type="dxa" w:w="2160"/>
+            <w:shd w:fill="F7FAFC"/>
+          </w:tcPr>
+          <w:p>
+            <w:r>
+              <w:rPr>
+                <w:sz w:val="18"/>
+              </w:rPr>
+              <w:t>POST</w:t>
+            </w:r>
+          </w:p>
+        </w:tc>
+        <w:tc>
+          <w:tcPr>
+            <w:tcW w:type="dxa" w:w="2160"/>
+            <w:shd w:fill="F7FAFC"/>
+          </w:tcPr>
+          <w:p>
+            <w:r>
+              <w:rPr>
+                <w:sz w:val="18"/>
+              </w:rPr>
+              <w:t>IBM QPU noise model circuit simulation</w:t>
+            </w:r>
+          </w:p>
+        </w:tc>
+        <w:tc>
+          <w:tcPr>
+            <w:tcW w:type="dxa" w:w="2160"/>
+            <w:shd w:fill="F7FAFC"/>
+          </w:tcPr>
+          <w:p>
+            <w:r>
+              <w:rPr>
+                <w:sz w:val="18"/>
+              </w:rPr>
+              <w:t>IBM Quantum (v3.3.0)</w:t>
+            </w:r>
+          </w:p>
+        </w:tc>
+      </w:tr>
+      <w:tr>
+        <w:tc>
+          <w:tcPr>
+            <w:tcW w:type="dxa" w:w="2160"/>
+          </w:tcPr>
+          <w:p>
+            <w:r>
+              <w:rPr>
+                <w:sz w:val="18"/>
+              </w:rPr>
+              <w:t>/fhe/memory-status</w:t>
+            </w:r>
+          </w:p>
+        </w:tc>
+        <w:tc>
+          <w:tcPr>
+            <w:tcW w:type="dxa" w:w="2160"/>
+          </w:tcPr>
+          <w:p>
+            <w:r>
+              <w:rPr>
+                <w:sz w:val="18"/>
+              </w:rPr>
+              <w:t>GET</w:t>
+            </w:r>
+          </w:p>
+        </w:tc>
+        <w:tc>
+          <w:tcPr>
+            <w:tcW w:type="dxa" w:w="2160"/>
+          </w:tcPr>
+          <w:p>
+            <w:r>
+              <w:rPr>
+                <w:sz w:val="18"/>
+              </w:rPr>
+              <w:t>FHE bootstrap key memory status (loaded/deferred)</w:t>
+            </w:r>
+          </w:p>
+        </w:tc>
+        <w:tc>
+          <w:tcPr>
+            <w:tcW w:type="dxa" w:w="2160"/>
+          </w:tcPr>
+          <w:p>
+            <w:r>
+              <w:rPr>
+                <w:sz w:val="18"/>
+              </w:rPr>
+              <w:t>FHE Memory (v3.3.0)</w:t>
+            </w:r>
+          </w:p>
+        </w:tc>
+      </w:tr>
+      <w:tr>
+        <w:tc>
+          <w:tcPr>
+            <w:tcW w:type="dxa" w:w="2160"/>
+            <w:shd w:fill="F7FAFC"/>
+          </w:tcPr>
+          <w:p>
+            <w:r>
+              <w:rPr>
+                <w:sz w:val="18"/>
+              </w:rPr>
+              <w:t>/fhe/release-bootstrap-keys</w:t>
+            </w:r>
+          </w:p>
+        </w:tc>
+        <w:tc>
+          <w:tcPr>
+            <w:tcW w:type="dxa" w:w="2160"/>
+            <w:shd w:fill="F7FAFC"/>
+          </w:tcPr>
+          <w:p>
+            <w:r>
+              <w:rPr>
+                <w:sz w:val="18"/>
+              </w:rPr>
+              <w:t>POST</w:t>
+            </w:r>
+          </w:p>
+        </w:tc>
+        <w:tc>
+          <w:tcPr>
+            <w:tcW w:type="dxa" w:w="2160"/>
+            <w:shd w:fill="F7FAFC"/>
+          </w:tcPr>
+          <w:p>
+            <w:r>
+              <w:rPr>
+                <w:sz w:val="18"/>
+              </w:rPr>
+              <w:t>Release bootstrap keys (~24GB freed)</w:t>
+            </w:r>
+          </w:p>
+        </w:tc>
+        <w:tc>
+          <w:tcPr>
+            <w:tcW w:type="dxa" w:w="2160"/>
+            <w:shd w:fill="F7FAFC"/>
+          </w:tcPr>
+          <w:p>
+            <w:r>
+              <w:rPr>
+                <w:sz w:val="18"/>
+              </w:rPr>
+              <w:t>FHE Memory (v3.3.0)</w:t>
             </w:r>
           </w:p>
         </w:tc>
@@ -23869,6 +24151,856 @@
           <w:sz w:val="20"/>
         </w:rPr>
         <w:t>[59] NVIDIA cuStateVec -- "GPU-Accelerated State Vector Quantum Simulation," CUDA Quantum Toolkit, 2025-2026. Enables up to 32 qubit (complex128) simulation on GPUs with sufficient VRAM.</w:t>
+      </w:r>
+    </w:p>
+    <w:p>
+      <w:pPr>
+        <w:pStyle w:val="Heading2"/>
+      </w:pPr>
+      <w:r>
+        <w:t>IBM Quantum QPU Noise Integration (v3.3.0)</w:t>
+      </w:r>
+    </w:p>
+    <w:p>
+      <w:r>
+        <w:rPr>
+          <w:sz w:val="20"/>
+        </w:rPr>
+        <w:t>Version 3.3.0 introduces dynamic QPU noise parameter fetching from IBM Quantum Platform via qiskit-ibm-runtime. The IBMQuantumBackendManager class connects to IBM Quantum using .env credentials (IBM_QUANTUM_TOKEN, IBM_QUANTUM_INSTANCE) and fetches real T1/T2/gate errors/readout errors from operational QPU backends.</w:t>
+      </w:r>
+    </w:p>
+    <w:p>
+      <w:r>
+        <w:rPr>
+          <w:sz w:val="20"/>
+        </w:rPr>
+        <w:t>Fallback design: When API connection is unavailable, the system uses published specifications for IBM Heron R2 (ibm_torino, 156 qubits, CZ-based, T1~250us, T2~150us, SQ error 2.4e-4, 2Q error 3.8e-3, readout 1.2e-2). Additional fallback processors include ibm_brisbane (Eagle r3, 127Q) and ibm_sherbrooke (Eagle r3, 127Q).</w:t>
+      </w:r>
+    </w:p>
+    <w:p>
+      <w:r>
+        <w:rPr>
+          <w:sz w:val="20"/>
+        </w:rPr>
+        <w:t>The system constructs Qiskit NoiseModel from QPU parameters with thermal relaxation (T1/T2), depolarizing errors (single/two-qubit), and readout errors. Parameters are cached for 1 hour to reduce API calls. The WebUI provides a backend selector dropdown for choosing noise models during circuit benchmarks.</w:t>
+      </w:r>
+    </w:p>
+    <w:tbl>
+      <w:tblPr>
+        <w:tblStyle w:val="TableGrid"/>
+        <w:tblW w:type="auto" w:w="0"/>
+        <w:tblLook w:firstColumn="1" w:firstRow="1" w:lastColumn="0" w:lastRow="0" w:noHBand="0" w:noVBand="1" w:val="04A0"/>
+      </w:tblPr>
+      <w:tblGrid>
+        <w:gridCol w:w="1080"/>
+        <w:gridCol w:w="1080"/>
+        <w:gridCol w:w="1080"/>
+        <w:gridCol w:w="1080"/>
+        <w:gridCol w:w="1080"/>
+        <w:gridCol w:w="1080"/>
+        <w:gridCol w:w="1080"/>
+        <w:gridCol w:w="1080"/>
+      </w:tblGrid>
+      <w:tr>
+        <w:tc>
+          <w:tcPr>
+            <w:tcW w:type="dxa" w:w="1080"/>
+            <w:shd w:fill="1a365d"/>
+          </w:tcPr>
+          <w:p>
+            <w:pPr>
+              <w:jc w:val="center"/>
+            </w:pPr>
+            <w:r>
+              <w:rPr>
+                <w:b/>
+                <w:color w:val="FFFFFF"/>
+                <w:sz w:val="18"/>
+              </w:rPr>
+              <w:t>Backend</w:t>
+            </w:r>
+          </w:p>
+        </w:tc>
+        <w:tc>
+          <w:tcPr>
+            <w:tcW w:type="dxa" w:w="1080"/>
+            <w:shd w:fill="1a365d"/>
+          </w:tcPr>
+          <w:p>
+            <w:pPr>
+              <w:jc w:val="center"/>
+            </w:pPr>
+            <w:r>
+              <w:rPr>
+                <w:b/>
+                <w:color w:val="FFFFFF"/>
+                <w:sz w:val="18"/>
+              </w:rPr>
+              <w:t>Processor</w:t>
+            </w:r>
+          </w:p>
+        </w:tc>
+        <w:tc>
+          <w:tcPr>
+            <w:tcW w:type="dxa" w:w="1080"/>
+            <w:shd w:fill="1a365d"/>
+          </w:tcPr>
+          <w:p>
+            <w:pPr>
+              <w:jc w:val="center"/>
+            </w:pPr>
+            <w:r>
+              <w:rPr>
+                <w:b/>
+                <w:color w:val="FFFFFF"/>
+                <w:sz w:val="18"/>
+              </w:rPr>
+              <w:t>Qubits</w:t>
+            </w:r>
+          </w:p>
+        </w:tc>
+        <w:tc>
+          <w:tcPr>
+            <w:tcW w:type="dxa" w:w="1080"/>
+            <w:shd w:fill="1a365d"/>
+          </w:tcPr>
+          <w:p>
+            <w:pPr>
+              <w:jc w:val="center"/>
+            </w:pPr>
+            <w:r>
+              <w:rPr>
+                <w:b/>
+                <w:color w:val="FFFFFF"/>
+                <w:sz w:val="18"/>
+              </w:rPr>
+              <w:t>T1 (us)</w:t>
+            </w:r>
+          </w:p>
+        </w:tc>
+        <w:tc>
+          <w:tcPr>
+            <w:tcW w:type="dxa" w:w="1080"/>
+            <w:shd w:fill="1a365d"/>
+          </w:tcPr>
+          <w:p>
+            <w:pPr>
+              <w:jc w:val="center"/>
+            </w:pPr>
+            <w:r>
+              <w:rPr>
+                <w:b/>
+                <w:color w:val="FFFFFF"/>
+                <w:sz w:val="18"/>
+              </w:rPr>
+              <w:t>T2 (us)</w:t>
+            </w:r>
+          </w:p>
+        </w:tc>
+        <w:tc>
+          <w:tcPr>
+            <w:tcW w:type="dxa" w:w="1080"/>
+            <w:shd w:fill="1a365d"/>
+          </w:tcPr>
+          <w:p>
+            <w:pPr>
+              <w:jc w:val="center"/>
+            </w:pPr>
+            <w:r>
+              <w:rPr>
+                <w:b/>
+                <w:color w:val="FFFFFF"/>
+                <w:sz w:val="18"/>
+              </w:rPr>
+              <w:t>SQ Error</w:t>
+            </w:r>
+          </w:p>
+        </w:tc>
+        <w:tc>
+          <w:tcPr>
+            <w:tcW w:type="dxa" w:w="1080"/>
+            <w:shd w:fill="1a365d"/>
+          </w:tcPr>
+          <w:p>
+            <w:pPr>
+              <w:jc w:val="center"/>
+            </w:pPr>
+            <w:r>
+              <w:rPr>
+                <w:b/>
+                <w:color w:val="FFFFFF"/>
+                <w:sz w:val="18"/>
+              </w:rPr>
+              <w:t>2Q Error</w:t>
+            </w:r>
+          </w:p>
+        </w:tc>
+        <w:tc>
+          <w:tcPr>
+            <w:tcW w:type="dxa" w:w="1080"/>
+            <w:shd w:fill="1a365d"/>
+          </w:tcPr>
+          <w:p>
+            <w:pPr>
+              <w:jc w:val="center"/>
+            </w:pPr>
+            <w:r>
+              <w:rPr>
+                <w:b/>
+                <w:color w:val="FFFFFF"/>
+                <w:sz w:val="18"/>
+              </w:rPr>
+              <w:t>RO Error</w:t>
+            </w:r>
+          </w:p>
+        </w:tc>
+      </w:tr>
+      <w:tr>
+        <w:tc>
+          <w:tcPr>
+            <w:tcW w:type="dxa" w:w="1080"/>
+          </w:tcPr>
+          <w:p>
+            <w:r>
+              <w:rPr>
+                <w:sz w:val="18"/>
+              </w:rPr>
+              <w:t>ibm_torino</w:t>
+            </w:r>
+          </w:p>
+        </w:tc>
+        <w:tc>
+          <w:tcPr>
+            <w:tcW w:type="dxa" w:w="1080"/>
+          </w:tcPr>
+          <w:p>
+            <w:r>
+              <w:rPr>
+                <w:sz w:val="18"/>
+              </w:rPr>
+              <w:t>Heron R2</w:t>
+            </w:r>
+          </w:p>
+        </w:tc>
+        <w:tc>
+          <w:tcPr>
+            <w:tcW w:type="dxa" w:w="1080"/>
+          </w:tcPr>
+          <w:p>
+            <w:r>
+              <w:rPr>
+                <w:sz w:val="18"/>
+              </w:rPr>
+              <w:t>156</w:t>
+            </w:r>
+          </w:p>
+        </w:tc>
+        <w:tc>
+          <w:tcPr>
+            <w:tcW w:type="dxa" w:w="1080"/>
+          </w:tcPr>
+          <w:p>
+            <w:r>
+              <w:rPr>
+                <w:sz w:val="18"/>
+              </w:rPr>
+              <w:t>250</w:t>
+            </w:r>
+          </w:p>
+        </w:tc>
+        <w:tc>
+          <w:tcPr>
+            <w:tcW w:type="dxa" w:w="1080"/>
+          </w:tcPr>
+          <w:p>
+            <w:r>
+              <w:rPr>
+                <w:sz w:val="18"/>
+              </w:rPr>
+              <w:t>150</w:t>
+            </w:r>
+          </w:p>
+        </w:tc>
+        <w:tc>
+          <w:tcPr>
+            <w:tcW w:type="dxa" w:w="1080"/>
+          </w:tcPr>
+          <w:p>
+            <w:r>
+              <w:rPr>
+                <w:sz w:val="18"/>
+              </w:rPr>
+              <w:t>2.4e-4</w:t>
+            </w:r>
+          </w:p>
+        </w:tc>
+        <w:tc>
+          <w:tcPr>
+            <w:tcW w:type="dxa" w:w="1080"/>
+          </w:tcPr>
+          <w:p>
+            <w:r>
+              <w:rPr>
+                <w:sz w:val="18"/>
+              </w:rPr>
+              <w:t>3.8e-3</w:t>
+            </w:r>
+          </w:p>
+        </w:tc>
+        <w:tc>
+          <w:tcPr>
+            <w:tcW w:type="dxa" w:w="1080"/>
+          </w:tcPr>
+          <w:p>
+            <w:r>
+              <w:rPr>
+                <w:sz w:val="18"/>
+              </w:rPr>
+              <w:t>1.2e-2</w:t>
+            </w:r>
+          </w:p>
+        </w:tc>
+      </w:tr>
+      <w:tr>
+        <w:tc>
+          <w:tcPr>
+            <w:tcW w:type="dxa" w:w="1080"/>
+            <w:shd w:fill="F7FAFC"/>
+          </w:tcPr>
+          <w:p>
+            <w:r>
+              <w:rPr>
+                <w:sz w:val="18"/>
+              </w:rPr>
+              <w:t>ibm_brisbane</w:t>
+            </w:r>
+          </w:p>
+        </w:tc>
+        <w:tc>
+          <w:tcPr>
+            <w:tcW w:type="dxa" w:w="1080"/>
+            <w:shd w:fill="F7FAFC"/>
+          </w:tcPr>
+          <w:p>
+            <w:r>
+              <w:rPr>
+                <w:sz w:val="18"/>
+              </w:rPr>
+              <w:t>Eagle r3</w:t>
+            </w:r>
+          </w:p>
+        </w:tc>
+        <w:tc>
+          <w:tcPr>
+            <w:tcW w:type="dxa" w:w="1080"/>
+            <w:shd w:fill="F7FAFC"/>
+          </w:tcPr>
+          <w:p>
+            <w:r>
+              <w:rPr>
+                <w:sz w:val="18"/>
+              </w:rPr>
+              <w:t>127</w:t>
+            </w:r>
+          </w:p>
+        </w:tc>
+        <w:tc>
+          <w:tcPr>
+            <w:tcW w:type="dxa" w:w="1080"/>
+            <w:shd w:fill="F7FAFC"/>
+          </w:tcPr>
+          <w:p>
+            <w:r>
+              <w:rPr>
+                <w:sz w:val="18"/>
+              </w:rPr>
+              <w:t>200</w:t>
+            </w:r>
+          </w:p>
+        </w:tc>
+        <w:tc>
+          <w:tcPr>
+            <w:tcW w:type="dxa" w:w="1080"/>
+            <w:shd w:fill="F7FAFC"/>
+          </w:tcPr>
+          <w:p>
+            <w:r>
+              <w:rPr>
+                <w:sz w:val="18"/>
+              </w:rPr>
+              <w:t>120</w:t>
+            </w:r>
+          </w:p>
+        </w:tc>
+        <w:tc>
+          <w:tcPr>
+            <w:tcW w:type="dxa" w:w="1080"/>
+            <w:shd w:fill="F7FAFC"/>
+          </w:tcPr>
+          <w:p>
+            <w:r>
+              <w:rPr>
+                <w:sz w:val="18"/>
+              </w:rPr>
+              <w:t>3.0e-4</w:t>
+            </w:r>
+          </w:p>
+        </w:tc>
+        <w:tc>
+          <w:tcPr>
+            <w:tcW w:type="dxa" w:w="1080"/>
+            <w:shd w:fill="F7FAFC"/>
+          </w:tcPr>
+          <w:p>
+            <w:r>
+              <w:rPr>
+                <w:sz w:val="18"/>
+              </w:rPr>
+              <w:t>7.5e-3</w:t>
+            </w:r>
+          </w:p>
+        </w:tc>
+        <w:tc>
+          <w:tcPr>
+            <w:tcW w:type="dxa" w:w="1080"/>
+            <w:shd w:fill="F7FAFC"/>
+          </w:tcPr>
+          <w:p>
+            <w:r>
+              <w:rPr>
+                <w:sz w:val="18"/>
+              </w:rPr>
+              <w:t>1.5e-2</w:t>
+            </w:r>
+          </w:p>
+        </w:tc>
+      </w:tr>
+      <w:tr>
+        <w:tc>
+          <w:tcPr>
+            <w:tcW w:type="dxa" w:w="1080"/>
+          </w:tcPr>
+          <w:p>
+            <w:r>
+              <w:rPr>
+                <w:sz w:val="18"/>
+              </w:rPr>
+              <w:t>ibm_sherbrooke</w:t>
+            </w:r>
+          </w:p>
+        </w:tc>
+        <w:tc>
+          <w:tcPr>
+            <w:tcW w:type="dxa" w:w="1080"/>
+          </w:tcPr>
+          <w:p>
+            <w:r>
+              <w:rPr>
+                <w:sz w:val="18"/>
+              </w:rPr>
+              <w:t>Eagle r3</w:t>
+            </w:r>
+          </w:p>
+        </w:tc>
+        <w:tc>
+          <w:tcPr>
+            <w:tcW w:type="dxa" w:w="1080"/>
+          </w:tcPr>
+          <w:p>
+            <w:r>
+              <w:rPr>
+                <w:sz w:val="18"/>
+              </w:rPr>
+              <w:t>127</w:t>
+            </w:r>
+          </w:p>
+        </w:tc>
+        <w:tc>
+          <w:tcPr>
+            <w:tcW w:type="dxa" w:w="1080"/>
+          </w:tcPr>
+          <w:p>
+            <w:r>
+              <w:rPr>
+                <w:sz w:val="18"/>
+              </w:rPr>
+              <w:t>220</w:t>
+            </w:r>
+          </w:p>
+        </w:tc>
+        <w:tc>
+          <w:tcPr>
+            <w:tcW w:type="dxa" w:w="1080"/>
+          </w:tcPr>
+          <w:p>
+            <w:r>
+              <w:rPr>
+                <w:sz w:val="18"/>
+              </w:rPr>
+              <w:t>130</w:t>
+            </w:r>
+          </w:p>
+        </w:tc>
+        <w:tc>
+          <w:tcPr>
+            <w:tcW w:type="dxa" w:w="1080"/>
+          </w:tcPr>
+          <w:p>
+            <w:r>
+              <w:rPr>
+                <w:sz w:val="18"/>
+              </w:rPr>
+              <w:t>2.8e-4</w:t>
+            </w:r>
+          </w:p>
+        </w:tc>
+        <w:tc>
+          <w:tcPr>
+            <w:tcW w:type="dxa" w:w="1080"/>
+          </w:tcPr>
+          <w:p>
+            <w:r>
+              <w:rPr>
+                <w:sz w:val="18"/>
+              </w:rPr>
+              <w:t>6.8e-3</w:t>
+            </w:r>
+          </w:p>
+        </w:tc>
+        <w:tc>
+          <w:tcPr>
+            <w:tcW w:type="dxa" w:w="1080"/>
+          </w:tcPr>
+          <w:p>
+            <w:r>
+              <w:rPr>
+                <w:sz w:val="18"/>
+              </w:rPr>
+              <w:t>1.3e-2</w:t>
+            </w:r>
+          </w:p>
+        </w:tc>
+      </w:tr>
+    </w:tbl>
+    <w:p>
+      <w:pPr>
+        <w:pStyle w:val="Heading2"/>
+      </w:pPr>
+      <w:r>
+        <w:t>FHE Bootstrap Key Memory Optimization (v3.3.0)</w:t>
+      </w:r>
+    </w:p>
+    <w:p>
+      <w:r>
+        <w:rPr>
+          <w:sz w:val="20"/>
+        </w:rPr>
+        <w:t>Version 3.3.0 introduces deferred bootstrap key loading to reduce server startup memory from ~28GB to ~3.7GB. The DESILO FHE bootstrap keys (small 223MB + lossy 11.3GB + full 12.3GB = ~24GB total) are no longer created at server startup. Instead, the FHEConfig.defer_bootstrap=True flag defers key creation until the first bootstrap operation is requested.</w:t>
+      </w:r>
+    </w:p>
+    <w:p>
+      <w:r>
+        <w:rPr>
+          <w:sz w:val="20"/>
+        </w:rPr>
+        <w:t>Key lifecycle management methods: ensure_bootstrap_keys() creates keys on demand, release_bootstrap_keys() frees keys from memory with gc.collect(), and bootstrap_keys_loaded property reports current state. The bootstrap(), lossy_bootstrap(), and sign_bootstrap() methods include auto-creation guards that transparently create keys when needed.</w:t>
+      </w:r>
+    </w:p>
+    <w:tbl>
+      <w:tblPr>
+        <w:tblStyle w:val="TableGrid"/>
+        <w:tblW w:type="auto" w:w="0"/>
+        <w:tblLook w:firstColumn="1" w:firstRow="1" w:lastColumn="0" w:lastRow="0" w:noHBand="0" w:noVBand="1" w:val="04A0"/>
+      </w:tblPr>
+      <w:tblGrid>
+        <w:gridCol w:w="2880"/>
+        <w:gridCol w:w="2880"/>
+        <w:gridCol w:w="2880"/>
+      </w:tblGrid>
+      <w:tr>
+        <w:tc>
+          <w:tcPr>
+            <w:tcW w:type="dxa" w:w="2880"/>
+            <w:shd w:fill="1a365d"/>
+          </w:tcPr>
+          <w:p>
+            <w:pPr>
+              <w:jc w:val="center"/>
+            </w:pPr>
+            <w:r>
+              <w:rPr>
+                <w:b/>
+                <w:color w:val="FFFFFF"/>
+                <w:sz w:val="18"/>
+              </w:rPr>
+              <w:t>State</w:t>
+            </w:r>
+          </w:p>
+        </w:tc>
+        <w:tc>
+          <w:tcPr>
+            <w:tcW w:type="dxa" w:w="2880"/>
+            <w:shd w:fill="1a365d"/>
+          </w:tcPr>
+          <w:p>
+            <w:pPr>
+              <w:jc w:val="center"/>
+            </w:pPr>
+            <w:r>
+              <w:rPr>
+                <w:b/>
+                <w:color w:val="FFFFFF"/>
+                <w:sz w:val="18"/>
+              </w:rPr>
+              <w:t>Memory</w:t>
+            </w:r>
+          </w:p>
+        </w:tc>
+        <w:tc>
+          <w:tcPr>
+            <w:tcW w:type="dxa" w:w="2880"/>
+            <w:shd w:fill="1a365d"/>
+          </w:tcPr>
+          <w:p>
+            <w:pPr>
+              <w:jc w:val="center"/>
+            </w:pPr>
+            <w:r>
+              <w:rPr>
+                <w:b/>
+                <w:color w:val="FFFFFF"/>
+                <w:sz w:val="18"/>
+              </w:rPr>
+              <w:t>Description</w:t>
+            </w:r>
+          </w:p>
+        </w:tc>
+      </w:tr>
+      <w:tr>
+        <w:tc>
+          <w:tcPr>
+            <w:tcW w:type="dxa" w:w="2880"/>
+          </w:tcPr>
+          <w:p>
+            <w:r>
+              <w:rPr>
+                <w:sz w:val="18"/>
+              </w:rPr>
+              <w:t>Before (v3.2.0)</w:t>
+            </w:r>
+          </w:p>
+        </w:tc>
+        <w:tc>
+          <w:tcPr>
+            <w:tcW w:type="dxa" w:w="2880"/>
+          </w:tcPr>
+          <w:p>
+            <w:r>
+              <w:rPr>
+                <w:sz w:val="18"/>
+              </w:rPr>
+              <w:t>~28GB</w:t>
+            </w:r>
+          </w:p>
+        </w:tc>
+        <w:tc>
+          <w:tcPr>
+            <w:tcW w:type="dxa" w:w="2880"/>
+          </w:tcPr>
+          <w:p>
+            <w:r>
+              <w:rPr>
+                <w:sz w:val="18"/>
+              </w:rPr>
+              <w:t>Core keys + all bootstrap keys at startup</w:t>
+            </w:r>
+          </w:p>
+        </w:tc>
+      </w:tr>
+      <w:tr>
+        <w:tc>
+          <w:tcPr>
+            <w:tcW w:type="dxa" w:w="2880"/>
+            <w:shd w:fill="F7FAFC"/>
+          </w:tcPr>
+          <w:p>
+            <w:r>
+              <w:rPr>
+                <w:sz w:val="18"/>
+              </w:rPr>
+              <w:t>After (v3.3.0) - Startup</w:t>
+            </w:r>
+          </w:p>
+        </w:tc>
+        <w:tc>
+          <w:tcPr>
+            <w:tcW w:type="dxa" w:w="2880"/>
+            <w:shd w:fill="F7FAFC"/>
+          </w:tcPr>
+          <w:p>
+            <w:r>
+              <w:rPr>
+                <w:sz w:val="18"/>
+              </w:rPr>
+              <w:t>~3.7GB</w:t>
+            </w:r>
+          </w:p>
+        </w:tc>
+        <w:tc>
+          <w:tcPr>
+            <w:tcW w:type="dxa" w:w="2880"/>
+            <w:shd w:fill="F7FAFC"/>
+          </w:tcPr>
+          <w:p>
+            <w:r>
+              <w:rPr>
+                <w:sz w:val="18"/>
+              </w:rPr>
+              <w:t>Core keys only (defer_bootstrap=True)</w:t>
+            </w:r>
+          </w:p>
+        </w:tc>
+      </w:tr>
+      <w:tr>
+        <w:tc>
+          <w:tcPr>
+            <w:tcW w:type="dxa" w:w="2880"/>
+          </w:tcPr>
+          <w:p>
+            <w:r>
+              <w:rPr>
+                <w:sz w:val="18"/>
+              </w:rPr>
+              <w:t>After (v3.3.0) - Bootstrap</w:t>
+            </w:r>
+          </w:p>
+        </w:tc>
+        <w:tc>
+          <w:tcPr>
+            <w:tcW w:type="dxa" w:w="2880"/>
+          </w:tcPr>
+          <w:p>
+            <w:r>
+              <w:rPr>
+                <w:sz w:val="18"/>
+              </w:rPr>
+              <w:t>~28GB</w:t>
+            </w:r>
+          </w:p>
+        </w:tc>
+        <w:tc>
+          <w:tcPr>
+            <w:tcW w:type="dxa" w:w="2880"/>
+          </w:tcPr>
+          <w:p>
+            <w:r>
+              <w:rPr>
+                <w:sz w:val="18"/>
+              </w:rPr>
+              <w:t>Temporary: auto-created on demand</w:t>
+            </w:r>
+          </w:p>
+        </w:tc>
+      </w:tr>
+      <w:tr>
+        <w:tc>
+          <w:tcPr>
+            <w:tcW w:type="dxa" w:w="2880"/>
+            <w:shd w:fill="F7FAFC"/>
+          </w:tcPr>
+          <w:p>
+            <w:r>
+              <w:rPr>
+                <w:sz w:val="18"/>
+              </w:rPr>
+              <w:t>After (v3.3.0) - Released</w:t>
+            </w:r>
+          </w:p>
+        </w:tc>
+        <w:tc>
+          <w:tcPr>
+            <w:tcW w:type="dxa" w:w="2880"/>
+            <w:shd w:fill="F7FAFC"/>
+          </w:tcPr>
+          <w:p>
+            <w:r>
+              <w:rPr>
+                <w:sz w:val="18"/>
+              </w:rPr>
+              <w:t>~3.7GB</w:t>
+            </w:r>
+          </w:p>
+        </w:tc>
+        <w:tc>
+          <w:tcPr>
+            <w:tcW w:type="dxa" w:w="2880"/>
+            <w:shd w:fill="F7FAFC"/>
+          </w:tcPr>
+          <w:p>
+            <w:r>
+              <w:rPr>
+                <w:sz w:val="18"/>
+              </w:rPr>
+              <w:t>Back to core keys after release_bootstrap_keys()</w:t>
+            </w:r>
+          </w:p>
+        </w:tc>
+      </w:tr>
+    </w:tbl>
+    <w:p>
+      <w:pPr>
+        <w:pStyle w:val="Heading2"/>
+      </w:pPr>
+      <w:r>
+        <w:t>Agentic AI x PQC Research Directions (v3.3.0)</w:t>
+      </w:r>
+    </w:p>
+    <w:p>
+      <w:r>
+        <w:rPr>
+          <w:sz w:val="20"/>
+        </w:rPr>
+        <w:t>Emerging research at the intersection of AI agents and post-quantum cryptography:</w:t>
+      </w:r>
+    </w:p>
+    <w:p>
+      <w:r>
+        <w:rPr>
+          <w:sz w:val="20"/>
+        </w:rPr>
+        <w:t>[60] wolfSSL SLIM (2025) -- MLS-based post-quantum channel binding for AI agents. Provides PQ-secure agent-to-agent communication channels.</w:t>
+      </w:r>
+    </w:p>
+    <w:p>
+      <w:r>
+        <w:rPr>
+          <w:sz w:val="20"/>
+        </w:rPr>
+        <w:t>[61] IETF draft-mpsb-agntcy-messaging-01 -- Multi-agent post-quantum messaging protocol. Defines PQ-secure message formats for autonomous agent systems.</w:t>
+      </w:r>
+    </w:p>
+    <w:p>
+      <w:r>
+        <w:rPr>
+          <w:sz w:val="20"/>
+        </w:rPr>
+        <w:t>[62] IBM Pinnacle Architecture (Feb 2026) -- qLDPC codes reduce RSA-2048 breaking from 20M to ~100K physical qubits. Google Quantum AI revised Q-Day estimate to ~2029.</w:t>
+      </w:r>
+    </w:p>
+    <w:p>
+      <w:r>
+        <w:rPr>
+          <w:sz w:val="20"/>
+        </w:rPr>
+        <w:t>[63] Q-Fusion Diffusion Model -- Quantum circuit layout from natural language descriptions. Enables vibe-coding approaches to quantum algorithm design.</w:t>
+      </w:r>
+    </w:p>
+    <w:p>
+      <w:r>
+        <w:rPr>
+          <w:sz w:val="20"/>
+        </w:rPr>
+        <w:t>[64] NVIDIA GQE -- GPU-accelerated quantum error decoding. Reduces decoder latency for real-time quantum error correction in fault-tolerant quantum computing.</w:t>
       </w:r>
     </w:p>
     <w:sectPr>
